--- a/DIPLOMA_VERSION_FINAL_CORREGIDA.docx
+++ b/DIPLOMA_VERSION_FINAL_CORREGIDA.docx
@@ -1,1518 +1,1347 @@
 
 <file path=word/document.xml><?xml version="1.0" encoding="utf-8"?>
-<ns0:document xmlns:ns0="http://schemas.openxmlformats.org/wordprocessingml/2006/main" xmlns:ns1="http://schemas.openxmlformats.org/markup-compatibility/2006" xmlns:ns10="http://schemas.openxmlformats.org/drawingml/2006/picture" xmlns:ns11="http://schemas.openxmlformats.org/officeDocument/2006/relationships" xmlns:ns12="http://schemas.microsoft.com/office/drawing/2010/main" xmlns:ns2="http://schemas.microsoft.com/office/word/2010/wordml" xmlns:ns3="http://schemas.openxmlformats.org/drawingml/2006/wordprocessingDrawing" xmlns:ns4="http://schemas.microsoft.com/office/word/2010/wordprocessingDrawing" xmlns:ns5="http://schemas.openxmlformats.org/drawingml/2006/main" xmlns:ns6="http://schemas.microsoft.com/office/word/2010/wordprocessingShape" xmlns:ns7="urn:schemas-microsoft-com:vml" xmlns:ns8="urn:schemas-microsoft-com:office:office" xmlns:ns9="urn:schemas-microsoft-com:office:word" ns1:Ignorable="w14 w15 w16se w16cid w16 w16cex w16sdtdh wp14">
-  <ns0:body>
-    <ns0:p ns2:paraId="195E3005" ns2:textId="1A278555" ns0:rsidR="00307CB2" ns0:rsidRPr="00CF18D8" ns0:rsidRDefault="00307CB2" ns0:rsidP="00804201">
-      <ns0:pPr>
-        <ns0:spacing ns0:before="60"/>
-        <ns0:jc ns0:val="center"/>
-        <ns0:rPr>
-          <ns0:rFonts ns0:ascii="Cambria" ns0:eastAsia="Cambria" ns0:hAnsi="Cambria" ns0:cs="Cambria"/>
-          <ns0:b/>
-          <ns0:bCs/>
-          <ns0:i/>
-          <ns0:iCs/>
-          <ns0:w ns0:val="125"/>
-          <ns0:kern ns0:val="0"/>
-          <ns0:sz ns0:val="52"/>
-          <ns0:szCs ns0:val="52"/>
-          <ns2:ligatures ns2:val="none"/>
-        </ns0:rPr>
-      </ns0:pPr>
-      <ns0:r>
-        <ns0:rPr>
-          <ns0:rFonts ns0:ascii="Cambria" ns0:eastAsia="Cambria" ns0:hAnsi="Cambria" ns0:cs="Cambria"/>
-          <ns0:b/>
-          <ns0:bCs/>
-          <ns0:i/>
-          <ns0:iCs/>
-          <ns0:noProof/>
-          <ns0:kern ns0:val="0"/>
-          <ns0:sz ns0:val="52"/>
-          <ns0:szCs ns0:val="52"/>
-        </ns0:rPr>
-        <ns1:AlternateContent>
-          <ns1:Choice Requires="wps">
-            <ns0:drawing>
-              <ns3:anchor distT="0" distB="0" distL="114300" distR="114300" simplePos="0" relativeHeight="251659264" behindDoc="0" locked="0" layoutInCell="1" allowOverlap="1" ns4:anchorId="114B458D" ns4:editId="13FE7C4A">
-                <ns3:simplePos x="0" y="0"/>
-                <ns3:positionH relativeFrom="margin">
-                  <ns3:posOffset>-424180</ns3:posOffset>
-                </ns3:positionH>
-                <ns3:positionV relativeFrom="paragraph">
-                  <ns3:posOffset>-832485</ns3:posOffset>
-                </ns3:positionV>
-                <ns3:extent cx="10115550" cy="7058025"/>
-                <ns3:effectExtent l="0" t="0" r="19050" b="28575"/>
-                <ns3:wrapNone/>
-                <ns3:docPr id="388067023" name="Rectángulo 2"/>
-                <ns3:cNvGraphicFramePr/>
-                <ns5:graphic>
-                  <ns5:graphicData uri="http://schemas.microsoft.com/office/word/2010/wordprocessingShape">
-                    <ns6:wsp>
-                      <ns6:cNvSpPr/>
-                      <ns6:spPr>
-                        <ns5:xfrm>
-                          <ns5:off x="0" y="0"/>
-                          <ns5:ext cx="10115550" cy="7058025"/>
-                        </ns5:xfrm>
-                        <ns5:prstGeom prst="rect">
-                          <ns5:avLst/>
-                        </ns5:prstGeom>
-                        <ns5:noFill/>
-                        <ns5:ln w="22225" cmpd="thickThin">
-                          <ns5:solidFill>
-                            <ns5:srgbClr val="4F81BC"/>
-                          </ns5:solidFill>
-                        </ns5:ln>
-                      </ns6:spPr>
-                      <ns6:style>
-                        <ns5:lnRef idx="2">
-                          <ns5:schemeClr val="accent1">
-                            <ns5:shade val="15000"/>
-                          </ns5:schemeClr>
-                        </ns5:lnRef>
-                        <ns5:fillRef idx="1">
-                          <ns5:schemeClr val="accent1"/>
-                        </ns5:fillRef>
-                        <ns5:effectRef idx="0">
-                          <ns5:schemeClr val="accent1"/>
-                        </ns5:effectRef>
-                        <ns5:fontRef idx="minor">
-                          <ns5:schemeClr val="lt1"/>
-                        </ns5:fontRef>
-                      </ns6:style>
-                      <ns6:bodyPr rot="0" spcFirstLastPara="0" vertOverflow="overflow" horzOverflow="overflow" vert="horz" wrap="square" lIns="91440" tIns="45720" rIns="91440" bIns="45720" numCol="1" spcCol="0" rtlCol="0" fromWordArt="0" anchor="ctr" anchorCtr="0" forceAA="0" compatLnSpc="1">
-                        <ns5:prstTxWarp prst="textNoShape">
-                          <ns5:avLst/>
-                        </ns5:prstTxWarp>
-                        <ns5:noAutofit/>
-                      </ns6:bodyPr>
-                    </ns6:wsp>
-                  </ns5:graphicData>
-                </ns5:graphic>
-                <ns4:sizeRelH relativeFrom="margin">
-                  <ns4:pctWidth>0</ns4:pctWidth>
-                </ns4:sizeRelH>
-                <ns4:sizeRelV relativeFrom="margin">
-                  <ns4:pctHeight>0</ns4:pctHeight>
-                </ns4:sizeRelV>
-              </ns3:anchor>
-            </ns0:drawing>
-          </ns1:Choice>
-          <ns1:Fallback>
-            <ns0:pict>
-              <ns7:rect ns2:anchorId="0F753F1A" id="Rectángulo 2" ns8:spid="_x0000_s1026" style="position:absolute;margin-left:-33.4pt;margin-top:-65.55pt;width:796.5pt;height:555.75pt;z-index:251659264;visibility:visible;mso-wrap-style:square;mso-width-percent:0;mso-height-percent:0;mso-wrap-distance-left:9pt;mso-wrap-distance-top:0;mso-wrap-distance-right:9pt;mso-wrap-distance-bottom:0;mso-position-horizontal:absolute;mso-position-horizontal-relative:margin;mso-position-vertical:absolute;mso-position-vertical-relative:text;mso-width-percent:0;mso-height-percent:0;mso-width-relative:margin;mso-height-relative:margin;v-text-anchor:middle" ns8:gfxdata="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" filled="f" strokecolor="#4f81bc" strokeweight="1.75pt">
-                <ns7:stroke linestyle="thickThin"/>
-                <ns9:wrap anchorx="margin"/>
-              </ns7:rect>
-            </ns0:pict>
-          </ns1:Fallback>
-        </ns1:AlternateContent>
-      </ns0:r>
-      <ns0:r ns0:rsidRPr="00CF18D8">
-        <ns0:rPr>
-          <ns0:rFonts ns0:ascii="Cambria" ns0:eastAsia="Cambria" ns0:hAnsi="Cambria" ns0:cs="Cambria"/>
-          <ns0:b/>
-          <ns0:bCs/>
-          <ns0:i/>
-          <ns0:iCs/>
-          <ns0:w ns0:val="125"/>
-          <ns0:kern ns0:val="0"/>
-          <ns0:sz ns0:val="52"/>
-          <ns0:szCs ns0:val="52"/>
-          <ns2:ligatures ns2:val="none"/>
-        </ns0:rPr>
-        <ns0:t>DIPLOMA DE APROVECHAMIENTO</ns0:t>
-      </ns0:r>
-    </ns0:p>
-    <ns0:p ns2:paraId="4D64E7A3" ns2:textId="77777777" ns0:rsidR="00307CB2" ns0:rsidRPr="00B321B6" ns0:rsidRDefault="00307CB2" ns0:rsidP="00CF18D8">
-      <ns0:pPr>
-        <ns0:jc ns0:val="center"/>
-        <ns0:rPr>
-          <ns0:rFonts ns0:ascii="Cambria" ns0:eastAsia="Cambria" ns0:hAnsi="Cambria" ns0:cs="Cambria"/>
-          <ns0:i/>
-          <ns0:iCs/>
-          <ns0:w ns0:val="115"/>
-          <ns0:kern ns0:val="0"/>
-          <ns2:ligatures ns2:val="none"/>
-        </ns0:rPr>
-      </ns0:pPr>
-    </ns0:p>
-    <ns0:p ns2:paraId="33173E6B" ns2:textId="31E194F8" ns0:rsidR="00307CB2" ns0:rsidRPr="00CF18D8" ns0:rsidRDefault="00307CB2" ns0:rsidP="00CF18D8">
-      <ns0:pPr>
-        <ns0:jc ns0:val="center"/>
-        <ns0:rPr>
-          <ns0:rFonts ns0:ascii="Cambria" ns0:eastAsia="Cambria" ns0:hAnsi="Cambria" ns0:cs="Cambria"/>
-          <ns0:i/>
-          <ns0:iCs/>
-          <ns0:w ns0:val="125"/>
-          <ns0:kern ns0:val="0"/>
-          <ns0:sz ns0:val="28"/>
-          <ns0:szCs ns0:val="28"/>
-          <ns2:ligatures ns2:val="none"/>
-        </ns0:rPr>
-      </ns0:pPr>
-      <ns0:r ns0:rsidRPr="00E82016">
-        <ns0:rPr>
-          <ns0:rFonts ns0:ascii="Cambria" ns0:eastAsia="Cambria" ns0:hAnsi="Cambria" ns0:cs="Cambria"/>
-          <ns0:i/>
-          <ns0:iCs/>
-          <ns0:w ns0:val="115"/>
-          <ns0:kern ns0:val="0"/>
-          <ns0:sz ns0:val="28"/>
-          <ns0:szCs ns0:val="28"/>
-          <ns2:ligatures ns2:val="none"/>
-        </ns0:rPr>
-        <ns0:t>LA</ns0:t>
-      </ns0:r>
-      <ns0:r ns0:rsidRPr="00E82016">
-        <ns0:rPr>
-          <ns0:rFonts ns0:ascii="Cambria" ns0:eastAsia="Cambria" ns0:hAnsi="Cambria" ns0:cs="Cambria"/>
-          <ns0:i/>
-          <ns0:iCs/>
-          <ns0:spacing ns0:val="32"/>
-          <ns0:w ns0:val="115"/>
-          <ns0:kern ns0:val="0"/>
-          <ns0:sz ns0:val="28"/>
-          <ns0:szCs ns0:val="28"/>
-          <ns2:ligatures ns2:val="none"/>
-        </ns0:rPr>
-        <ns0:t xml:space="preserve"> </ns0:t>
-      </ns0:r>
-      <ns0:r ns0:rsidRPr="00E82016">
-        <ns0:rPr>
-          <ns0:rFonts ns0:ascii="Cambria" ns0:eastAsia="Cambria" ns0:hAnsi="Cambria" ns0:cs="Cambria"/>
-          <ns0:i/>
-          <ns0:iCs/>
-          <ns0:w ns0:val="115"/>
-          <ns0:kern ns0:val="0"/>
-          <ns0:sz ns0:val="28"/>
-          <ns0:szCs ns0:val="28"/>
-          <ns2:ligatures ns2:val="none"/>
-        </ns0:rPr>
-        <ns0:t>AGENCIA</ns0:t>
-      </ns0:r>
-      <ns0:r ns0:rsidRPr="00E82016">
-        <ns0:rPr>
-          <ns0:rFonts ns0:ascii="Cambria" ns0:eastAsia="Cambria" ns0:hAnsi="Cambria" ns0:cs="Cambria"/>
-          <ns0:i/>
-          <ns0:iCs/>
-          <ns0:spacing ns0:val="33"/>
-          <ns0:w ns0:val="115"/>
-          <ns0:kern ns0:val="0"/>
-          <ns0:sz ns0:val="28"/>
-          <ns0:szCs ns0:val="28"/>
-          <ns2:ligatures ns2:val="none"/>
-        </ns0:rPr>
-        <ns0:t xml:space="preserve"> </ns0:t>
-      </ns0:r>
-      <ns0:r ns0:rsidRPr="00E82016">
-        <ns0:rPr>
-          <ns0:rFonts ns0:ascii="Cambria" ns0:eastAsia="Cambria" ns0:hAnsi="Cambria" ns0:cs="Cambria"/>
-          <ns0:i/>
-          <ns0:iCs/>
-          <ns0:w ns0:val="115"/>
-          <ns0:kern ns0:val="0"/>
-          <ns0:sz ns0:val="28"/>
-          <ns0:szCs ns0:val="28"/>
-          <ns2:ligatures ns2:val="none"/>
-        </ns0:rPr>
-        <ns0:t>PARA</ns0:t>
-      </ns0:r>
-      <ns0:r ns0:rsidRPr="00E82016">
-        <ns0:rPr>
-          <ns0:rFonts ns0:ascii="Cambria" ns0:eastAsia="Cambria" ns0:hAnsi="Cambria" ns0:cs="Cambria"/>
-          <ns0:i/>
-          <ns0:iCs/>
-          <ns0:spacing ns0:val="30"/>
-          <ns0:w ns0:val="115"/>
-          <ns0:kern ns0:val="0"/>
-          <ns0:sz ns0:val="28"/>
-          <ns0:szCs ns0:val="28"/>
-          <ns2:ligatures ns2:val="none"/>
-        </ns0:rPr>
-        <ns0:t xml:space="preserve"> </ns0:t>
-      </ns0:r>
-      <ns0:r ns0:rsidRPr="00E82016">
-        <ns0:rPr>
-          <ns0:rFonts ns0:ascii="Cambria" ns0:eastAsia="Cambria" ns0:hAnsi="Cambria" ns0:cs="Cambria"/>
-          <ns0:i/>
-          <ns0:iCs/>
-          <ns0:w ns0:val="115"/>
-          <ns0:kern ns0:val="0"/>
-          <ns0:sz ns0:val="28"/>
-          <ns0:szCs ns0:val="28"/>
-          <ns2:ligatures ns2:val="none"/>
-        </ns0:rPr>
-        <ns0:t>EL</ns0:t>
-      </ns0:r>
-      <ns0:r ns0:rsidRPr="00E82016">
-        <ns0:rPr>
-          <ns0:rFonts ns0:ascii="Cambria" ns0:eastAsia="Cambria" ns0:hAnsi="Cambria" ns0:cs="Cambria"/>
-          <ns0:i/>
-          <ns0:iCs/>
-          <ns0:spacing ns0:val="31"/>
-          <ns0:w ns0:val="115"/>
-          <ns0:kern ns0:val="0"/>
-          <ns0:sz ns0:val="28"/>
-          <ns0:szCs ns0:val="28"/>
-          <ns2:ligatures ns2:val="none"/>
-        </ns0:rPr>
-        <ns0:t xml:space="preserve"> </ns0:t>
-      </ns0:r>
-      <ns0:r ns0:rsidRPr="00E82016">
-        <ns0:rPr>
-          <ns0:rFonts ns0:ascii="Cambria" ns0:eastAsia="Cambria" ns0:hAnsi="Cambria" ns0:cs="Cambria"/>
-          <ns0:i/>
-          <ns0:iCs/>
-          <ns0:w ns0:val="115"/>
-          <ns0:kern ns0:val="0"/>
-          <ns0:sz ns0:val="28"/>
-          <ns0:szCs ns0:val="28"/>
-          <ns2:ligatures ns2:val="none"/>
-        </ns0:rPr>
-        <ns0:t>EMPLEO</ns0:t>
-      </ns0:r>
-      <ns0:r ns0:rsidRPr="00E82016">
-        <ns0:rPr>
-          <ns0:rFonts ns0:ascii="Cambria" ns0:eastAsia="Cambria" ns0:hAnsi="Cambria" ns0:cs="Cambria"/>
-          <ns0:i/>
-          <ns0:iCs/>
-          <ns0:spacing ns0:val="28"/>
-          <ns0:w ns0:val="115"/>
-          <ns0:kern ns0:val="0"/>
-          <ns0:sz ns0:val="28"/>
-          <ns0:szCs ns0:val="28"/>
-          <ns2:ligatures ns2:val="none"/>
-        </ns0:rPr>
-        <ns0:t xml:space="preserve"> </ns0:t>
-      </ns0:r>
-      <ns0:r ns0:rsidRPr="00E82016">
-        <ns0:rPr>
-          <ns0:rFonts ns0:ascii="Cambria" ns0:eastAsia="Cambria" ns0:hAnsi="Cambria" ns0:cs="Cambria"/>
-          <ns0:i/>
-          <ns0:iCs/>
-          <ns0:w ns0:val="115"/>
-          <ns0:kern ns0:val="0"/>
-          <ns0:sz ns0:val="28"/>
-          <ns0:szCs ns0:val="28"/>
-          <ns2:ligatures ns2:val="none"/>
-        </ns0:rPr>
-        <ns0:t>DE</ns0:t>
-      </ns0:r>
-      <ns0:r ns0:rsidRPr="00E82016">
-        <ns0:rPr>
-          <ns0:rFonts ns0:ascii="Cambria" ns0:eastAsia="Cambria" ns0:hAnsi="Cambria" ns0:cs="Cambria"/>
-          <ns0:i/>
-          <ns0:iCs/>
-          <ns0:spacing ns0:val="32"/>
-          <ns0:w ns0:val="115"/>
-          <ns0:kern ns0:val="0"/>
-          <ns0:sz ns0:val="28"/>
-          <ns0:szCs ns0:val="28"/>
-          <ns2:ligatures ns2:val="none"/>
-        </ns0:rPr>
-        <ns0:t xml:space="preserve"> </ns0:t>
-      </ns0:r>
-      <ns0:r ns0:rsidRPr="00E82016">
-        <ns0:rPr>
-          <ns0:rFonts ns0:ascii="Cambria" ns0:eastAsia="Cambria" ns0:hAnsi="Cambria" ns0:cs="Cambria"/>
-          <ns0:i/>
-          <ns0:iCs/>
-          <ns0:w ns0:val="115"/>
-          <ns0:kern ns0:val="0"/>
-          <ns0:sz ns0:val="28"/>
-          <ns0:szCs ns0:val="28"/>
-          <ns2:ligatures ns2:val="none"/>
-        </ns0:rPr>
-        <ns0:t>MADRID</ns0:t>
-      </ns0:r>
-      <ns0:r ns0:rsidRPr="00E82016">
-        <ns0:rPr>
-          <ns0:rFonts ns0:ascii="Cambria" ns0:eastAsia="Cambria" ns0:hAnsi="Cambria" ns0:cs="Cambria"/>
-          <ns0:i/>
-          <ns0:iCs/>
-          <ns0:spacing ns0:val="32"/>
-          <ns0:w ns0:val="115"/>
-          <ns0:kern ns0:val="0"/>
-          <ns0:sz ns0:val="28"/>
-          <ns0:szCs ns0:val="28"/>
-          <ns2:ligatures ns2:val="none"/>
-        </ns0:rPr>
-        <ns0:t xml:space="preserve"> </ns0:t>
-      </ns0:r>
-      <ns0:r ns0:rsidRPr="00E82016">
-        <ns0:rPr>
-          <ns0:rFonts ns0:ascii="Cambria" ns0:eastAsia="Cambria" ns0:hAnsi="Cambria" ns0:cs="Cambria"/>
-          <ns0:i/>
-          <ns0:iCs/>
-          <ns0:w ns0:val="115"/>
-          <ns0:kern ns0:val="0"/>
-          <ns0:sz ns0:val="28"/>
-          <ns0:szCs ns0:val="28"/>
-          <ns2:ligatures ns2:val="none"/>
-        </ns0:rPr>
-        <ns0:t>y</ns0:t>
-      </ns0:r>
-      <ns0:r ns0:rsidRPr="00E82016">
-        <ns0:rPr>
-          <ns0:rFonts ns0:ascii="Cambria" ns0:eastAsia="Cambria" ns0:hAnsi="Cambria" ns0:cs="Cambria"/>
-          <ns0:i/>
-          <ns0:iCs/>
-          <ns0:spacing ns0:val="32"/>
-          <ns0:w ns0:val="115"/>
-          <ns0:kern ns0:val="0"/>
-          <ns0:sz ns0:val="28"/>
-          <ns0:szCs ns0:val="28"/>
-          <ns2:ligatures ns2:val="none"/>
-        </ns0:rPr>
-        <ns0:t xml:space="preserve"> </ns0:t>
-      </ns0:r>
-      <ns0:r ns0:rsidRPr="00E82016">
-        <ns0:rPr>
-          <ns0:rFonts ns0:ascii="Cambria" ns0:eastAsia="Cambria" ns0:hAnsi="Cambria" ns0:cs="Cambria"/>
-          <ns0:i/>
-          <ns0:iCs/>
-          <ns0:w ns0:val="115"/>
-          <ns0:kern ns0:val="0"/>
-          <ns0:sz ns0:val="28"/>
-          <ns0:szCs ns0:val="28"/>
-          <ns2:ligatures ns2:val="none"/>
-        </ns0:rPr>
-        <ns0:t>en</ns0:t>
-      </ns0:r>
-      <ns0:r ns0:rsidRPr="00E82016">
-        <ns0:rPr>
-          <ns0:rFonts ns0:ascii="Cambria" ns0:eastAsia="Cambria" ns0:hAnsi="Cambria" ns0:cs="Cambria"/>
-          <ns0:i/>
-          <ns0:iCs/>
-          <ns0:spacing ns0:val="33"/>
-          <ns0:w ns0:val="115"/>
-          <ns0:kern ns0:val="0"/>
-          <ns0:sz ns0:val="28"/>
-          <ns0:szCs ns0:val="28"/>
-          <ns2:ligatures ns2:val="none"/>
-        </ns0:rPr>
-        <ns0:t xml:space="preserve"> </ns0:t>
-      </ns0:r>
-      <ns0:r ns0:rsidRPr="00E82016">
-        <ns0:rPr>
-          <ns0:rFonts ns0:ascii="Cambria" ns0:eastAsia="Cambria" ns0:hAnsi="Cambria" ns0:cs="Cambria"/>
-          <ns0:i/>
-          <ns0:iCs/>
-          <ns0:w ns0:val="115"/>
-          <ns0:kern ns0:val="0"/>
-          <ns0:sz ns0:val="28"/>
-          <ns0:szCs ns0:val="28"/>
-          <ns2:ligatures ns2:val="none"/>
-        </ns0:rPr>
-        <ns0:t>su</ns0:t>
-      </ns0:r>
-      <ns0:r ns0:rsidRPr="00E82016">
-        <ns0:rPr>
-          <ns0:rFonts ns0:ascii="Cambria" ns0:eastAsia="Cambria" ns0:hAnsi="Cambria" ns0:cs="Cambria"/>
-          <ns0:i/>
-          <ns0:iCs/>
-          <ns0:spacing ns0:val="33"/>
-          <ns0:w ns0:val="115"/>
-          <ns0:kern ns0:val="0"/>
-          <ns0:sz ns0:val="28"/>
-          <ns0:szCs ns0:val="28"/>
-          <ns2:ligatures ns2:val="none"/>
-        </ns0:rPr>
-        <ns0:t xml:space="preserve"> </ns0:t>
-      </ns0:r>
-      <ns0:r ns0:rsidRPr="00E82016">
-        <ns0:rPr>
-          <ns0:rFonts ns0:ascii="Cambria" ns0:eastAsia="Cambria" ns0:hAnsi="Cambria" ns0:cs="Cambria"/>
-          <ns0:i/>
-          <ns0:iCs/>
-          <ns0:w ns0:val="115"/>
-          <ns0:kern ns0:val="0"/>
-          <ns0:sz ns0:val="28"/>
-          <ns0:szCs ns0:val="28"/>
-          <ns2:ligatures ns2:val="none"/>
-        </ns0:rPr>
-        <ns0:t>nombre</ns0:t>
-      </ns0:r>
-    </ns0:p>
-    <ns0:p ns2:paraId="1DC25F6C" ns2:textId="77777777" ns0:rsidR="00307CB2" ns0:rsidRPr="00CF18D8" ns0:rsidRDefault="00307CB2" ns0:rsidP="00CF18D8">
-      <ns0:pPr>
-        <ns0:jc ns0:val="center"/>
-        <ns0:rPr>
-          <ns0:rFonts ns0:ascii="Cambria" ns0:eastAsia="Cambria" ns0:hAnsi="Cambria" ns0:cs="Cambria"/>
-          <ns0:i/>
-          <ns0:iCs/>
-          <ns0:w ns0:val="120"/>
-          <ns0:kern ns0:val="0"/>
-          <ns0:sz ns0:val="28"/>
-          <ns0:szCs ns0:val="28"/>
-          <ns2:ligatures ns2:val="none"/>
-        </ns0:rPr>
-      </ns0:pPr>
-      <ns0:r ns0:rsidRPr="00CF18D8">
-        <ns0:rPr>
-          <ns0:rFonts ns0:ascii="Cambria" ns0:eastAsia="Cambria" ns0:hAnsi="Cambria" ns0:cs="Cambria"/>
-          <ns0:i/>
-          <ns0:iCs/>
-          <ns0:w ns0:val="120"/>
-          <ns0:kern ns0:val="0"/>
-          <ns0:sz ns0:val="28"/>
-          <ns0:szCs ns0:val="28"/>
-          <ns2:ligatures ns2:val="none"/>
-        </ns0:rPr>
-        <ns0:t>Don</ns0:t>
-      </ns0:r>
-      <ns0:r ns0:rsidRPr="00CF18D8">
-        <ns0:rPr>
-          <ns0:rFonts ns0:ascii="Cambria" ns0:eastAsia="Cambria" ns0:hAnsi="Cambria" ns0:cs="Cambria"/>
-          <ns0:i/>
-          <ns0:iCs/>
-          <ns0:spacing ns0:val="-7"/>
-          <ns0:w ns0:val="120"/>
-          <ns0:kern ns0:val="0"/>
-          <ns0:sz ns0:val="28"/>
-          <ns0:szCs ns0:val="28"/>
-          <ns2:ligatures ns2:val="none"/>
-        </ns0:rPr>
-        <ns0:t xml:space="preserve"> </ns0:t>
-      </ns0:r>
-      <ns0:r ns0:rsidRPr="00CF18D8">
-        <ns0:rPr>
-          <ns0:rFonts ns0:ascii="Cambria" ns0:eastAsia="Cambria" ns0:hAnsi="Cambria" ns0:cs="Cambria"/>
-          <ns0:i/>
-          <ns0:iCs/>
-          <ns0:w ns0:val="120"/>
-          <ns0:kern ns0:val="0"/>
-          <ns0:sz ns0:val="28"/>
-          <ns0:szCs ns0:val="28"/>
-          <ns2:ligatures ns2:val="none"/>
-        </ns0:rPr>
-        <ns0:t>JOSÉ</ns0:t>
-      </ns0:r>
-      <ns0:r ns0:rsidRPr="00CF18D8">
-        <ns0:rPr>
-          <ns0:rFonts ns0:ascii="Cambria" ns0:eastAsia="Cambria" ns0:hAnsi="Cambria" ns0:cs="Cambria"/>
-          <ns0:i/>
-          <ns0:iCs/>
-          <ns0:spacing ns0:val="-7"/>
-          <ns0:w ns0:val="120"/>
-          <ns0:kern ns0:val="0"/>
-          <ns0:sz ns0:val="28"/>
-          <ns0:szCs ns0:val="28"/>
-          <ns2:ligatures ns2:val="none"/>
-        </ns0:rPr>
-        <ns0:t xml:space="preserve"> </ns0:t>
-      </ns0:r>
-      <ns0:r ns0:rsidRPr="00CF18D8">
-        <ns0:rPr>
-          <ns0:rFonts ns0:ascii="Cambria" ns0:eastAsia="Cambria" ns0:hAnsi="Cambria" ns0:cs="Cambria"/>
-          <ns0:i/>
-          <ns0:iCs/>
-          <ns0:w ns0:val="120"/>
-          <ns0:kern ns0:val="0"/>
-          <ns0:sz ns0:val="28"/>
-          <ns0:szCs ns0:val="28"/>
-          <ns2:ligatures ns2:val="none"/>
-        </ns0:rPr>
-        <ns0:t>ANIORTE</ns0:t>
-      </ns0:r>
-      <ns0:r ns0:rsidRPr="00CF18D8">
-        <ns0:rPr>
-          <ns0:rFonts ns0:ascii="Cambria" ns0:eastAsia="Cambria" ns0:hAnsi="Cambria" ns0:cs="Cambria"/>
-          <ns0:i/>
-          <ns0:iCs/>
-          <ns0:spacing ns0:val="-7"/>
-          <ns0:w ns0:val="120"/>
-          <ns0:kern ns0:val="0"/>
-          <ns0:sz ns0:val="28"/>
-          <ns0:szCs ns0:val="28"/>
-          <ns2:ligatures ns2:val="none"/>
-        </ns0:rPr>
-        <ns0:t xml:space="preserve"> </ns0:t>
-      </ns0:r>
-      <ns0:r ns0:rsidRPr="00CF18D8">
-        <ns0:rPr>
-          <ns0:rFonts ns0:ascii="Cambria" ns0:eastAsia="Cambria" ns0:hAnsi="Cambria" ns0:cs="Cambria"/>
-          <ns0:i/>
-          <ns0:iCs/>
-          <ns0:w ns0:val="120"/>
-          <ns0:kern ns0:val="0"/>
-          <ns0:sz ns0:val="28"/>
-          <ns0:szCs ns0:val="28"/>
-          <ns2:ligatures ns2:val="none"/>
-        </ns0:rPr>
-        <ns0:t>RUEDA,</ns0:t>
-      </ns0:r>
-      <ns0:r ns0:rsidRPr="00CF18D8">
-        <ns0:rPr>
-          <ns0:rFonts ns0:ascii="Cambria" ns0:eastAsia="Cambria" ns0:hAnsi="Cambria" ns0:cs="Cambria"/>
-          <ns0:i/>
-          <ns0:iCs/>
-          <ns0:spacing ns0:val="-5"/>
-          <ns0:w ns0:val="120"/>
-          <ns0:kern ns0:val="0"/>
-          <ns0:sz ns0:val="28"/>
-          <ns0:szCs ns0:val="28"/>
-          <ns2:ligatures ns2:val="none"/>
-        </ns0:rPr>
-        <ns0:t xml:space="preserve"> </ns0:t>
-      </ns0:r>
-      <ns0:r ns0:rsidRPr="00CF18D8">
-        <ns0:rPr>
-          <ns0:rFonts ns0:ascii="Cambria" ns0:eastAsia="Cambria" ns0:hAnsi="Cambria" ns0:cs="Cambria"/>
-          <ns0:i/>
-          <ns0:iCs/>
-          <ns0:w ns0:val="120"/>
-          <ns0:kern ns0:val="0"/>
-          <ns0:sz ns0:val="28"/>
-          <ns0:szCs ns0:val="28"/>
-          <ns2:ligatures ns2:val="none"/>
-        </ns0:rPr>
-        <ns0:t>en</ns0:t>
-      </ns0:r>
-      <ns0:r ns0:rsidRPr="00CF18D8">
-        <ns0:rPr>
-          <ns0:rFonts ns0:ascii="Cambria" ns0:eastAsia="Cambria" ns0:hAnsi="Cambria" ns0:cs="Cambria"/>
-          <ns0:i/>
-          <ns0:iCs/>
-          <ns0:spacing ns0:val="-7"/>
-          <ns0:w ns0:val="120"/>
-          <ns0:kern ns0:val="0"/>
-          <ns0:sz ns0:val="28"/>
-          <ns0:szCs ns0:val="28"/>
-          <ns2:ligatures ns2:val="none"/>
-        </ns0:rPr>
-        <ns0:t xml:space="preserve"> </ns0:t>
-      </ns0:r>
-      <ns0:r ns0:rsidRPr="00CF18D8">
-        <ns0:rPr>
-          <ns0:rFonts ns0:ascii="Cambria" ns0:eastAsia="Cambria" ns0:hAnsi="Cambria" ns0:cs="Cambria"/>
-          <ns0:i/>
-          <ns0:iCs/>
-          <ns0:w ns0:val="120"/>
-          <ns0:kern ns0:val="0"/>
-          <ns0:sz ns0:val="28"/>
-          <ns0:szCs ns0:val="28"/>
-          <ns2:ligatures ns2:val="none"/>
-        </ns0:rPr>
-        <ns0:t>calidad</ns0:t>
-      </ns0:r>
-      <ns0:r ns0:rsidRPr="00CF18D8">
-        <ns0:rPr>
-          <ns0:rFonts ns0:ascii="Cambria" ns0:eastAsia="Cambria" ns0:hAnsi="Cambria" ns0:cs="Cambria"/>
-          <ns0:i/>
-          <ns0:iCs/>
-          <ns0:spacing ns0:val="-9"/>
-          <ns0:w ns0:val="120"/>
-          <ns0:kern ns0:val="0"/>
-          <ns0:sz ns0:val="28"/>
-          <ns0:szCs ns0:val="28"/>
-          <ns2:ligatures ns2:val="none"/>
-        </ns0:rPr>
-        <ns0:t xml:space="preserve"> </ns0:t>
-      </ns0:r>
-      <ns0:r ns0:rsidRPr="00CF18D8">
-        <ns0:rPr>
-          <ns0:rFonts ns0:ascii="Cambria" ns0:eastAsia="Cambria" ns0:hAnsi="Cambria" ns0:cs="Cambria"/>
-          <ns0:i/>
-          <ns0:iCs/>
-          <ns0:w ns0:val="120"/>
-          <ns0:kern ns0:val="0"/>
-          <ns0:sz ns0:val="28"/>
-          <ns0:szCs ns0:val="28"/>
-          <ns2:ligatures ns2:val="none"/>
-        </ns0:rPr>
-        <ns0:t>de</ns0:t>
-      </ns0:r>
-      <ns0:r ns0:rsidRPr="00CF18D8">
-        <ns0:rPr>
-          <ns0:rFonts ns0:ascii="Cambria" ns0:eastAsia="Cambria" ns0:hAnsi="Cambria" ns0:cs="Cambria"/>
-          <ns0:i/>
-          <ns0:iCs/>
-          <ns0:spacing ns0:val="-7"/>
-          <ns0:w ns0:val="120"/>
-          <ns0:kern ns0:val="0"/>
-          <ns0:sz ns0:val="28"/>
-          <ns0:szCs ns0:val="28"/>
-          <ns2:ligatures ns2:val="none"/>
-        </ns0:rPr>
-        <ns0:t xml:space="preserve"> </ns0:t>
-      </ns0:r>
-      <ns0:r ns0:rsidRPr="00CF18D8">
-        <ns0:rPr>
-          <ns0:rFonts ns0:ascii="Cambria" ns0:eastAsia="Cambria" ns0:hAnsi="Cambria" ns0:cs="Cambria"/>
-          <ns0:i/>
-          <ns0:iCs/>
-          <ns0:w ns0:val="120"/>
-          <ns0:kern ns0:val="0"/>
-          <ns0:sz ns0:val="28"/>
-          <ns0:szCs ns0:val="28"/>
-          <ns2:ligatures ns2:val="none"/>
-        </ns0:rPr>
-        <ns0:t>Gerente</ns0:t>
-      </ns0:r>
-    </ns0:p>
-    <ns0:p ns2:paraId="44D36FD3" ns2:textId="77777777" ns0:rsidR="00307CB2" ns0:rsidRPr="00B321B6" ns0:rsidRDefault="00307CB2" ns0:rsidP="00CF18D8">
-      <ns0:pPr>
-        <ns0:jc ns0:val="center"/>
-        <ns0:rPr>
-          <ns0:rFonts ns0:ascii="Cambria" ns0:eastAsia="Cambria" ns0:hAnsi="Cambria" ns0:cs="Cambria"/>
-          <ns0:i/>
-          <ns0:iCs/>
-          <ns0:w ns0:val="120"/>
-          <ns0:kern ns0:val="0"/>
-          <ns2:ligatures ns2:val="none"/>
-        </ns0:rPr>
-      </ns0:pPr>
-    </ns0:p>
-    <ns0:p ns2:paraId="7E75D754" ns2:textId="2F8ED77D" ns0:rsidR="00307CB2" ns0:rsidRDefault="00307CB2" ns0:rsidP="00CF18D8">
-      <ns0:pPr>
-        <ns0:jc ns0:val="center"/>
-        <ns0:rPr>
-          <ns0:rFonts ns0:ascii="Cambria" ns0:eastAsia="Cambria" ns0:hAnsi="Cambria" ns0:cs="Cambria"/>
-          <ns0:b/>
-          <ns0:bCs/>
-          <ns0:w ns0:val="125"/>
-          <ns0:kern ns0:val="0"/>
-          <ns0:sz ns0:val="40"/>
-          <ns0:szCs ns0:val="40"/>
-          <ns2:ligatures ns2:val="none"/>
-        </ns0:rPr>
-      </ns0:pPr>
-      <ns0:r ns0:rsidRPr="00CF18D8">
-        <ns0:rPr>
-          <ns0:rFonts ns0:ascii="Cambria" ns0:eastAsia="Cambria" ns0:hAnsi="Cambria" ns0:cs="Cambria"/>
-          <ns0:b/>
-          <ns0:bCs/>
-          <ns0:w ns0:val="125"/>
-          <ns0:kern ns0:val="0"/>
-          <ns0:sz ns0:val="40"/>
-          <ns0:szCs ns0:val="40"/>
-          <ns2:ligatures ns2:val="none"/>
-        </ns0:rPr>
-        <ns0:t>CERTIFICA</ns0:t>
-      </ns0:r>
-    </ns0:p>
-    <ns0:p ns2:paraId="09D29E04" ns2:textId="271BA17E" ns0:rsidR="00307CB2" ns0:rsidRDefault="00307CB2" ns0:rsidP="00CF18D8">
-      <ns0:pPr>
-        <ns0:widowControl ns0:val="0"/>
-        <ns0:autoSpaceDE ns0:val="0"/>
-        <ns0:autoSpaceDN ns0:val="0"/>
-        <ns0:spacing ns0:before="111" ns0:after="0" ns0:line="369" ns0:lineRule="auto"/>
-        <ns0:ind ns0:left="129" ns0:right="185"/>
-        <ns0:jc ns0:val="both"/>
-        <ns0:rPr>
-          <ns0:rFonts ns0:ascii="Cambria" ns0:eastAsia="Cambria" ns0:hAnsi="Cambria" ns0:cs="Cambria"/>
-          <ns0:w ns0:val="110"/>
-          <ns0:kern ns0:val="0"/>
-          <ns0:sz ns0:val="28"/>
-          <ns0:szCs ns0:val="22"/>
-          <ns2:ligatures ns2:val="none"/>
-        </ns0:rPr>
-      </ns0:pPr>
-      <ns0:r>
-        <ns0:rPr>
-          <ns0:rFonts ns0:ascii="Cambria" ns0:hAnsi="Cambria" ns0:cs="Cambria"/>
-          <ns0:sz ns0:val="26"/>
-          <ns0:szCs ns0:val="26"/>
-        </ns0:rPr>
-        <ns0:t xml:space="preserve">Que   D. / Dña. «NOMBRE» «APELLIDOS» con N.I.F./N.I.E. «DNI», ha realizado con aprovechamiento la actividad denominada "«ACTIVIDAD»" que contiene «HORAS» horas de formación, en modalidad presencial, durante la jornada del día «FECHA».</ns0:t>
-      </ns0:r>
-    </ns0:p>
-    <ns0:p ns2:paraId="7004B387" ns2:textId="3ECECBF8" ns0:rsidR="00307CB2" ns0:rsidRDefault="00307CB2" ns0:rsidP="00C05EC6">
-      <ns0:pPr>
-        <ns0:spacing ns0:after="0" ns0:line="240" ns0:lineRule="auto"/>
-        <ns0:ind ns0:right="5676"/>
-        <ns0:rPr>
-          <ns0:rFonts ns0:ascii="Cambria" ns0:hAnsi="Cambria"/>
-          <ns0:iCs/>
-          <ns0:sz ns0:val="18"/>
-          <ns0:szCs ns0:val="18"/>
-        </ns0:rPr>
-      </ns0:pPr>
-    </ns0:p>
-    <ns0:p ns2:paraId="7F682518" ns2:textId="6DE80A8B" ns0:rsidR="00307CB2" ns0:rsidRDefault="00307CB2" ns0:rsidP="00B259B7">
-      <ns0:pPr>
-        <ns0:spacing ns0:after="0" ns0:line="240" ns0:lineRule="auto"/>
-        <ns0:ind ns0:right="5676" ns0:firstLine="708"/>
-        <ns0:rPr>
-          <ns0:rFonts ns0:ascii="Cambria" ns0:hAnsi="Cambria"/>
-          <ns0:iCs/>
-          <ns0:sz ns0:val="18"/>
-          <ns0:szCs ns0:val="18"/>
-        </ns0:rPr>
-      </ns0:pPr>
-    </ns0:p>
-    <ns0:p ns2:paraId="59640F04" ns2:textId="77777777" ns0:rsidR="00307CB2" ns0:rsidRDefault="00307CB2" ns0:rsidP="00C05EC6">
-      <ns0:pPr>
-        <ns0:spacing ns0:after="0" ns0:line="240" ns0:lineRule="auto"/>
-        <ns0:ind ns0:right="5676"/>
-        <ns0:rPr>
-          <ns0:rFonts ns0:ascii="Cambria" ns0:hAnsi="Cambria"/>
-          <ns0:iCs/>
-          <ns0:sz ns0:val="18"/>
-          <ns0:szCs ns0:val="18"/>
-        </ns0:rPr>
-      </ns0:pPr>
-    </ns0:p>
-    <ns0:p ns2:paraId="6EA0EBAF" ns2:textId="046F352B" ns0:rsidR="00307CB2" ns0:rsidRDefault="00307CB2" ns0:rsidP="00C05EC6">
-      <ns0:pPr>
-        <ns0:spacing ns0:after="0" ns0:line="240" ns0:lineRule="auto"/>
-        <ns0:ind ns0:right="5676"/>
-        <ns0:rPr>
-          <ns0:rFonts ns0:ascii="Cambria" ns0:hAnsi="Cambria"/>
-          <ns0:iCs/>
-          <ns0:sz ns0:val="18"/>
-          <ns0:szCs ns0:val="18"/>
-        </ns0:rPr>
-      </ns0:pPr>
-    </ns0:p>
-    <ns0:p ns2:paraId="2E7E939C" ns2:textId="27243BF2" ns0:rsidR="00307CB2" ns0:rsidRDefault="00307CB2" ns0:rsidP="00C05EC6">
-      <ns0:pPr>
-        <ns0:spacing ns0:after="0" ns0:line="240" ns0:lineRule="auto"/>
-        <ns0:ind ns0:right="5676"/>
-        <ns0:rPr>
-          <ns0:rFonts ns0:ascii="Cambria" ns0:hAnsi="Cambria"/>
-          <ns0:iCs/>
-          <ns0:sz ns0:val="18"/>
-          <ns0:szCs ns0:val="18"/>
-        </ns0:rPr>
-      </ns0:pPr>
-    </ns0:p>
-    <ns0:p ns2:paraId="48F1850A" ns2:textId="486F98B0" ns0:rsidR="00307CB2" ns0:rsidRPr="000C52D7" ns0:rsidRDefault="000C52D7" ns0:rsidP="00C05EC6">
-      <ns0:pPr>
-        <ns0:tabs>
-          <ns0:tab ns0:val="left" ns0:pos="10915"/>
-        </ns0:tabs>
-        <ns0:spacing ns0:after="0" ns0:line="240" ns0:lineRule="auto"/>
-        <ns0:ind ns0:left="709" ns0:right="111"/>
-        <ns0:rPr>
-          <ns0:rFonts ns0:ascii="Cambria" ns0:hAnsi="Cambria"/>
-          <ns0:iCs/>
-          <ns0:spacing ns0:val="-82"/>
-          <ns0:sz ns0:val="18"/>
-          <ns0:szCs ns0:val="18"/>
-        </ns0:rPr>
-      </ns0:pPr>
-      <ns0:r>
-        <ns0:rPr>
-          <ns0:rFonts ns0:ascii="Cambria" ns0:eastAsia="Cambria" ns0:hAnsi="Cambria" ns0:cs="Cambria"/>
-          <ns0:b/>
-          <ns0:bCs/>
-          <ns0:noProof/>
-          <ns0:w ns0:val="125"/>
-          <ns0:kern ns0:val="0"/>
-          <ns2:ligatures ns2:val="none"/>
-        </ns0:rPr>
-        <ns0:drawing>
-          <ns3:anchor distT="0" distB="0" distL="114300" distR="114300" simplePos="0" relativeHeight="251663360" behindDoc="1" locked="0" layoutInCell="1" allowOverlap="1" ns4:anchorId="539B5AAD" ns4:editId="0A130E8C">
-            <ns3:simplePos x="0" y="0"/>
-            <ns3:positionH relativeFrom="column">
-              <ns3:posOffset>-300990</ns3:posOffset>
-            </ns3:positionH>
-            <ns3:positionV relativeFrom="paragraph">
-              <ns3:posOffset>208280</ns3:posOffset>
-            </ns3:positionV>
-            <ns3:extent cx="2600325" cy="1209675"/>
-            <ns3:effectExtent l="0" t="0" r="9525" b="9525"/>
-            <ns3:wrapNone/>
-            <ns3:docPr id="1" name="Imagen 1"/>
-            <ns3:cNvGraphicFramePr>
-              <ns5:graphicFrameLocks noChangeAspect="1"/>
-            </ns3:cNvGraphicFramePr>
-            <ns5:graphic>
-              <ns5:graphicData uri="http://schemas.openxmlformats.org/drawingml/2006/picture">
-                <ns10:pic>
-                  <ns10:nvPicPr>
-                    <ns10:cNvPr id="0" name="Picture 1"/>
-                    <ns10:cNvPicPr>
-                      <ns5:picLocks noChangeAspect="1" noChangeArrowheads="1"/>
-                    </ns10:cNvPicPr>
-                  </ns10:nvPicPr>
-                  <ns10:blipFill rotWithShape="1">
-                    <ns5:blip ns11:embed="rId11" cstate="print">
-                      <ns5:extLst>
-                        <ns5:ext uri="{28A0092B-C50C-407E-A947-70E740481C1C}">
-                          <ns12:useLocalDpi val="0"/>
-                        </ns5:ext>
-                      </ns5:extLst>
-                    </ns5:blip>
-                    <ns5:srcRect l="5139" t="9546" r="36402" b="71212"/>
-                    <ns5:stretch/>
-                  </ns10:blipFill>
-                  <ns10:spPr bwMode="auto">
-                    <ns5:xfrm>
-                      <ns5:off x="0" y="0"/>
-                      <ns5:ext cx="2600325" cy="1209675"/>
-                    </ns5:xfrm>
-                    <ns5:prstGeom prst="rect">
-                      <ns5:avLst/>
-                    </ns5:prstGeom>
-                    <ns5:noFill/>
-                    <ns5:ln>
-                      <ns5:noFill/>
-                    </ns5:ln>
-                    <ns5:extLst>
-                      <ns5:ext uri="{53640926-AAD7-44D8-BBD7-CCE9431645EC}">
-                        <ns12:shadowObscured/>
-                      </ns5:ext>
-                    </ns5:extLst>
-                  </ns10:spPr>
-                </ns10:pic>
-              </ns5:graphicData>
-            </ns5:graphic>
-          </ns3:anchor>
-        </ns0:drawing>
-      </ns0:r>
-      <ns0:r ns0:rsidRPr="000C52D7">
-        <ns0:rPr>
-          <ns0:rFonts ns0:ascii="Cambria" ns0:hAnsi="Cambria"/>
-          <ns0:iCs/>
-          <ns0:sz ns0:val="18"/>
-          <ns0:szCs ns0:val="18"/>
-        </ns0:rPr>
-        <ns0:t>Firma</ns0:t>
-      </ns0:r>
-      <ns0:r ns0:rsidR="00307CB2" ns0:rsidRPr="000C52D7">
-        <ns0:rPr>
-          <ns0:rFonts ns0:ascii="Cambria" ns0:hAnsi="Cambria"/>
-          <ns0:iCs/>
-          <ns0:spacing ns0:val="-82"/>
-          <ns0:sz ns0:val="18"/>
-          <ns0:szCs ns0:val="18"/>
-        </ns0:rPr>
-        <ns0:tab/>
-      </ns0:r>
-      <ns0:r ns0:rsidR="00EE7C27" ns0:rsidRPr="000C52D7">
-        <ns0:rPr>
-          <ns0:rFonts ns0:ascii="Cambria" ns0:hAnsi="Cambria"/>
-          <ns0:iCs/>
-          <ns0:sz ns0:val="18"/>
-          <ns0:szCs ns0:val="18"/>
-        </ns0:rPr>
-        <ns0:t>S</ns0:t>
-      </ns0:r>
-      <ns0:r>
-        <ns0:rPr>
-          <ns0:rFonts ns0:ascii="Cambria" ns0:hAnsi="Cambria"/>
-          <ns0:iCs/>
-          <ns0:sz ns0:val="18"/>
-          <ns0:szCs ns0:val="18"/>
-        </ns0:rPr>
-        <ns0:t>ello de Mainjobs</ns0:t>
-      </ns0:r>
-      <ns0:r ns0:rsidR="004E7C53">
-        <ns0:rPr>
-          <ns0:rFonts ns0:ascii="Cambria" ns0:hAnsi="Cambria"/>
-          <ns0:iCs/>
-          <ns0:sz ns0:val="18"/>
-          <ns0:szCs ns0:val="18"/>
-        </ns0:rPr>
-        <ns0:t>:</ns0:t>
-      </ns0:r>
-    </ns0:p>
-    <ns0:p ns2:paraId="7489A167" ns2:textId="66D8110D" ns0:rsidR="00307CB2" ns0:rsidRPr="000C52D7" ns0:rsidRDefault="004E7C53" ns0:rsidP="00C05EC6">
-      <ns0:pPr>
-        <ns0:tabs>
-          <ns0:tab ns0:val="left" ns0:pos="10915"/>
-        </ns0:tabs>
-        <ns0:spacing ns0:after="0" ns0:line="240" ns0:lineRule="auto"/>
-        <ns0:ind ns0:left="709" ns0:right="111"/>
-        <ns0:rPr>
-          <ns0:rFonts ns0:ascii="Cambria" ns0:hAnsi="Cambria"/>
-          <ns0:iCs/>
-          <ns0:sz ns0:val="18"/>
-          <ns0:szCs ns0:val="18"/>
-        </ns0:rPr>
-      </ns0:pPr>
-      <ns0:r>
-        <ns0:rPr>
-          <ns0:rFonts ns0:ascii="Cambria" ns0:eastAsia="Cambria" ns0:hAnsi="Cambria" ns0:cs="Cambria"/>
-          <ns0:b/>
-          <ns0:bCs/>
-          <ns0:noProof/>
-          <ns0:w ns0:val="125"/>
-          <ns0:kern ns0:val="0"/>
-          <ns0:sz ns0:val="20"/>
-          <ns0:szCs ns0:val="20"/>
-          <ns2:ligatures ns2:val="none"/>
-        </ns0:rPr>
-        <ns0:drawing>
-          <ns3:anchor distT="0" distB="0" distL="114300" distR="114300" simplePos="0" relativeHeight="251664384" behindDoc="0" locked="0" layoutInCell="1" allowOverlap="1" ns4:anchorId="4114E431" ns4:editId="7688E024">
-            <ns3:simplePos x="0" y="0"/>
-            <ns3:positionH relativeFrom="column">
-              <ns3:posOffset>6515569</ns3:posOffset>
-            </ns3:positionH>
-            <ns3:positionV relativeFrom="paragraph">
-              <ns3:posOffset>71920</ns3:posOffset>
-            </ns3:positionV>
-            <ns3:extent cx="2081619" cy="755429"/>
-            <ns3:effectExtent l="0" t="0" r="0" b="0"/>
-            <ns3:wrapNone/>
-            <ns3:docPr id="5" name="Imagen 5"/>
-            <ns3:cNvGraphicFramePr>
-              <ns5:graphicFrameLocks noChangeAspect="1"/>
-            </ns3:cNvGraphicFramePr>
-            <ns5:graphic>
-              <ns5:graphicData uri="http://schemas.openxmlformats.org/drawingml/2006/picture">
-                <ns10:pic>
-                  <ns10:nvPicPr>
-                    <ns10:cNvPr id="0" name="Picture 3"/>
-                    <ns10:cNvPicPr>
-                      <ns5:picLocks noChangeAspect="1" noChangeArrowheads="1"/>
-                    </ns10:cNvPicPr>
-                  </ns10:nvPicPr>
-                  <ns10:blipFill>
-                    <ns5:blip ns11:embed="rId12">
-                      <ns5:extLst>
-                        <ns5:ext uri="{28A0092B-C50C-407E-A947-70E740481C1C}">
-                          <ns12:useLocalDpi val="0"/>
-                        </ns5:ext>
-                      </ns5:extLst>
-                    </ns5:blip>
-                    <ns5:srcRect/>
-                    <ns5:stretch>
-                      <ns5:fillRect/>
-                    </ns5:stretch>
-                  </ns10:blipFill>
-                  <ns10:spPr bwMode="auto">
-                    <ns5:xfrm>
-                      <ns5:off x="0" y="0"/>
-                      <ns5:ext cx="2081619" cy="755429"/>
-                    </ns5:xfrm>
-                    <ns5:prstGeom prst="rect">
-                      <ns5:avLst/>
-                    </ns5:prstGeom>
-                    <ns5:noFill/>
-                    <ns5:ln>
-                      <ns5:noFill/>
-                    </ns5:ln>
-                  </ns10:spPr>
-                </ns10:pic>
-              </ns5:graphicData>
-            </ns5:graphic>
-            <ns4:sizeRelH relativeFrom="margin">
-              <ns4:pctWidth>0</ns4:pctWidth>
-            </ns4:sizeRelH>
-            <ns4:sizeRelV relativeFrom="margin">
-              <ns4:pctHeight>0</ns4:pctHeight>
-            </ns4:sizeRelV>
-          </ns3:anchor>
-        </ns0:drawing>
-      </ns0:r>
-      <ns0:r ns0:rsidR="00307CB2" ns0:rsidRPr="000C52D7">
-        <ns0:rPr>
-          <ns0:rFonts ns0:ascii="Cambria" ns0:hAnsi="Cambria"/>
-          <ns0:iCs/>
-          <ns0:sz ns0:val="18"/>
-          <ns0:szCs ns0:val="18"/>
-        </ns0:rPr>
-        <ns0:t xml:space="preserve">José </ns0:t>
-      </ns0:r>
-      <ns0:proofErr ns0:type="spellStart"/>
-      <ns0:r ns0:rsidR="00307CB2" ns0:rsidRPr="000C52D7">
-        <ns0:rPr>
-          <ns0:rFonts ns0:ascii="Cambria" ns0:hAnsi="Cambria"/>
-          <ns0:iCs/>
-          <ns0:sz ns0:val="18"/>
-          <ns0:szCs ns0:val="18"/>
-        </ns0:rPr>
-        <ns0:t>Aniorte</ns0:t>
-      </ns0:r>
-      <ns0:proofErr ns0:type="spellEnd"/>
-      <ns0:r ns0:rsidR="00307CB2" ns0:rsidRPr="000C52D7">
-        <ns0:rPr>
-          <ns0:rFonts ns0:ascii="Cambria" ns0:hAnsi="Cambria"/>
-          <ns0:iCs/>
-          <ns0:sz ns0:val="18"/>
-          <ns0:szCs ns0:val="18"/>
-        </ns0:rPr>
-        <ns0:t xml:space="preserve"> Rueda</ns0:t>
-      </ns0:r>
-      <ns0:r ns0:rsidR="00307CB2" ns0:rsidRPr="000C52D7">
-        <ns0:rPr>
-          <ns0:rFonts ns0:ascii="Cambria" ns0:hAnsi="Cambria"/>
-          <ns0:iCs/>
-          <ns0:sz ns0:val="18"/>
-          <ns0:szCs ns0:val="18"/>
-        </ns0:rPr>
-        <ns0:tab/>
-      </ns0:r>
-    </ns0:p>
-    <ns0:p ns2:paraId="5F01E547" ns2:textId="6F4B62C5" ns0:rsidR="00307CB2" ns0:rsidRPr="00EE7C27" ns0:rsidRDefault="00307CB2" ns0:rsidP="00C05EC6">
-      <ns0:pPr>
-        <ns0:tabs>
-          <ns0:tab ns0:val="left" ns0:pos="10915"/>
-        </ns0:tabs>
-        <ns0:spacing ns0:after="0" ns0:line="240" ns0:lineRule="auto"/>
-        <ns0:ind ns0:left="709" ns0:right="111"/>
-        <ns0:rPr>
-          <ns0:rFonts ns0:ascii="Cambria" ns0:hAnsi="Cambria"/>
-          <ns0:iCs/>
-          <ns0:color ns0:val="FF0000"/>
-          <ns0:sz ns0:val="18"/>
-          <ns0:szCs ns0:val="18"/>
-        </ns0:rPr>
-      </ns0:pPr>
-      <ns0:r ns0:rsidRPr="000C52D7">
-        <ns0:rPr>
-          <ns0:rFonts ns0:ascii="Cambria" ns0:hAnsi="Cambria"/>
-          <ns0:iCs/>
-          <ns0:sz ns0:val="18"/>
-          <ns0:szCs ns0:val="18"/>
-        </ns0:rPr>
-        <ns0:t>Gerente Agencia para el Empleo</ns0:t>
-      </ns0:r>
-      <ns0:r ns0:rsidRPr="00EE7C27">
-        <ns0:rPr>
-          <ns0:rFonts ns0:ascii="Cambria" ns0:hAnsi="Cambria"/>
-          <ns0:iCs/>
-          <ns0:color ns0:val="FF0000"/>
-          <ns0:sz ns0:val="18"/>
-          <ns0:szCs ns0:val="18"/>
-        </ns0:rPr>
-        <ns0:tab/>
-      </ns0:r>
-    </ns0:p>
-    <ns0:p ns2:paraId="66C5AE2E" ns2:textId="6A50E9EF" ns0:rsidR="00307CB2" ns0:rsidRPr="00EE7C27" ns0:rsidRDefault="00307CB2" ns0:rsidP="00707738">
-      <ns0:pPr>
-        <ns0:tabs>
-          <ns0:tab ns0:val="left" ns0:pos="10915"/>
-        </ns0:tabs>
-        <ns0:spacing ns0:after="0" ns0:line="240" ns0:lineRule="auto"/>
-        <ns0:ind ns0:left="709" ns0:right="111"/>
-        <ns0:rPr>
-          <ns0:rFonts ns0:ascii="Cambria" ns0:hAnsi="Cambria"/>
-          <ns0:iCs/>
-          <ns0:color ns0:val="FF0000"/>
-          <ns0:sz ns0:val="18"/>
-          <ns0:szCs ns0:val="18"/>
-        </ns0:rPr>
-      </ns0:pPr>
-    </ns0:p>
-    <ns0:p ns2:paraId="48B80F4D" ns2:textId="6F568FD0" ns0:rsidR="00307CB2" ns0:rsidRDefault="00EE7C27" ns0:rsidP="00E412B6">
-      <ns0:pPr>
-        <ns0:spacing ns0:after="0"/>
-        <ns0:jc ns0:val="center"/>
-        <ns0:rPr>
-          <ns0:rFonts ns0:ascii="Cambria" ns0:eastAsia="Cambria" ns0:hAnsi="Cambria" ns0:cs="Cambria"/>
-          <ns0:b/>
-          <ns0:bCs/>
-          <ns0:w ns0:val="125"/>
-          <ns0:kern ns0:val="0"/>
-          <ns0:sz ns0:val="20"/>
-          <ns0:szCs ns0:val="20"/>
-          <ns2:ligatures ns2:val="none"/>
-        </ns0:rPr>
-        <ns0:sectPr ns0:rsidR="00307CB2" ns0:rsidSect="00307CB2">
-          <ns0:headerReference ns0:type="even" ns11:id="rId13"/>
-          <ns0:headerReference ns0:type="default" ns11:id="rId14"/>
-          <ns0:footerReference ns0:type="default" ns11:id="rId15"/>
-          <ns0:headerReference ns0:type="first" ns11:id="rId16"/>
-          <ns0:pgSz ns0:w="16838" ns0:h="11906" ns0:orient="landscape" ns0:code="9"/>
-          <ns0:pgMar ns0:top="1701" ns0:right="1134" ns0:bottom="1418" ns0:left="1134" ns0:header="851" ns0:footer="851" ns0:gutter="0"/>
-          <ns0:pgNumType ns0:start="1"/>
-          <ns0:cols ns0:space="708"/>
-          <ns0:docGrid ns0:linePitch="360"/>
-        </ns0:sectPr>
-      </ns0:pPr>
-      <ns0:r>
-        <ns0:rPr>
-          <ns0:rFonts ns0:ascii="Cambria" ns0:eastAsia="Cambria" ns0:hAnsi="Cambria" ns0:cs="Cambria"/>
-          <ns0:b/>
-          <ns0:bCs/>
-          <ns0:noProof/>
-          <ns0:w ns0:val="125"/>
-          <ns0:kern ns0:val="0"/>
-          <ns0:sz ns0:val="20"/>
-          <ns0:szCs ns0:val="20"/>
-          <ns2:ligatures ns2:val="none"/>
-        </ns0:rPr>
-        <ns0:drawing>
-          <ns3:anchor distT="0" distB="0" distL="114300" distR="114300" simplePos="0" relativeHeight="251662336" behindDoc="0" locked="0" layoutInCell="1" allowOverlap="1" ns4:anchorId="28CBB137" ns4:editId="66D943AD">
-            <ns3:simplePos x="0" y="0"/>
-            <ns3:positionH relativeFrom="column">
-              <ns3:posOffset>7928610</ns3:posOffset>
-            </ns3:positionH>
-            <ns3:positionV relativeFrom="paragraph">
-              <ns3:posOffset>1271270</ns3:posOffset>
-            </ns3:positionV>
-            <ns3:extent cx="1388751" cy="345204"/>
-            <ns3:effectExtent l="0" t="0" r="1905" b="0"/>
-            <ns3:wrapNone/>
-            <ns3:docPr id="2" name="Imagen 2"/>
-            <ns3:cNvGraphicFramePr>
-              <ns5:graphicFrameLocks noChangeAspect="1"/>
-            </ns3:cNvGraphicFramePr>
-            <ns5:graphic>
-              <ns5:graphicData uri="http://schemas.openxmlformats.org/drawingml/2006/picture">
-                <ns10:pic>
-                  <ns10:nvPicPr>
-                    <ns10:cNvPr id="0" name="Picture 2"/>
-                    <ns10:cNvPicPr>
-                      <ns5:picLocks noChangeAspect="1" noChangeArrowheads="1"/>
-                    </ns10:cNvPicPr>
-                  </ns10:nvPicPr>
-                  <ns10:blipFill>
-                    <ns5:blip ns11:embed="rId17" cstate="print">
-                      <ns5:extLst>
-                        <ns5:ext uri="{28A0092B-C50C-407E-A947-70E740481C1C}">
-                          <ns12:useLocalDpi val="0"/>
-                        </ns5:ext>
-                      </ns5:extLst>
-                    </ns5:blip>
-                    <ns5:srcRect/>
-                    <ns5:stretch>
-                      <ns5:fillRect/>
-                    </ns5:stretch>
-                  </ns10:blipFill>
-                  <ns10:spPr bwMode="auto">
-                    <ns5:xfrm>
-                      <ns5:off x="0" y="0"/>
-                      <ns5:ext cx="1388751" cy="345204"/>
-                    </ns5:xfrm>
-                    <ns5:prstGeom prst="rect">
-                      <ns5:avLst/>
-                    </ns5:prstGeom>
-                    <ns5:noFill/>
-                    <ns5:ln>
-                      <ns5:noFill/>
-                    </ns5:ln>
-                  </ns10:spPr>
-                </ns10:pic>
-              </ns5:graphicData>
-            </ns5:graphic>
-            <ns4:sizeRelH relativeFrom="margin">
-              <ns4:pctWidth>0</ns4:pctWidth>
-            </ns4:sizeRelH>
-            <ns4:sizeRelV relativeFrom="margin">
-              <ns4:pctHeight>0</ns4:pctHeight>
-            </ns4:sizeRelV>
-          </ns3:anchor>
-        </ns0:drawing>
-      </ns0:r>
-    </ns0:p>
-    <ns0:tbl>
-      <ns0:tblPr>
-        <ns0:tblStyle ns0:val="Tablaconcuadrcula"/>
-        <ns0:tblW ns0:w="15877" ns0:type="dxa"/>
-        <ns0:tblInd ns0:w="-998" ns0:type="dxa"/>
-        <ns0:tblBorders>
-          <ns0:top ns0:val="none" ns0:sz="0" ns0:space="0" ns0:color="auto"/>
-          <ns0:left ns0:val="none" ns0:sz="0" ns0:space="0" ns0:color="auto"/>
-          <ns0:bottom ns0:val="none" ns0:sz="0" ns0:space="0" ns0:color="auto"/>
-          <ns0:right ns0:val="none" ns0:sz="0" ns0:space="0" ns0:color="auto"/>
-          <ns0:insideH ns0:val="none" ns0:sz="0" ns0:space="0" ns0:color="auto"/>
-          <ns0:insideV ns0:val="none" ns0:sz="0" ns0:space="0" ns0:color="auto"/>
-        </ns0:tblBorders>
-        <ns0:tblLook ns0:val="04A0" ns0:firstRow="1" ns0:lastRow="0" ns0:firstColumn="1" ns0:lastColumn="0" ns0:noHBand="0" ns0:noVBand="1"/>
-      </ns0:tblPr>
-      <ns0:tblGrid>
-        <ns0:gridCol ns0:w="6238"/>
-        <ns0:gridCol ns0:w="3402"/>
-        <ns0:gridCol ns0:w="6237"/>
-      </ns0:tblGrid>
-      <ns0:tr ns0:rsidR="00846062" ns0:rsidRPr="00385980" ns2:paraId="62733042" ns2:textId="77777777" ns0:rsidTr="00B12725">
-        <ns0:tc>
-          <ns0:tcPr>
-            <ns0:tcW ns0:w="15877" ns0:type="dxa"/>
-            <ns0:gridSpan ns0:val="3"/>
-          </ns0:tcPr>
-          <ns0:p ns2:paraId="00DE125D" ns2:textId="692ABF31" ns0:rsidR="00846062" ns0:rsidRPr="00385980" ns0:rsidRDefault="00846062" ns0:rsidP="00846062">
-            <ns0:pPr>
-              <ns0:spacing ns0:before="120" ns0:after="120"/>
-              <ns0:jc ns0:val="center"/>
-              <ns0:rPr>
-                <ns0:rFonts ns0:ascii="Cambria" ns0:eastAsia="Cambria" ns0:hAnsi="Cambria" ns0:cs="Cambria"/>
-                <ns0:b/>
-                <ns0:bCs/>
-                <ns0:w ns0:val="125"/>
-                <ns0:kern ns0:val="0"/>
-                <ns2:ligatures ns2:val="none"/>
-              </ns0:rPr>
-            </ns0:pPr>
-            <ns0:r ns0:rsidRPr="00385980">
-              <ns0:rPr>
-                <ns0:rFonts ns0:ascii="Cambria" ns0:eastAsia="Cambria" ns0:hAnsi="Cambria" ns0:cs="Cambria"/>
-                <ns0:b/>
-                <ns0:bCs/>
-                <ns0:w ns0:val="125"/>
-                <ns0:kern ns0:val="0"/>
-                <ns2:ligatures ns2:val="none"/>
-              </ns0:rPr>
-              <ns0:lastRenderedPageBreak/>
-              <ns0:t>ITINERARIO</ns0:t>
-            </ns0:r>
-            <ns0:r ns0:rsidR="001F58E5" ns0:rsidRPr="00385980">
-              <ns0:rPr>
-                <ns0:rFonts ns0:ascii="Cambria" ns0:eastAsia="Cambria" ns0:hAnsi="Cambria" ns0:cs="Cambria"/>
-                <ns0:b/>
-                <ns0:bCs/>
-                <ns0:w ns0:val="125"/>
-                <ns0:kern ns0:val="0"/>
-                <ns2:ligatures ns2:val="none"/>
-              </ns0:rPr>
-              <ns0:t xml:space="preserve"> O</ns0:t>
-            </ns0:r>
-            <ns0:r ns0:rsidR="00EE7C27" ns0:rsidRPr="00385980">
-              <ns0:rPr>
-                <ns0:rFonts ns0:ascii="Cambria" ns0:eastAsia="Cambria" ns0:hAnsi="Cambria" ns0:cs="Cambria"/>
-                <ns0:b/>
-                <ns0:bCs/>
-                <ns0:w ns0:val="125"/>
-                <ns0:kern ns0:val="0"/>
-                <ns2:ligatures ns2:val="none"/>
-              </ns0:rPr>
-              <ns0:t xml:space="preserve"> ESPECIALIDAD</ns0:t>
-            </ns0:r>
-            <ns0:r ns0:rsidR="001F58E5" ns0:rsidRPr="00385980">
-              <ns0:rPr>
-                <ns0:rFonts ns0:ascii="Cambria" ns0:eastAsia="Cambria" ns0:hAnsi="Cambria" ns0:cs="Cambria"/>
-                <ns0:b/>
-                <ns0:bCs/>
-                <ns0:w ns0:val="125"/>
-                <ns0:kern ns0:val="0"/>
-                <ns2:ligatures ns2:val="none"/>
-              </ns0:rPr>
-              <ns0:t xml:space="preserve"> </ns0:t>
-            </ns0:r>
-            <ns0:r ns0:rsidRPr="00385980">
-              <ns0:rPr>
-                <ns0:rFonts ns0:ascii="Cambria" ns0:eastAsia="Cambria" ns0:hAnsi="Cambria" ns0:cs="Cambria"/>
-                <ns0:b/>
-                <ns0:bCs/>
-                <ns0:w ns0:val="125"/>
-                <ns0:kern ns0:val="0"/>
-                <ns2:ligatures ns2:val="none"/>
-              </ns0:rPr>
-              <ns0:t>“</ns0:t>
-            </ns0:r>
-            <ns0:r ns0:rsidR="008F5F00">
-              <ns0:rPr>
-                <ns0:rFonts ns0:ascii="Cambria" ns0:eastAsia="Cambria" ns0:hAnsi="Cambria" ns0:cs="Cambria"/>
-                <ns0:b/>
-                <ns0:bCs/>
-                <ns0:noProof/>
-                <ns0:w ns0:val="125"/>
-                <ns0:kern ns0:val="0"/>
-                <ns2:ligatures ns2:val="none"/>
-              </ns0:rPr>
-              <ns0:t>«ESPECIALIDAD»</ns0:t>
-            </ns0:r>
-            <ns0:r ns0:rsidRPr="00385980">
-              <ns0:rPr>
-                <ns0:rFonts ns0:ascii="Cambria" ns0:eastAsia="Cambria" ns0:hAnsi="Cambria" ns0:cs="Cambria"/>
-                <ns0:b/>
-                <ns0:bCs/>
-                <ns0:w ns0:val="125"/>
-                <ns0:kern ns0:val="0"/>
-                <ns2:ligatures ns2:val="none"/>
-              </ns0:rPr>
-              <ns0:t>”</ns0:t>
-            </ns0:r>
-            <ns0:r ns0:rsidRPr="00385980">
-              <ns0:rPr>
-                <ns0:rFonts ns0:ascii="Cambria" ns0:eastAsia="Cambria" ns0:hAnsi="Cambria" ns0:cs="Cambria"/>
-                <ns0:b/>
-                <ns0:bCs/>
-                <ns0:color ns0:val="FF0000"/>
-                <ns0:w ns0:val="125"/>
-                <ns0:kern ns0:val="0"/>
-                <ns2:ligatures ns2:val="none"/>
-              </ns0:rPr>
-              <ns0:t xml:space="preserve"> </ns0:t>
-            </ns0:r>
-          </ns0:p>
-        </ns0:tc>
-      </ns0:tr>
-      <ns0:tr ns0:rsidR="00846062" ns0:rsidRPr="00385980" ns2:paraId="5080CCB3" ns2:textId="77777777" ns0:rsidTr="00B12725">
-        <ns0:tc>
-          <ns0:tcPr>
-            <ns0:tcW ns0:w="15877" ns0:type="dxa"/>
-            <ns0:gridSpan ns0:val="3"/>
-          </ns0:tcPr>
-          <ns0:p ns2:paraId="7CAE946B" ns2:textId="36DB941F" ns0:rsidR="00846062" ns0:rsidRPr="00385980" ns0:rsidRDefault="00846062" ns0:rsidP="00846062">
-            <ns0:pPr>
-              <ns0:spacing ns0:before="120" ns0:after="120"/>
-              <ns0:jc ns0:val="center"/>
-              <ns0:rPr>
-                <ns0:rFonts ns0:ascii="Cambria" ns0:eastAsia="Cambria" ns0:hAnsi="Cambria" ns0:cs="Cambria"/>
-                <ns0:b/>
-                <ns0:bCs/>
-                <ns0:w ns0:val="125"/>
-                <ns0:kern ns0:val="0"/>
-                <ns2:ligatures ns2:val="none"/>
-              </ns0:rPr>
-            </ns0:pPr>
-            <ns0:r ns0:rsidRPr="00385980">
-              <ns0:rPr>
-                <ns0:rFonts ns0:ascii="Cambria" ns0:eastAsia="Cambria" ns0:hAnsi="Cambria" ns0:cs="Cambria"/>
-                <ns0:b/>
-                <ns0:bCs/>
-                <ns0:w ns0:val="125"/>
-                <ns0:kern ns0:val="0"/>
-                <ns2:ligatures ns2:val="none"/>
-              </ns0:rPr>
-              <ns0:t>Contenido</ns0:t>
-            </ns0:r>
-          </ns0:p>
-        </ns0:tc>
-      </ns0:tr>
-      <ns0:tr ns0:rsidR="00B12725" ns0:rsidRPr="00385980" ns2:paraId="35A6CA62" ns2:textId="77777777" ns0:rsidTr="00B12725">
-        <ns0:trPr>
-          <ns0:trHeight ns0:val="111"/>
-        </ns0:trPr>
-        <ns0:tc>
-          <ns0:tcPr>
-            <ns0:tcW ns0:w="15877" ns0:type="dxa"/>
-            <ns0:gridSpan ns0:val="3"/>
-          </ns0:tcPr>
-          <ns0:p ns2:paraId="780F2FD6" ns2:textId="218CA080" ns0:rsidR="00B12725" ns0:rsidRPr="00385980" ns0:rsidRDefault="008F5F00" ns0:rsidP="00DE1AE1">
-            <ns0:pPr>
-              <ns0:spacing ns0:before="60" ns0:after="60"/>
-              <ns0:jc ns0:val="center"/>
-              <ns0:rPr>
-                <ns0:rFonts ns0:ascii="Cambria" ns0:eastAsia="Cambria" ns0:hAnsi="Cambria" ns0:cs="Cambria"/>
-                <ns0:kern ns0:val="0"/>
-                <ns0:sz ns0:val="24"/>
-                <ns0:szCs ns0:val="24"/>
-                <ns2:ligatures ns2:val="none"/>
-              </ns0:rPr>
-            </ns0:pPr>
-            <ns0:r>
-              <ns0:rPr>
-                <ns0:rFonts ns0:ascii="Cambria" ns0:eastAsia="Cambria" ns0:hAnsi="Cambria" ns0:cs="Cambria"/>
-                <ns0:kern ns0:val="0"/>
-                <ns0:sz ns0:val="24"/>
-                <ns0:szCs ns0:val="24"/>
-                <ns2:ligatures ns2:val="none"/>
-              </ns0:rPr>
-              <ns0:t>“CONTENIDO”</ns0:t>
-            </ns0:r>
-          </ns0:p>
-        </ns0:tc>
-      </ns0:tr>
-    </ns0:tbl>
-    <ns0:p ns2:paraId="3E7602BE" ns2:textId="26E20FE9" ns0:rsidR="00307CB2" ns0:rsidRDefault="0094334A" ns0:rsidP="00846062">
-      <ns0:pPr>
-        <ns0:spacing ns0:after="0" ns0:line="240" ns0:lineRule="auto"/>
-        <ns0:rPr>
-          <ns0:rFonts ns0:ascii="Cambria" ns0:eastAsia="Cambria" ns0:hAnsi="Cambria" ns0:cs="Cambria"/>
-          <ns0:b/>
-          <ns0:bCs/>
-          <ns0:w ns0:val="125"/>
-          <ns0:kern ns0:val="0"/>
-          <ns2:ligatures ns2:val="none"/>
-        </ns0:rPr>
-      </ns0:pPr>
-      <ns0:r>
-        <ns0:rPr>
-          <ns0:rFonts ns0:ascii="Cambria" ns0:eastAsia="Cambria" ns0:hAnsi="Cambria" ns0:cs="Cambria"/>
-          <ns0:b/>
-          <ns0:bCs/>
-          <ns0:i/>
-          <ns0:iCs/>
-          <ns0:noProof/>
-          <ns0:kern ns0:val="0"/>
-          <ns0:sz ns0:val="52"/>
-          <ns0:szCs ns0:val="52"/>
-        </ns0:rPr>
-        <ns1:AlternateContent>
-          <ns1:Choice Requires="wps">
-            <ns0:drawing>
-              <ns3:anchor distT="0" distB="0" distL="114300" distR="114300" simplePos="0" relativeHeight="251661312" behindDoc="0" locked="0" layoutInCell="1" allowOverlap="1" ns4:anchorId="6B117724" ns4:editId="432D1929">
-                <ns3:simplePos x="0" y="0"/>
-                <ns3:positionH relativeFrom="margin">
-                  <ns3:posOffset>-621866</ns3:posOffset>
-                </ns3:positionH>
-                <ns3:positionV relativeFrom="paragraph">
-                  <ns3:posOffset>-1930133</ns3:posOffset>
-                </ns3:positionV>
-                <ns3:extent cx="10115550" cy="7058025"/>
-                <ns3:effectExtent l="0" t="0" r="19050" b="28575"/>
-                <ns3:wrapNone/>
-                <ns3:docPr id="576506684" name="Rectángulo 2"/>
-                <ns3:cNvGraphicFramePr/>
-                <ns5:graphic>
-                  <ns5:graphicData uri="http://schemas.microsoft.com/office/word/2010/wordprocessingShape">
-                    <ns6:wsp>
-                      <ns6:cNvSpPr/>
-                      <ns6:spPr>
-                        <ns5:xfrm>
-                          <ns5:off x="0" y="0"/>
-                          <ns5:ext cx="10115550" cy="7058025"/>
-                        </ns5:xfrm>
-                        <ns5:prstGeom prst="rect">
-                          <ns5:avLst/>
-                        </ns5:prstGeom>
-                        <ns5:noFill/>
-                        <ns5:ln w="22225" cmpd="thickThin">
-                          <ns5:solidFill>
-                            <ns5:srgbClr val="4F81BC"/>
-                          </ns5:solidFill>
-                        </ns5:ln>
-                      </ns6:spPr>
-                      <ns6:style>
-                        <ns5:lnRef idx="2">
-                          <ns5:schemeClr val="accent1">
-                            <ns5:shade val="15000"/>
-                          </ns5:schemeClr>
-                        </ns5:lnRef>
-                        <ns5:fillRef idx="1">
-                          <ns5:schemeClr val="accent1"/>
-                        </ns5:fillRef>
-                        <ns5:effectRef idx="0">
-                          <ns5:schemeClr val="accent1"/>
-                        </ns5:effectRef>
-                        <ns5:fontRef idx="minor">
-                          <ns5:schemeClr val="lt1"/>
-                        </ns5:fontRef>
-                      </ns6:style>
-                      <ns6:bodyPr rot="0" spcFirstLastPara="0" vertOverflow="overflow" horzOverflow="overflow" vert="horz" wrap="square" lIns="91440" tIns="45720" rIns="91440" bIns="45720" numCol="1" spcCol="0" rtlCol="0" fromWordArt="0" anchor="ctr" anchorCtr="0" forceAA="0" compatLnSpc="1">
-                        <ns5:prstTxWarp prst="textNoShape">
-                          <ns5:avLst/>
-                        </ns5:prstTxWarp>
-                        <ns5:noAutofit/>
-                      </ns6:bodyPr>
-                    </ns6:wsp>
-                  </ns5:graphicData>
-                </ns5:graphic>
-                <ns4:sizeRelH relativeFrom="margin">
-                  <ns4:pctWidth>0</ns4:pctWidth>
-                </ns4:sizeRelH>
-                <ns4:sizeRelV relativeFrom="margin">
-                  <ns4:pctHeight>0</ns4:pctHeight>
-                </ns4:sizeRelV>
-              </ns3:anchor>
-            </ns0:drawing>
-          </ns1:Choice>
-          <ns1:Fallback>
-            <ns0:pict>
-              <ns7:rect ns2:anchorId="114CBC06" id="Rectángulo 2" ns8:spid="_x0000_s1026" style="position:absolute;margin-left:-48.95pt;margin-top:-152pt;width:796.5pt;height:555.75pt;z-index:251661312;visibility:visible;mso-wrap-style:square;mso-width-percent:0;mso-height-percent:0;mso-wrap-distance-left:9pt;mso-wrap-distance-top:0;mso-wrap-distance-right:9pt;mso-wrap-distance-bottom:0;mso-position-horizontal:absolute;mso-position-horizontal-relative:margin;mso-position-vertical:absolute;mso-position-vertical-relative:text;mso-width-percent:0;mso-height-percent:0;mso-width-relative:margin;mso-height-relative:margin;v-text-anchor:middle" ns8:gfxdata="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" filled="f" strokecolor="#4f81bc" strokeweight="1.75pt">
-                <ns7:stroke linestyle="thickThin"/>
-                <ns9:wrap anchorx="margin"/>
-              </ns7:rect>
-            </ns0:pict>
-          </ns1:Fallback>
-        </ns1:AlternateContent>
-      </ns0:r>
-    </ns0:p>
-    <ns0:sectPr ns0:rsidR="00307CB2" ns0:rsidSect="00846062">
-      <ns0:headerReference ns0:type="default" ns11:id="rId18"/>
-      <ns0:footerReference ns0:type="default" ns11:id="rId19"/>
-      <ns0:pgSz ns0:w="16838" ns0:h="11906" ns0:orient="landscape"/>
-      <ns0:pgMar ns0:top="284" ns0:right="1417" ns0:bottom="1701" ns0:left="1417" ns0:header="708" ns0:footer="708" ns0:gutter="0"/>
-      <ns0:cols ns0:space="708"/>
-      <ns0:docGrid ns0:linePitch="360"/>
-    </ns0:sectPr>
-  </ns0:body>
-</ns0:document>
+<w:document xmlns:wpc="http://schemas.microsoft.com/office/word/2010/wordprocessingCanvas" xmlns:cx="http://schemas.microsoft.com/office/drawing/2014/chartex" xmlns:cx1="http://schemas.microsoft.com/office/drawing/2015/9/8/chartex" xmlns:cx2="http://schemas.microsoft.com/office/drawing/2015/10/21/chartex" xmlns:cx3="http://schemas.microsoft.com/office/drawing/2016/5/9/chartex" xmlns:cx4="http://schemas.microsoft.com/office/drawing/2016/5/10/chartex" xmlns:cx5="http://schemas.microsoft.com/office/drawing/2016/5/11/chartex" xmlns:cx6="http://schemas.microsoft.com/office/drawing/2016/5/12/chartex" xmlns:cx7="http://schemas.microsoft.com/office/drawing/2016/5/13/chartex" xmlns:cx8="http://schemas.microsoft.com/office/drawing/2016/5/14/chartex" xmlns:mc="http://schemas.openxmlformats.org/markup-compatibility/2006" xmlns:aink="http://schemas.microsoft.com/office/drawing/2016/ink" xmlns:am3d="http://schemas.microsoft.com/office/drawing/2017/model3d" xmlns:o="urn:schemas-microsoft-com:office:office" xmlns:oel="http://schemas.microsoft.com/office/2019/extlst" xmlns:r="http://schemas.openxmlformats.org/officeDocument/2006/relationships" xmlns:m="http://schemas.openxmlformats.org/officeDocument/2006/math" xmlns:v="urn:schemas-microsoft-com:vml" xmlns:wp14="http://schemas.microsoft.com/office/word/2010/wordprocessingDrawing" xmlns:wp="http://schemas.openxmlformats.org/drawingml/2006/wordprocessingDrawing" xmlns:w10="urn:schemas-microsoft-com:office:word" xmlns:w="http://schemas.openxmlformats.org/wordprocessingml/2006/main" xmlns:w14="http://schemas.microsoft.com/office/word/2010/wordml" xmlns:w15="http://schemas.microsoft.com/office/word/2012/wordml" xmlns:w16cex="http://schemas.microsoft.com/office/word/2018/wordml/cex" xmlns:w16cid="http://schemas.microsoft.com/office/word/2016/wordml/cid" xmlns:w16="http://schemas.microsoft.com/office/word/2018/wordml" xmlns:w16du="http://schemas.microsoft.com/office/word/2023/wordml/word16du" xmlns:w16sdtdh="http://schemas.microsoft.com/office/word/2020/wordml/sdtdatahash" xmlns:w16sdtfl="http://schemas.microsoft.com/office/word/2024/wordml/sdtformatlock" xmlns:w16se="http://schemas.microsoft.com/office/word/2015/wordml/symex" xmlns:wpg="http://schemas.microsoft.com/office/word/2010/wordprocessingGroup" xmlns:wpi="http://schemas.microsoft.com/office/word/2010/wordprocessingInk" xmlns:wne="http://schemas.microsoft.com/office/word/2006/wordml" xmlns:wps="http://schemas.microsoft.com/office/word/2010/wordprocessingShape" mc:Ignorable="w14 w15 w16se w16cid w16 w16cex w16sdtdh w16sdtfl w16du wp14">
+  <w:body>
+    <w:p>
+      <w:pPr>
+        <w:spacing w:before="60"/>
+        <w:jc w:val="center"/>
+        <w:rPr>
+          <w:rFonts w:ascii="Cambria" w:eastAsia="Cambria" w:hAnsi="Cambria" w:cs="Cambria"/>
+          <w:b/>
+          <w:bCs/>
+          <w:i/>
+          <w:iCs/>
+          <w:w w:val="125"/>
+          <w:kern w:val="0"/>
+          <w:sz w:val="52"/>
+          <w:szCs w:val="52"/>
+          <w14:ligatures w14:val="none"/>
+        </w:rPr>
+      </w:pPr>
+      <w:r>
+        <w:rPr>
+          <w:rFonts w:ascii="Cambria" w:eastAsia="Cambria" w:hAnsi="Cambria" w:cs="Cambria"/>
+          <w:b/>
+          <w:bCs/>
+          <w:i/>
+          <w:iCs/>
+          <w:noProof/>
+          <w:kern w:val="0"/>
+          <w:sz w:val="52"/>
+          <w:szCs w:val="52"/>
+        </w:rPr>
+        <w:pict w14:anchorId="14BB96D6">
+          <v:rect id="Rectángulo 2" o:spid="_x0000_s2051" style="position:absolute;left:0;text-align:left;margin-left:-33.4pt;margin-top:-65.55pt;width:796.5pt;height:555.75pt;z-index:251659264;visibility:visible;mso-wrap-style:square;mso-width-percent:0;mso-height-percent:0;mso-wrap-distance-left:9pt;mso-wrap-distance-top:0;mso-wrap-distance-right:9pt;mso-wrap-distance-bottom:0;mso-position-horizontal:absolute;mso-position-horizontal-relative:margin;mso-position-vertical:absolute;mso-position-vertical-relative:text;mso-width-percent:0;mso-height-percent:0;mso-width-relative:margin;mso-height-relative:margin;v-text-anchor:middle" o:gfxdata="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" filled="f" strokecolor="#4f81bc" strokeweight="1.75pt">
+            <v:stroke linestyle="thickThin"/>
+            <w10:wrap anchorx="margin"/>
+          </v:rect>
+        </w:pict>
+      </w:r>
+      <w:r>
+        <w:rPr>
+          <w:rFonts w:ascii="Cambria" w:eastAsia="Cambria" w:hAnsi="Cambria" w:cs="Cambria"/>
+          <w:b/>
+          <w:bCs/>
+          <w:i/>
+          <w:iCs/>
+          <w:w w:val="125"/>
+          <w:kern w:val="0"/>
+          <w:sz w:val="52"/>
+          <w:szCs w:val="52"/>
+          <w14:ligatures w14:val="none"/>
+        </w:rPr>
+        <w:t>DIPLOMA DE APROVECHAMIENTO</w:t>
+      </w:r>
+    </w:p>
+    <w:p>
+      <w:pPr>
+        <w:jc w:val="center"/>
+        <w:rPr>
+          <w:rFonts w:ascii="Cambria" w:eastAsia="Cambria" w:hAnsi="Cambria" w:cs="Cambria"/>
+          <w:i/>
+          <w:iCs/>
+          <w:w w:val="115"/>
+          <w:kern w:val="0"/>
+          <w14:ligatures w14:val="none"/>
+        </w:rPr>
+      </w:pPr>
+    </w:p>
+    <w:p>
+      <w:pPr>
+        <w:jc w:val="center"/>
+        <w:rPr>
+          <w:rFonts w:ascii="Cambria" w:eastAsia="Cambria" w:hAnsi="Cambria" w:cs="Cambria"/>
+          <w:i/>
+          <w:iCs/>
+          <w:w w:val="125"/>
+          <w:kern w:val="0"/>
+          <w:sz w:val="28"/>
+          <w:szCs w:val="28"/>
+          <w14:ligatures w14:val="none"/>
+        </w:rPr>
+      </w:pPr>
+      <w:r>
+        <w:rPr>
+          <w:rFonts w:ascii="Cambria" w:eastAsia="Cambria" w:hAnsi="Cambria" w:cs="Cambria"/>
+          <w:i/>
+          <w:iCs/>
+          <w:w w:val="115"/>
+          <w:kern w:val="0"/>
+          <w:sz w:val="28"/>
+          <w:szCs w:val="28"/>
+          <w14:ligatures w14:val="none"/>
+        </w:rPr>
+        <w:t>LA</w:t>
+      </w:r>
+      <w:r>
+        <w:rPr>
+          <w:rFonts w:ascii="Cambria" w:eastAsia="Cambria" w:hAnsi="Cambria" w:cs="Cambria"/>
+          <w:i/>
+          <w:iCs/>
+          <w:spacing w:val="32"/>
+          <w:w w:val="115"/>
+          <w:kern w:val="0"/>
+          <w:sz w:val="28"/>
+          <w:szCs w:val="28"/>
+          <w14:ligatures w14:val="none"/>
+        </w:rPr>
+        <w:t xml:space="preserve"> </w:t>
+      </w:r>
+      <w:r>
+        <w:rPr>
+          <w:rFonts w:ascii="Cambria" w:eastAsia="Cambria" w:hAnsi="Cambria" w:cs="Cambria"/>
+          <w:i/>
+          <w:iCs/>
+          <w:w w:val="115"/>
+          <w:kern w:val="0"/>
+          <w:sz w:val="28"/>
+          <w:szCs w:val="28"/>
+          <w14:ligatures w14:val="none"/>
+        </w:rPr>
+        <w:t>AGENCIA</w:t>
+      </w:r>
+      <w:r>
+        <w:rPr>
+          <w:rFonts w:ascii="Cambria" w:eastAsia="Cambria" w:hAnsi="Cambria" w:cs="Cambria"/>
+          <w:i/>
+          <w:iCs/>
+          <w:spacing w:val="33"/>
+          <w:w w:val="115"/>
+          <w:kern w:val="0"/>
+          <w:sz w:val="28"/>
+          <w:szCs w:val="28"/>
+          <w14:ligatures w14:val="none"/>
+        </w:rPr>
+        <w:t xml:space="preserve"> </w:t>
+      </w:r>
+      <w:r>
+        <w:rPr>
+          <w:rFonts w:ascii="Cambria" w:eastAsia="Cambria" w:hAnsi="Cambria" w:cs="Cambria"/>
+          <w:i/>
+          <w:iCs/>
+          <w:w w:val="115"/>
+          <w:kern w:val="0"/>
+          <w:sz w:val="28"/>
+          <w:szCs w:val="28"/>
+          <w14:ligatures w14:val="none"/>
+        </w:rPr>
+        <w:t>PARA</w:t>
+      </w:r>
+      <w:r>
+        <w:rPr>
+          <w:rFonts w:ascii="Cambria" w:eastAsia="Cambria" w:hAnsi="Cambria" w:cs="Cambria"/>
+          <w:i/>
+          <w:iCs/>
+          <w:spacing w:val="30"/>
+          <w:w w:val="115"/>
+          <w:kern w:val="0"/>
+          <w:sz w:val="28"/>
+          <w:szCs w:val="28"/>
+          <w14:ligatures w14:val="none"/>
+        </w:rPr>
+        <w:t xml:space="preserve"> </w:t>
+      </w:r>
+      <w:r>
+        <w:rPr>
+          <w:rFonts w:ascii="Cambria" w:eastAsia="Cambria" w:hAnsi="Cambria" w:cs="Cambria"/>
+          <w:i/>
+          <w:iCs/>
+          <w:w w:val="115"/>
+          <w:kern w:val="0"/>
+          <w:sz w:val="28"/>
+          <w:szCs w:val="28"/>
+          <w14:ligatures w14:val="none"/>
+        </w:rPr>
+        <w:t>EL</w:t>
+      </w:r>
+      <w:r>
+        <w:rPr>
+          <w:rFonts w:ascii="Cambria" w:eastAsia="Cambria" w:hAnsi="Cambria" w:cs="Cambria"/>
+          <w:i/>
+          <w:iCs/>
+          <w:spacing w:val="31"/>
+          <w:w w:val="115"/>
+          <w:kern w:val="0"/>
+          <w:sz w:val="28"/>
+          <w:szCs w:val="28"/>
+          <w14:ligatures w14:val="none"/>
+        </w:rPr>
+        <w:t xml:space="preserve"> </w:t>
+      </w:r>
+      <w:r>
+        <w:rPr>
+          <w:rFonts w:ascii="Cambria" w:eastAsia="Cambria" w:hAnsi="Cambria" w:cs="Cambria"/>
+          <w:i/>
+          <w:iCs/>
+          <w:w w:val="115"/>
+          <w:kern w:val="0"/>
+          <w:sz w:val="28"/>
+          <w:szCs w:val="28"/>
+          <w14:ligatures w14:val="none"/>
+        </w:rPr>
+        <w:t>EMPLEO</w:t>
+      </w:r>
+      <w:r>
+        <w:rPr>
+          <w:rFonts w:ascii="Cambria" w:eastAsia="Cambria" w:hAnsi="Cambria" w:cs="Cambria"/>
+          <w:i/>
+          <w:iCs/>
+          <w:spacing w:val="28"/>
+          <w:w w:val="115"/>
+          <w:kern w:val="0"/>
+          <w:sz w:val="28"/>
+          <w:szCs w:val="28"/>
+          <w14:ligatures w14:val="none"/>
+        </w:rPr>
+        <w:t xml:space="preserve"> </w:t>
+      </w:r>
+      <w:r>
+        <w:rPr>
+          <w:rFonts w:ascii="Cambria" w:eastAsia="Cambria" w:hAnsi="Cambria" w:cs="Cambria"/>
+          <w:i/>
+          <w:iCs/>
+          <w:w w:val="115"/>
+          <w:kern w:val="0"/>
+          <w:sz w:val="28"/>
+          <w:szCs w:val="28"/>
+          <w14:ligatures w14:val="none"/>
+        </w:rPr>
+        <w:t>DE</w:t>
+      </w:r>
+      <w:r>
+        <w:rPr>
+          <w:rFonts w:ascii="Cambria" w:eastAsia="Cambria" w:hAnsi="Cambria" w:cs="Cambria"/>
+          <w:i/>
+          <w:iCs/>
+          <w:spacing w:val="32"/>
+          <w:w w:val="115"/>
+          <w:kern w:val="0"/>
+          <w:sz w:val="28"/>
+          <w:szCs w:val="28"/>
+          <w14:ligatures w14:val="none"/>
+        </w:rPr>
+        <w:t xml:space="preserve"> </w:t>
+      </w:r>
+      <w:r>
+        <w:rPr>
+          <w:rFonts w:ascii="Cambria" w:eastAsia="Cambria" w:hAnsi="Cambria" w:cs="Cambria"/>
+          <w:i/>
+          <w:iCs/>
+          <w:w w:val="115"/>
+          <w:kern w:val="0"/>
+          <w:sz w:val="28"/>
+          <w:szCs w:val="28"/>
+          <w14:ligatures w14:val="none"/>
+        </w:rPr>
+        <w:t>MADRID</w:t>
+      </w:r>
+      <w:r>
+        <w:rPr>
+          <w:rFonts w:ascii="Cambria" w:eastAsia="Cambria" w:hAnsi="Cambria" w:cs="Cambria"/>
+          <w:i/>
+          <w:iCs/>
+          <w:spacing w:val="32"/>
+          <w:w w:val="115"/>
+          <w:kern w:val="0"/>
+          <w:sz w:val="28"/>
+          <w:szCs w:val="28"/>
+          <w14:ligatures w14:val="none"/>
+        </w:rPr>
+        <w:t xml:space="preserve"> </w:t>
+      </w:r>
+      <w:r>
+        <w:rPr>
+          <w:rFonts w:ascii="Cambria" w:eastAsia="Cambria" w:hAnsi="Cambria" w:cs="Cambria"/>
+          <w:i/>
+          <w:iCs/>
+          <w:w w:val="115"/>
+          <w:kern w:val="0"/>
+          <w:sz w:val="28"/>
+          <w:szCs w:val="28"/>
+          <w14:ligatures w14:val="none"/>
+        </w:rPr>
+        <w:t>y</w:t>
+      </w:r>
+      <w:r>
+        <w:rPr>
+          <w:rFonts w:ascii="Cambria" w:eastAsia="Cambria" w:hAnsi="Cambria" w:cs="Cambria"/>
+          <w:i/>
+          <w:iCs/>
+          <w:spacing w:val="32"/>
+          <w:w w:val="115"/>
+          <w:kern w:val="0"/>
+          <w:sz w:val="28"/>
+          <w:szCs w:val="28"/>
+          <w14:ligatures w14:val="none"/>
+        </w:rPr>
+        <w:t xml:space="preserve"> </w:t>
+      </w:r>
+      <w:r>
+        <w:rPr>
+          <w:rFonts w:ascii="Cambria" w:eastAsia="Cambria" w:hAnsi="Cambria" w:cs="Cambria"/>
+          <w:i/>
+          <w:iCs/>
+          <w:w w:val="115"/>
+          <w:kern w:val="0"/>
+          <w:sz w:val="28"/>
+          <w:szCs w:val="28"/>
+          <w14:ligatures w14:val="none"/>
+        </w:rPr>
+        <w:t>en</w:t>
+      </w:r>
+      <w:r>
+        <w:rPr>
+          <w:rFonts w:ascii="Cambria" w:eastAsia="Cambria" w:hAnsi="Cambria" w:cs="Cambria"/>
+          <w:i/>
+          <w:iCs/>
+          <w:spacing w:val="33"/>
+          <w:w w:val="115"/>
+          <w:kern w:val="0"/>
+          <w:sz w:val="28"/>
+          <w:szCs w:val="28"/>
+          <w14:ligatures w14:val="none"/>
+        </w:rPr>
+        <w:t xml:space="preserve"> </w:t>
+      </w:r>
+      <w:r>
+        <w:rPr>
+          <w:rFonts w:ascii="Cambria" w:eastAsia="Cambria" w:hAnsi="Cambria" w:cs="Cambria"/>
+          <w:i/>
+          <w:iCs/>
+          <w:w w:val="115"/>
+          <w:kern w:val="0"/>
+          <w:sz w:val="28"/>
+          <w:szCs w:val="28"/>
+          <w14:ligatures w14:val="none"/>
+        </w:rPr>
+        <w:t>su</w:t>
+      </w:r>
+      <w:r>
+        <w:rPr>
+          <w:rFonts w:ascii="Cambria" w:eastAsia="Cambria" w:hAnsi="Cambria" w:cs="Cambria"/>
+          <w:i/>
+          <w:iCs/>
+          <w:spacing w:val="33"/>
+          <w:w w:val="115"/>
+          <w:kern w:val="0"/>
+          <w:sz w:val="28"/>
+          <w:szCs w:val="28"/>
+          <w14:ligatures w14:val="none"/>
+        </w:rPr>
+        <w:t xml:space="preserve"> </w:t>
+      </w:r>
+      <w:r>
+        <w:rPr>
+          <w:rFonts w:ascii="Cambria" w:eastAsia="Cambria" w:hAnsi="Cambria" w:cs="Cambria"/>
+          <w:i/>
+          <w:iCs/>
+          <w:w w:val="115"/>
+          <w:kern w:val="0"/>
+          <w:sz w:val="28"/>
+          <w:szCs w:val="28"/>
+          <w14:ligatures w14:val="none"/>
+        </w:rPr>
+        <w:t>nombre</w:t>
+      </w:r>
+    </w:p>
+    <w:p>
+      <w:pPr>
+        <w:jc w:val="center"/>
+        <w:rPr>
+          <w:rFonts w:ascii="Cambria" w:eastAsia="Cambria" w:hAnsi="Cambria" w:cs="Cambria"/>
+          <w:i/>
+          <w:iCs/>
+          <w:w w:val="120"/>
+          <w:kern w:val="0"/>
+          <w:sz w:val="28"/>
+          <w:szCs w:val="28"/>
+          <w14:ligatures w14:val="none"/>
+        </w:rPr>
+      </w:pPr>
+      <w:r>
+        <w:rPr>
+          <w:rFonts w:ascii="Cambria" w:eastAsia="Cambria" w:hAnsi="Cambria" w:cs="Cambria"/>
+          <w:i/>
+          <w:iCs/>
+          <w:w w:val="120"/>
+          <w:kern w:val="0"/>
+          <w:sz w:val="28"/>
+          <w:szCs w:val="28"/>
+          <w14:ligatures w14:val="none"/>
+        </w:rPr>
+        <w:t>Don</w:t>
+      </w:r>
+      <w:r>
+        <w:rPr>
+          <w:rFonts w:ascii="Cambria" w:eastAsia="Cambria" w:hAnsi="Cambria" w:cs="Cambria"/>
+          <w:i/>
+          <w:iCs/>
+          <w:spacing w:val="-7"/>
+          <w:w w:val="120"/>
+          <w:kern w:val="0"/>
+          <w:sz w:val="28"/>
+          <w:szCs w:val="28"/>
+          <w14:ligatures w14:val="none"/>
+        </w:rPr>
+        <w:t xml:space="preserve"> </w:t>
+      </w:r>
+      <w:r>
+        <w:rPr>
+          <w:rFonts w:ascii="Cambria" w:eastAsia="Cambria" w:hAnsi="Cambria" w:cs="Cambria"/>
+          <w:i/>
+          <w:iCs/>
+          <w:w w:val="120"/>
+          <w:kern w:val="0"/>
+          <w:sz w:val="28"/>
+          <w:szCs w:val="28"/>
+          <w14:ligatures w14:val="none"/>
+        </w:rPr>
+        <w:t>JOSÉ</w:t>
+      </w:r>
+      <w:r>
+        <w:rPr>
+          <w:rFonts w:ascii="Cambria" w:eastAsia="Cambria" w:hAnsi="Cambria" w:cs="Cambria"/>
+          <w:i/>
+          <w:iCs/>
+          <w:spacing w:val="-7"/>
+          <w:w w:val="120"/>
+          <w:kern w:val="0"/>
+          <w:sz w:val="28"/>
+          <w:szCs w:val="28"/>
+          <w14:ligatures w14:val="none"/>
+        </w:rPr>
+        <w:t xml:space="preserve"> </w:t>
+      </w:r>
+      <w:r>
+        <w:rPr>
+          <w:rFonts w:ascii="Cambria" w:eastAsia="Cambria" w:hAnsi="Cambria" w:cs="Cambria"/>
+          <w:i/>
+          <w:iCs/>
+          <w:w w:val="120"/>
+          <w:kern w:val="0"/>
+          <w:sz w:val="28"/>
+          <w:szCs w:val="28"/>
+          <w14:ligatures w14:val="none"/>
+        </w:rPr>
+        <w:t>ANIORTE</w:t>
+      </w:r>
+      <w:r>
+        <w:rPr>
+          <w:rFonts w:ascii="Cambria" w:eastAsia="Cambria" w:hAnsi="Cambria" w:cs="Cambria"/>
+          <w:i/>
+          <w:iCs/>
+          <w:spacing w:val="-7"/>
+          <w:w w:val="120"/>
+          <w:kern w:val="0"/>
+          <w:sz w:val="28"/>
+          <w:szCs w:val="28"/>
+          <w14:ligatures w14:val="none"/>
+        </w:rPr>
+        <w:t xml:space="preserve"> </w:t>
+      </w:r>
+      <w:r>
+        <w:rPr>
+          <w:rFonts w:ascii="Cambria" w:eastAsia="Cambria" w:hAnsi="Cambria" w:cs="Cambria"/>
+          <w:i/>
+          <w:iCs/>
+          <w:w w:val="120"/>
+          <w:kern w:val="0"/>
+          <w:sz w:val="28"/>
+          <w:szCs w:val="28"/>
+          <w14:ligatures w14:val="none"/>
+        </w:rPr>
+        <w:t>RUEDA,</w:t>
+      </w:r>
+      <w:r>
+        <w:rPr>
+          <w:rFonts w:ascii="Cambria" w:eastAsia="Cambria" w:hAnsi="Cambria" w:cs="Cambria"/>
+          <w:i/>
+          <w:iCs/>
+          <w:spacing w:val="-5"/>
+          <w:w w:val="120"/>
+          <w:kern w:val="0"/>
+          <w:sz w:val="28"/>
+          <w:szCs w:val="28"/>
+          <w14:ligatures w14:val="none"/>
+        </w:rPr>
+        <w:t xml:space="preserve"> </w:t>
+      </w:r>
+      <w:r>
+        <w:rPr>
+          <w:rFonts w:ascii="Cambria" w:eastAsia="Cambria" w:hAnsi="Cambria" w:cs="Cambria"/>
+          <w:i/>
+          <w:iCs/>
+          <w:w w:val="120"/>
+          <w:kern w:val="0"/>
+          <w:sz w:val="28"/>
+          <w:szCs w:val="28"/>
+          <w14:ligatures w14:val="none"/>
+        </w:rPr>
+        <w:t>en</w:t>
+      </w:r>
+      <w:r>
+        <w:rPr>
+          <w:rFonts w:ascii="Cambria" w:eastAsia="Cambria" w:hAnsi="Cambria" w:cs="Cambria"/>
+          <w:i/>
+          <w:iCs/>
+          <w:spacing w:val="-7"/>
+          <w:w w:val="120"/>
+          <w:kern w:val="0"/>
+          <w:sz w:val="28"/>
+          <w:szCs w:val="28"/>
+          <w14:ligatures w14:val="none"/>
+        </w:rPr>
+        <w:t xml:space="preserve"> </w:t>
+      </w:r>
+      <w:r>
+        <w:rPr>
+          <w:rFonts w:ascii="Cambria" w:eastAsia="Cambria" w:hAnsi="Cambria" w:cs="Cambria"/>
+          <w:i/>
+          <w:iCs/>
+          <w:w w:val="120"/>
+          <w:kern w:val="0"/>
+          <w:sz w:val="28"/>
+          <w:szCs w:val="28"/>
+          <w14:ligatures w14:val="none"/>
+        </w:rPr>
+        <w:t>calidad</w:t>
+      </w:r>
+      <w:r>
+        <w:rPr>
+          <w:rFonts w:ascii="Cambria" w:eastAsia="Cambria" w:hAnsi="Cambria" w:cs="Cambria"/>
+          <w:i/>
+          <w:iCs/>
+          <w:spacing w:val="-9"/>
+          <w:w w:val="120"/>
+          <w:kern w:val="0"/>
+          <w:sz w:val="28"/>
+          <w:szCs w:val="28"/>
+          <w14:ligatures w14:val="none"/>
+        </w:rPr>
+        <w:t xml:space="preserve"> </w:t>
+      </w:r>
+      <w:r>
+        <w:rPr>
+          <w:rFonts w:ascii="Cambria" w:eastAsia="Cambria" w:hAnsi="Cambria" w:cs="Cambria"/>
+          <w:i/>
+          <w:iCs/>
+          <w:w w:val="120"/>
+          <w:kern w:val="0"/>
+          <w:sz w:val="28"/>
+          <w:szCs w:val="28"/>
+          <w14:ligatures w14:val="none"/>
+        </w:rPr>
+        <w:t>de</w:t>
+      </w:r>
+      <w:r>
+        <w:rPr>
+          <w:rFonts w:ascii="Cambria" w:eastAsia="Cambria" w:hAnsi="Cambria" w:cs="Cambria"/>
+          <w:i/>
+          <w:iCs/>
+          <w:spacing w:val="-7"/>
+          <w:w w:val="120"/>
+          <w:kern w:val="0"/>
+          <w:sz w:val="28"/>
+          <w:szCs w:val="28"/>
+          <w14:ligatures w14:val="none"/>
+        </w:rPr>
+        <w:t xml:space="preserve"> </w:t>
+      </w:r>
+      <w:r>
+        <w:rPr>
+          <w:rFonts w:ascii="Cambria" w:eastAsia="Cambria" w:hAnsi="Cambria" w:cs="Cambria"/>
+          <w:i/>
+          <w:iCs/>
+          <w:w w:val="120"/>
+          <w:kern w:val="0"/>
+          <w:sz w:val="28"/>
+          <w:szCs w:val="28"/>
+          <w14:ligatures w14:val="none"/>
+        </w:rPr>
+        <w:t>Gerente</w:t>
+      </w:r>
+    </w:p>
+    <w:p>
+      <w:pPr>
+        <w:jc w:val="center"/>
+        <w:rPr>
+          <w:rFonts w:ascii="Cambria" w:eastAsia="Cambria" w:hAnsi="Cambria" w:cs="Cambria"/>
+          <w:i/>
+          <w:iCs/>
+          <w:w w:val="120"/>
+          <w:kern w:val="0"/>
+          <w14:ligatures w14:val="none"/>
+        </w:rPr>
+      </w:pPr>
+    </w:p>
+    <w:p>
+      <w:pPr>
+        <w:jc w:val="center"/>
+        <w:rPr>
+          <w:rFonts w:ascii="Cambria" w:eastAsia="Cambria" w:hAnsi="Cambria" w:cs="Cambria"/>
+          <w:b/>
+          <w:bCs/>
+          <w:w w:val="125"/>
+          <w:kern w:val="0"/>
+          <w:sz w:val="40"/>
+          <w:szCs w:val="40"/>
+          <w14:ligatures w14:val="none"/>
+        </w:rPr>
+      </w:pPr>
+      <w:r>
+        <w:rPr>
+          <w:rFonts w:ascii="Cambria" w:eastAsia="Cambria" w:hAnsi="Cambria" w:cs="Cambria"/>
+          <w:b/>
+          <w:bCs/>
+          <w:w w:val="125"/>
+          <w:kern w:val="0"/>
+          <w:sz w:val="40"/>
+          <w:szCs w:val="40"/>
+          <w14:ligatures w14:val="none"/>
+        </w:rPr>
+        <w:t>CERTIFICA</w:t>
+      </w:r>
+    </w:p>
+    <w:p>
+      <w:pPr>
+        <w:widowControl w:val="0"/>
+        <w:autoSpaceDE w:val="0"/>
+        <w:autoSpaceDN w:val="0"/>
+        <w:spacing w:before="111" w:after="0" w:line="369" w:lineRule="auto"/>
+        <w:ind w:left="129" w:right="185"/>
+        <w:jc w:val="both"/>
+        <w:rPr>
+          <w:rFonts w:ascii="Cambria" w:eastAsia="Cambria" w:hAnsi="Cambria" w:cs="Cambria"/>
+          <w:w w:val="110"/>
+          <w:kern w:val="0"/>
+          <w:sz w:val="28"/>
+          <w:szCs w:val="22"/>
+          <w14:ligatures w14:val="none"/>
+        </w:rPr>
+      </w:pPr>
+      <w:r>
+        <w:rPr>
+          <w:rFonts w:ascii="Cambria" w:hAnsi="Cambria" w:cs="Cambria"/>
+          <w:sz w:val="26"/>
+          <w:szCs w:val="26"/>
+        </w:rPr>
+        <w:t>Que   D. / Dña. «NOMBRE» «APELLIDOS» con N.I.F./N.I.E. «DNI», ha realizado con aprovechamiento la actividad denominada "«ACTIVIDAD»" que contiene «HORAS» horas de formación, en modalidad presencial, durante la jornada del día «FECHA».</w:t>
+      </w:r>
+    </w:p>
+    <w:p>
+      <w:pPr>
+        <w:spacing w:after="0" w:line="240" w:lineRule="auto"/>
+        <w:ind w:right="5676"/>
+        <w:rPr>
+          <w:rFonts w:ascii="Cambria" w:hAnsi="Cambria"/>
+          <w:iCs/>
+          <w:sz w:val="18"/>
+          <w:szCs w:val="18"/>
+        </w:rPr>
+      </w:pPr>
+    </w:p>
+    <w:p>
+      <w:pPr>
+        <w:spacing w:after="0" w:line="240" w:lineRule="auto"/>
+        <w:ind w:right="5676" w:firstLine="708"/>
+        <w:rPr>
+          <w:rFonts w:ascii="Cambria" w:hAnsi="Cambria"/>
+          <w:iCs/>
+          <w:sz w:val="18"/>
+          <w:szCs w:val="18"/>
+        </w:rPr>
+      </w:pPr>
+    </w:p>
+    <w:p>
+      <w:pPr>
+        <w:spacing w:after="0" w:line="240" w:lineRule="auto"/>
+        <w:ind w:right="5676"/>
+        <w:rPr>
+          <w:rFonts w:ascii="Cambria" w:hAnsi="Cambria"/>
+          <w:iCs/>
+          <w:sz w:val="18"/>
+          <w:szCs w:val="18"/>
+        </w:rPr>
+      </w:pPr>
+    </w:p>
+    <w:p>
+      <w:pPr>
+        <w:spacing w:after="0" w:line="240" w:lineRule="auto"/>
+        <w:ind w:right="5676"/>
+        <w:rPr>
+          <w:rFonts w:ascii="Cambria" w:hAnsi="Cambria"/>
+          <w:iCs/>
+          <w:sz w:val="18"/>
+          <w:szCs w:val="18"/>
+        </w:rPr>
+      </w:pPr>
+    </w:p>
+    <w:p>
+      <w:pPr>
+        <w:spacing w:after="0" w:line="240" w:lineRule="auto"/>
+        <w:ind w:right="5676"/>
+        <w:rPr>
+          <w:rFonts w:ascii="Cambria" w:hAnsi="Cambria"/>
+          <w:iCs/>
+          <w:sz w:val="18"/>
+          <w:szCs w:val="18"/>
+        </w:rPr>
+      </w:pPr>
+    </w:p>
+    <w:p>
+      <w:pPr>
+        <w:tabs>
+          <w:tab w:val="left" w:pos="10915"/>
+        </w:tabs>
+        <w:spacing w:after="0" w:line="240" w:lineRule="auto"/>
+        <w:ind w:left="709" w:right="111"/>
+        <w:rPr>
+          <w:rFonts w:ascii="Cambria" w:hAnsi="Cambria"/>
+          <w:iCs/>
+          <w:spacing w:val="-82"/>
+          <w:sz w:val="18"/>
+          <w:szCs w:val="18"/>
+        </w:rPr>
+      </w:pPr>
+      <w:r>
+        <w:rPr>
+          <w:rFonts w:ascii="Cambria" w:eastAsia="Cambria" w:hAnsi="Cambria" w:cs="Cambria"/>
+          <w:b/>
+          <w:bCs/>
+          <w:noProof/>
+          <w:w w:val="125"/>
+          <w:kern w:val="0"/>
+          <w14:ligatures w14:val="none"/>
+        </w:rPr>
+        <w:drawing>
+          <wp:anchor distT="0" distB="0" distL="114300" distR="114300" simplePos="0" relativeHeight="251663360" behindDoc="1" locked="0" layoutInCell="1" allowOverlap="1" wp14:anchorId="539B5AAD" wp14:editId="0A130E8C">
+            <wp:simplePos x="0" y="0"/>
+            <wp:positionH relativeFrom="column">
+              <wp:posOffset>-300990</wp:posOffset>
+            </wp:positionH>
+            <wp:positionV relativeFrom="paragraph">
+              <wp:posOffset>208280</wp:posOffset>
+            </wp:positionV>
+            <wp:extent cx="2600325" cy="1209675"/>
+            <wp:effectExtent l="0" t="0" r="9525" b="9525"/>
+            <wp:wrapNone/>
+            <wp:docPr id="1" name="Imagen 1"/>
+            <wp:cNvGraphicFramePr>
+              <a:graphicFrameLocks xmlns:a="http://schemas.openxmlformats.org/drawingml/2006/main" noChangeAspect="1"/>
+            </wp:cNvGraphicFramePr>
+            <a:graphic xmlns:a="http://schemas.openxmlformats.org/drawingml/2006/main">
+              <a:graphicData uri="http://schemas.openxmlformats.org/drawingml/2006/picture">
+                <pic:pic xmlns:pic="http://schemas.openxmlformats.org/drawingml/2006/picture">
+                  <pic:nvPicPr>
+                    <pic:cNvPr id="0" name="Picture 1"/>
+                    <pic:cNvPicPr>
+                      <a:picLocks noChangeAspect="1" noChangeArrowheads="1"/>
+                    </pic:cNvPicPr>
+                  </pic:nvPicPr>
+                  <pic:blipFill rotWithShape="1">
+                    <a:blip r:embed="rId11" cstate="print">
+                      <a:extLst>
+                        <a:ext uri="{28A0092B-C50C-407E-A947-70E740481C1C}">
+                          <a14:useLocalDpi xmlns:a14="http://schemas.microsoft.com/office/drawing/2010/main" val="0"/>
+                        </a:ext>
+                      </a:extLst>
+                    </a:blip>
+                    <a:srcRect l="5139" t="9546" r="36402" b="71212"/>
+                    <a:stretch/>
+                  </pic:blipFill>
+                  <pic:spPr bwMode="auto">
+                    <a:xfrm>
+                      <a:off x="0" y="0"/>
+                      <a:ext cx="2600325" cy="1209675"/>
+                    </a:xfrm>
+                    <a:prstGeom prst="rect">
+                      <a:avLst/>
+                    </a:prstGeom>
+                    <a:noFill/>
+                    <a:ln>
+                      <a:noFill/>
+                    </a:ln>
+                    <a:extLst>
+                      <a:ext uri="{53640926-AAD7-44D8-BBD7-CCE9431645EC}">
+                        <a14:shadowObscured xmlns:a14="http://schemas.microsoft.com/office/drawing/2010/main"/>
+                      </a:ext>
+                    </a:extLst>
+                  </pic:spPr>
+                </pic:pic>
+              </a:graphicData>
+            </a:graphic>
+          </wp:anchor>
+        </w:drawing>
+      </w:r>
+      <w:r>
+        <w:rPr>
+          <w:rFonts w:ascii="Cambria" w:hAnsi="Cambria"/>
+          <w:iCs/>
+          <w:sz w:val="18"/>
+          <w:szCs w:val="18"/>
+        </w:rPr>
+        <w:t>Firma</w:t>
+      </w:r>
+      <w:r>
+        <w:rPr>
+          <w:rFonts w:ascii="Cambria" w:hAnsi="Cambria"/>
+          <w:iCs/>
+          <w:spacing w:val="-82"/>
+          <w:sz w:val="18"/>
+          <w:szCs w:val="18"/>
+        </w:rPr>
+        <w:tab/>
+      </w:r>
+      <w:r>
+        <w:rPr>
+          <w:rFonts w:ascii="Cambria" w:hAnsi="Cambria"/>
+          <w:iCs/>
+          <w:sz w:val="18"/>
+          <w:szCs w:val="18"/>
+        </w:rPr>
+        <w:t>S</w:t>
+      </w:r>
+      <w:r>
+        <w:rPr>
+          <w:rFonts w:ascii="Cambria" w:hAnsi="Cambria"/>
+          <w:iCs/>
+          <w:sz w:val="18"/>
+          <w:szCs w:val="18"/>
+        </w:rPr>
+        <w:t>ello de Mainjobs</w:t>
+      </w:r>
+      <w:r>
+        <w:rPr>
+          <w:rFonts w:ascii="Cambria" w:hAnsi="Cambria"/>
+          <w:iCs/>
+          <w:sz w:val="18"/>
+          <w:szCs w:val="18"/>
+        </w:rPr>
+        <w:t>:</w:t>
+      </w:r>
+    </w:p>
+    <w:p>
+      <w:pPr>
+        <w:tabs>
+          <w:tab w:val="left" w:pos="10915"/>
+        </w:tabs>
+        <w:spacing w:after="0" w:line="240" w:lineRule="auto"/>
+        <w:ind w:left="709" w:right="111"/>
+        <w:rPr>
+          <w:rFonts w:ascii="Cambria" w:hAnsi="Cambria"/>
+          <w:iCs/>
+          <w:sz w:val="18"/>
+          <w:szCs w:val="18"/>
+        </w:rPr>
+      </w:pPr>
+      <w:r>
+        <w:rPr>
+          <w:rFonts w:ascii="Cambria" w:eastAsia="Cambria" w:hAnsi="Cambria" w:cs="Cambria"/>
+          <w:b/>
+          <w:bCs/>
+          <w:noProof/>
+          <w:w w:val="125"/>
+          <w:kern w:val="0"/>
+          <w:sz w:val="20"/>
+          <w:szCs w:val="20"/>
+          <w14:ligatures w14:val="none"/>
+        </w:rPr>
+        <w:drawing>
+          <wp:anchor distT="0" distB="0" distL="114300" distR="114300" simplePos="0" relativeHeight="251664384" behindDoc="0" locked="0" layoutInCell="1" allowOverlap="1" wp14:anchorId="4114E431" wp14:editId="7688E024">
+            <wp:simplePos x="0" y="0"/>
+            <wp:positionH relativeFrom="column">
+              <wp:posOffset>6515569</wp:posOffset>
+            </wp:positionH>
+            <wp:positionV relativeFrom="paragraph">
+              <wp:posOffset>71920</wp:posOffset>
+            </wp:positionV>
+            <wp:extent cx="2081619" cy="755429"/>
+            <wp:effectExtent l="0" t="0" r="0" b="0"/>
+            <wp:wrapNone/>
+            <wp:docPr id="5" name="Imagen 5"/>
+            <wp:cNvGraphicFramePr>
+              <a:graphicFrameLocks xmlns:a="http://schemas.openxmlformats.org/drawingml/2006/main" noChangeAspect="1"/>
+            </wp:cNvGraphicFramePr>
+            <a:graphic xmlns:a="http://schemas.openxmlformats.org/drawingml/2006/main">
+              <a:graphicData uri="http://schemas.openxmlformats.org/drawingml/2006/picture">
+                <pic:pic xmlns:pic="http://schemas.openxmlformats.org/drawingml/2006/picture">
+                  <pic:nvPicPr>
+                    <pic:cNvPr id="0" name="Picture 3"/>
+                    <pic:cNvPicPr>
+                      <a:picLocks noChangeAspect="1" noChangeArrowheads="1"/>
+                    </pic:cNvPicPr>
+                  </pic:nvPicPr>
+                  <pic:blipFill>
+                    <a:blip r:embed="rId12">
+                      <a:extLst>
+                        <a:ext uri="{28A0092B-C50C-407E-A947-70E740481C1C}">
+                          <a14:useLocalDpi xmlns:a14="http://schemas.microsoft.com/office/drawing/2010/main" val="0"/>
+                        </a:ext>
+                      </a:extLst>
+                    </a:blip>
+                    <a:srcRect/>
+                    <a:stretch>
+                      <a:fillRect/>
+                    </a:stretch>
+                  </pic:blipFill>
+                  <pic:spPr bwMode="auto">
+                    <a:xfrm>
+                      <a:off x="0" y="0"/>
+                      <a:ext cx="2081619" cy="755429"/>
+                    </a:xfrm>
+                    <a:prstGeom prst="rect">
+                      <a:avLst/>
+                    </a:prstGeom>
+                    <a:noFill/>
+                    <a:ln>
+                      <a:noFill/>
+                    </a:ln>
+                  </pic:spPr>
+                </pic:pic>
+              </a:graphicData>
+            </a:graphic>
+            <wp14:sizeRelH relativeFrom="margin">
+              <wp14:pctWidth>0</wp14:pctWidth>
+            </wp14:sizeRelH>
+            <wp14:sizeRelV relativeFrom="margin">
+              <wp14:pctHeight>0</wp14:pctHeight>
+            </wp14:sizeRelV>
+          </wp:anchor>
+        </w:drawing>
+      </w:r>
+      <w:r>
+        <w:rPr>
+          <w:rFonts w:ascii="Cambria" w:hAnsi="Cambria"/>
+          <w:iCs/>
+          <w:sz w:val="18"/>
+          <w:szCs w:val="18"/>
+        </w:rPr>
+        <w:t>José Aniorte Rueda</w:t>
+      </w:r>
+      <w:r>
+        <w:rPr>
+          <w:rFonts w:ascii="Cambria" w:hAnsi="Cambria"/>
+          <w:iCs/>
+          <w:sz w:val="18"/>
+          <w:szCs w:val="18"/>
+        </w:rPr>
+        <w:tab/>
+      </w:r>
+    </w:p>
+    <w:p>
+      <w:pPr>
+        <w:tabs>
+          <w:tab w:val="left" w:pos="10915"/>
+        </w:tabs>
+        <w:spacing w:after="0" w:line="240" w:lineRule="auto"/>
+        <w:ind w:left="709" w:right="111"/>
+        <w:rPr>
+          <w:rFonts w:ascii="Cambria" w:hAnsi="Cambria"/>
+          <w:iCs/>
+          <w:color w:val="FF0000"/>
+          <w:sz w:val="18"/>
+          <w:szCs w:val="18"/>
+        </w:rPr>
+      </w:pPr>
+      <w:r>
+        <w:rPr>
+          <w:rFonts w:ascii="Cambria" w:hAnsi="Cambria"/>
+          <w:iCs/>
+          <w:sz w:val="18"/>
+          <w:szCs w:val="18"/>
+        </w:rPr>
+        <w:t>Gerente Agencia para el Empleo</w:t>
+      </w:r>
+      <w:r>
+        <w:rPr>
+          <w:rFonts w:ascii="Cambria" w:hAnsi="Cambria"/>
+          <w:iCs/>
+          <w:color w:val="FF0000"/>
+          <w:sz w:val="18"/>
+          <w:szCs w:val="18"/>
+        </w:rPr>
+        <w:tab/>
+      </w:r>
+    </w:p>
+    <w:p>
+      <w:pPr>
+        <w:tabs>
+          <w:tab w:val="left" w:pos="10915"/>
+        </w:tabs>
+        <w:spacing w:after="0" w:line="240" w:lineRule="auto"/>
+        <w:ind w:left="709" w:right="111"/>
+        <w:rPr>
+          <w:rFonts w:ascii="Cambria" w:hAnsi="Cambria"/>
+          <w:iCs/>
+          <w:color w:val="FF0000"/>
+          <w:sz w:val="18"/>
+          <w:szCs w:val="18"/>
+        </w:rPr>
+      </w:pPr>
+    </w:p>
+    <w:p>
+      <w:pPr>
+        <w:spacing w:after="0"/>
+        <w:jc w:val="center"/>
+        <w:rPr>
+          <w:rFonts w:ascii="Cambria" w:eastAsia="Cambria" w:hAnsi="Cambria" w:cs="Cambria"/>
+          <w:b/>
+          <w:bCs/>
+          <w:w w:val="125"/>
+          <w:kern w:val="0"/>
+          <w:sz w:val="20"/>
+          <w:szCs w:val="20"/>
+          <w14:ligatures w14:val="none"/>
+        </w:rPr>
+        <w:sectPr>
+          <w:headerReference w:type="even" r:id="rId13"/>
+          <w:headerReference w:type="default" r:id="rId14"/>
+          <w:footerReference w:type="default" r:id="rId15"/>
+          <w:headerReference w:type="first" r:id="rId16"/>
+          <w:pgSz w:w="16838" w:h="11906" w:orient="landscape" w:code="9"/>
+          <w:pgMar w:top="1701" w:right="1134" w:bottom="1418" w:left="1134" w:header="851" w:footer="851" w:gutter="0"/>
+          <w:pgNumType w:start="1"/>
+          <w:cols w:space="708"/>
+          <w:docGrid w:linePitch="360"/>
+        </w:sectPr>
+      </w:pPr>
+      <w:r>
+        <w:rPr>
+          <w:rFonts w:ascii="Cambria" w:eastAsia="Cambria" w:hAnsi="Cambria" w:cs="Cambria"/>
+          <w:b/>
+          <w:bCs/>
+          <w:noProof/>
+          <w:w w:val="125"/>
+          <w:kern w:val="0"/>
+          <w:sz w:val="20"/>
+          <w:szCs w:val="20"/>
+          <w14:ligatures w14:val="none"/>
+        </w:rPr>
+        <w:drawing>
+          <wp:anchor distT="0" distB="0" distL="114300" distR="114300" simplePos="0" relativeHeight="251665408" behindDoc="0" locked="0" layoutInCell="1" allowOverlap="1" wp14:anchorId="28CBB137" wp14:editId="59237EC6">
+            <wp:simplePos x="0" y="0"/>
+            <wp:positionH relativeFrom="column">
+              <wp:posOffset>8050530</wp:posOffset>
+            </wp:positionH>
+            <wp:positionV relativeFrom="page">
+              <wp:posOffset>6842760</wp:posOffset>
+            </wp:positionV>
+            <wp:extent cx="1388745" cy="344805"/>
+            <wp:effectExtent l="0" t="0" r="1905" b="0"/>
+            <wp:wrapThrough wrapText="bothSides">
+              <wp:wrapPolygon edited="0">
+                <wp:start x="0" y="0"/>
+                <wp:lineTo x="0" y="20287"/>
+                <wp:lineTo x="21333" y="20287"/>
+                <wp:lineTo x="21333" y="0"/>
+                <wp:lineTo x="0" y="0"/>
+              </wp:wrapPolygon>
+            </wp:wrapThrough>
+            <wp:docPr id="2" name="Imagen 2"/>
+            <wp:cNvGraphicFramePr>
+              <a:graphicFrameLocks xmlns:a="http://schemas.openxmlformats.org/drawingml/2006/main" noChangeAspect="1"/>
+            </wp:cNvGraphicFramePr>
+            <a:graphic xmlns:a="http://schemas.openxmlformats.org/drawingml/2006/main">
+              <a:graphicData uri="http://schemas.openxmlformats.org/drawingml/2006/picture">
+                <pic:pic xmlns:pic="http://schemas.openxmlformats.org/drawingml/2006/picture">
+                  <pic:nvPicPr>
+                    <pic:cNvPr id="0" name="Picture 2"/>
+                    <pic:cNvPicPr>
+                      <a:picLocks noChangeAspect="1" noChangeArrowheads="1"/>
+                    </pic:cNvPicPr>
+                  </pic:nvPicPr>
+                  <pic:blipFill>
+                    <a:blip r:embed="rId17" cstate="print">
+                      <a:extLst>
+                        <a:ext uri="{28A0092B-C50C-407E-A947-70E740481C1C}">
+                          <a14:useLocalDpi xmlns:a14="http://schemas.microsoft.com/office/drawing/2010/main" val="0"/>
+                        </a:ext>
+                      </a:extLst>
+                    </a:blip>
+                    <a:srcRect/>
+                    <a:stretch>
+                      <a:fillRect/>
+                    </a:stretch>
+                  </pic:blipFill>
+                  <pic:spPr bwMode="auto">
+                    <a:xfrm>
+                      <a:off x="0" y="0"/>
+                      <a:ext cx="1388745" cy="344805"/>
+                    </a:xfrm>
+                    <a:prstGeom prst="rect">
+                      <a:avLst/>
+                    </a:prstGeom>
+                    <a:noFill/>
+                    <a:ln>
+                      <a:noFill/>
+                    </a:ln>
+                  </pic:spPr>
+                </pic:pic>
+              </a:graphicData>
+            </a:graphic>
+          </wp:anchor>
+        </w:drawing>
+      </w:r>
+    </w:p>
+    <w:tbl>
+      <w:tblPr>
+        <w:tblStyle w:val="Tablaconcuadrcula"/>
+        <w:tblW w:w="15877" w:type="dxa"/>
+        <w:tblInd w:w="-998" w:type="dxa"/>
+        <w:tblBorders>
+          <w:top w:val="none" w:sz="0" w:space="0" w:color="auto"/>
+          <w:left w:val="none" w:sz="0" w:space="0" w:color="auto"/>
+          <w:bottom w:val="none" w:sz="0" w:space="0" w:color="auto"/>
+          <w:right w:val="none" w:sz="0" w:space="0" w:color="auto"/>
+          <w:insideH w:val="none" w:sz="0" w:space="0" w:color="auto"/>
+          <w:insideV w:val="none" w:sz="0" w:space="0" w:color="auto"/>
+        </w:tblBorders>
+        <w:tblLook w:val="04A0" w:firstRow="1" w:lastRow="0" w:firstColumn="1" w:lastColumn="0" w:noHBand="0" w:noVBand="1"/>
+      </w:tblPr>
+      <w:tblGrid>
+        <w:gridCol w:w="15877"/>
+      </w:tblGrid>
+      <w:tr>
+        <w:tc>
+          <w:tcPr>
+            <w:tcW w:w="15877" w:type="dxa"/>
+          </w:tcPr>
+          <w:p>
+            <w:pPr>
+              <w:spacing w:before="120" w:after="120"/>
+              <w:jc w:val="center"/>
+              <w:rPr>
+                <w:rFonts w:ascii="Cambria" w:eastAsia="Cambria" w:hAnsi="Cambria" w:cs="Cambria"/>
+                <w:b/>
+                <w:bCs/>
+                <w:w w:val="125"/>
+                <w:kern w:val="0"/>
+                <w14:ligatures w14:val="none"/>
+              </w:rPr>
+            </w:pPr>
+            <w:r>
+              <w:rPr>
+                <w:rFonts w:ascii="Cambria" w:eastAsia="Cambria" w:hAnsi="Cambria" w:cs="Cambria"/>
+                <w:b/>
+                <w:bCs/>
+                <w:w w:val="125"/>
+                <w:kern w:val="0"/>
+                <w14:ligatures w14:val="none"/>
+              </w:rPr>
+              <w:lastRenderedPageBreak/>
+              <w:t>ITINERARIO</w:t>
+            </w:r>
+            <w:r>
+              <w:rPr>
+                <w:rFonts w:ascii="Cambria" w:eastAsia="Cambria" w:hAnsi="Cambria" w:cs="Cambria"/>
+                <w:b/>
+                <w:bCs/>
+                <w:w w:val="125"/>
+                <w:kern w:val="0"/>
+                <w14:ligatures w14:val="none"/>
+              </w:rPr>
+              <w:t xml:space="preserve"> O</w:t>
+            </w:r>
+            <w:r>
+              <w:rPr>
+                <w:rFonts w:ascii="Cambria" w:eastAsia="Cambria" w:hAnsi="Cambria" w:cs="Cambria"/>
+                <w:b/>
+                <w:bCs/>
+                <w:w w:val="125"/>
+                <w:kern w:val="0"/>
+                <w14:ligatures w14:val="none"/>
+              </w:rPr>
+              <w:t xml:space="preserve"> ESPECIALIDAD</w:t>
+            </w:r>
+            <w:r>
+              <w:rPr>
+                <w:rFonts w:ascii="Cambria" w:eastAsia="Cambria" w:hAnsi="Cambria" w:cs="Cambria"/>
+                <w:b/>
+                <w:bCs/>
+                <w:w w:val="125"/>
+                <w:kern w:val="0"/>
+                <w14:ligatures w14:val="none"/>
+              </w:rPr>
+              <w:t xml:space="preserve"> </w:t>
+            </w:r>
+            <w:r>
+              <w:rPr>
+                <w:rFonts w:ascii="Cambria" w:eastAsia="Cambria" w:hAnsi="Cambria" w:cs="Cambria"/>
+                <w:b/>
+                <w:bCs/>
+                <w:w w:val="125"/>
+                <w:kern w:val="0"/>
+                <w14:ligatures w14:val="none"/>
+              </w:rPr>
+              <w:t>“</w:t>
+            </w:r>
+            <w:r>
+              <w:rPr>
+                <w:rFonts w:ascii="Cambria" w:eastAsia="Cambria" w:hAnsi="Cambria" w:cs="Cambria"/>
+                <w:b/>
+                <w:bCs/>
+                <w:noProof/>
+                <w:w w:val="125"/>
+                <w:kern w:val="0"/>
+                <w14:ligatures w14:val="none"/>
+              </w:rPr>
+              <w:t>«ESPECIALIDAD»</w:t>
+            </w:r>
+            <w:r>
+              <w:rPr>
+                <w:rFonts w:ascii="Cambria" w:eastAsia="Cambria" w:hAnsi="Cambria" w:cs="Cambria"/>
+                <w:b/>
+                <w:bCs/>
+                <w:w w:val="125"/>
+                <w:kern w:val="0"/>
+                <w14:ligatures w14:val="none"/>
+              </w:rPr>
+              <w:t>”</w:t>
+            </w:r>
+            <w:r>
+              <w:rPr>
+                <w:rFonts w:ascii="Cambria" w:eastAsia="Cambria" w:hAnsi="Cambria" w:cs="Cambria"/>
+                <w:b/>
+                <w:bCs/>
+                <w:color w:val="FF0000"/>
+                <w:w w:val="125"/>
+                <w:kern w:val="0"/>
+                <w14:ligatures w14:val="none"/>
+              </w:rPr>
+              <w:t xml:space="preserve"> </w:t>
+            </w:r>
+          </w:p>
+        </w:tc>
+      </w:tr>
+      <w:tr>
+        <w:tc>
+          <w:tcPr>
+            <w:tcW w:w="15877" w:type="dxa"/>
+          </w:tcPr>
+          <w:p>
+            <w:pPr>
+              <w:spacing w:before="120" w:after="120"/>
+              <w:jc w:val="center"/>
+              <w:rPr>
+                <w:rFonts w:ascii="Cambria" w:eastAsia="Cambria" w:hAnsi="Cambria" w:cs="Cambria"/>
+                <w:b/>
+                <w:bCs/>
+                <w:w w:val="125"/>
+                <w:kern w:val="0"/>
+                <w14:ligatures w14:val="none"/>
+              </w:rPr>
+            </w:pPr>
+            <w:r>
+              <w:rPr>
+                <w:rFonts w:ascii="Cambria" w:eastAsia="Cambria" w:hAnsi="Cambria" w:cs="Cambria"/>
+                <w:b/>
+                <w:bCs/>
+                <w:w w:val="125"/>
+                <w:kern w:val="0"/>
+                <w14:ligatures w14:val="none"/>
+              </w:rPr>
+              <w:t>Contenido</w:t>
+            </w:r>
+          </w:p>
+        </w:tc>
+      </w:tr>
+      <w:tr>
+        <w:trPr>
+          <w:trHeight w:val="111"/>
+        </w:trPr>
+        <w:tc>
+          <w:tcPr>
+            <w:tcW w:w="15877" w:type="dxa"/>
+          </w:tcPr>
+          <w:p>
+            <w:pPr>
+              <w:spacing w:before="60" w:after="60"/>
+              <w:jc w:val="center"/>
+              <w:rPr>
+                <w:rFonts w:ascii="Cambria" w:eastAsia="Cambria" w:hAnsi="Cambria" w:cs="Cambria"/>
+                <w:kern w:val="0"/>
+                <w14:ligatures w14:val="none"/>
+              </w:rPr>
+            </w:pPr>
+            <w:r>
+              <w:rPr>
+                <w:rFonts w:ascii="Cambria" w:eastAsia="Cambria" w:hAnsi="Cambria" w:cs="Cambria"/>
+                <w:kern w:val="0"/>
+                <w14:ligatures w14:val="none"/>
+              </w:rPr>
+              <w:t>“CONTENIDO”</w:t>
+            </w:r>
+          </w:p>
+        </w:tc>
+      </w:tr>
+    </w:tbl>
+    <w:p>
+      <w:pPr>
+        <w:spacing w:after="0" w:line="240" w:lineRule="auto"/>
+        <w:rPr>
+          <w:rFonts w:ascii="Cambria" w:eastAsia="Cambria" w:hAnsi="Cambria" w:cs="Cambria"/>
+          <w:b/>
+          <w:bCs/>
+          <w:w w:val="125"/>
+          <w:kern w:val="0"/>
+          <w14:ligatures w14:val="none"/>
+        </w:rPr>
+      </w:pPr>
+      <w:r>
+        <w:rPr>
+          <w:rFonts w:ascii="Cambria" w:eastAsia="Cambria" w:hAnsi="Cambria" w:cs="Cambria"/>
+          <w:b/>
+          <w:bCs/>
+          <w:i/>
+          <w:iCs/>
+          <w:noProof/>
+          <w:kern w:val="0"/>
+          <w:sz w:val="52"/>
+          <w:szCs w:val="52"/>
+        </w:rPr>
+        <w:pict w14:anchorId="6C2B6B86">
+          <v:rect id="_x0000_s2050" style="position:absolute;margin-left:-48.95pt;margin-top:-152pt;width:796.5pt;height:555.75pt;z-index:251661312;visibility:visible;mso-wrap-style:square;mso-width-percent:0;mso-height-percent:0;mso-wrap-distance-left:9pt;mso-wrap-distance-top:0;mso-wrap-distance-right:9pt;mso-wrap-distance-bottom:0;mso-position-horizontal:absolute;mso-position-horizontal-relative:margin;mso-position-vertical:absolute;mso-position-vertical-relative:text;mso-width-percent:0;mso-height-percent:0;mso-width-relative:margin;mso-height-relative:margin;v-text-anchor:middle" o:gfxdata="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" filled="f" strokecolor="#4f81bc" strokeweight="1.75pt">
+            <v:stroke linestyle="thickThin"/>
+            <w10:wrap anchorx="margin"/>
+          </v:rect>
+        </w:pict>
+      </w:r>
+    </w:p>
+    <w:sectPr>
+      <w:headerReference w:type="default" r:id="rId18"/>
+      <w:footerReference w:type="default" r:id="rId19"/>
+      <w:pgSz w:w="16838" w:h="11906" w:orient="landscape"/>
+      <w:pgMar w:top="284" w:right="1417" w:bottom="1701" w:left="1417" w:header="708" w:footer="708" w:gutter="0"/>
+      <w:cols w:space="708"/>
+      <w:docGrid w:linePitch="360"/>
+    </w:sectPr>
+  </w:body>
+</w:document>
 </file>
 
 <file path=word/endnotes.xml><?xml version="1.0" encoding="utf-8"?>
-<w:endnotes xmlns:wpc="http://schemas.microsoft.com/office/word/2010/wordprocessingCanvas" xmlns:cx="http://schemas.microsoft.com/office/drawing/2014/chartex" xmlns:cx1="http://schemas.microsoft.com/office/drawing/2015/9/8/chartex" xmlns:cx2="http://schemas.microsoft.com/office/drawing/2015/10/21/chartex" xmlns:cx3="http://schemas.microsoft.com/office/drawing/2016/5/9/chartex" xmlns:cx4="http://schemas.microsoft.com/office/drawing/2016/5/10/chartex" xmlns:cx5="http://schemas.microsoft.com/office/drawing/2016/5/11/chartex" xmlns:cx6="http://schemas.microsoft.com/office/drawing/2016/5/12/chartex" xmlns:cx7="http://schemas.microsoft.com/office/drawing/2016/5/13/chartex" xmlns:cx8="http://schemas.microsoft.com/office/drawing/2016/5/14/chartex" xmlns:mc="http://schemas.openxmlformats.org/markup-compatibility/2006" xmlns:aink="http://schemas.microsoft.com/office/drawing/2016/ink" xmlns:am3d="http://schemas.microsoft.com/office/drawing/2017/model3d" xmlns:o="urn:schemas-microsoft-com:office:office" xmlns:oel="http://schemas.microsoft.com/office/2019/extlst" xmlns:r="http://schemas.openxmlformats.org/officeDocument/2006/relationships" xmlns:m="http://schemas.openxmlformats.org/officeDocument/2006/math" xmlns:v="urn:schemas-microsoft-com:vml" xmlns:wp14="http://schemas.microsoft.com/office/word/2010/wordprocessingDrawing" xmlns:wp="http://schemas.openxmlformats.org/drawingml/2006/wordprocessingDrawing" xmlns:w10="urn:schemas-microsoft-com:office:word" xmlns:w="http://schemas.openxmlformats.org/wordprocessingml/2006/main" xmlns:w14="http://schemas.microsoft.com/office/word/2010/wordml" xmlns:w15="http://schemas.microsoft.com/office/word/2012/wordml" xmlns:w16cex="http://schemas.microsoft.com/office/word/2018/wordml/cex" xmlns:w16cid="http://schemas.microsoft.com/office/word/2016/wordml/cid" xmlns:w16="http://schemas.microsoft.com/office/word/2018/wordml" xmlns:w16sdtdh="http://schemas.microsoft.com/office/word/2020/wordml/sdtdatahash" xmlns:w16se="http://schemas.microsoft.com/office/word/2015/wordml/symex" xmlns:wpg="http://schemas.microsoft.com/office/word/2010/wordprocessingGroup" xmlns:wpi="http://schemas.microsoft.com/office/word/2010/wordprocessingInk" xmlns:wne="http://schemas.microsoft.com/office/word/2006/wordml" xmlns:wps="http://schemas.microsoft.com/office/word/2010/wordprocessingShape" mc:Ignorable="w14 w15 w16se w16cid w16 w16cex w16sdtdh wp14">
+<w:endnotes xmlns:wpc="http://schemas.microsoft.com/office/word/2010/wordprocessingCanvas" xmlns:cx="http://schemas.microsoft.com/office/drawing/2014/chartex" xmlns:cx1="http://schemas.microsoft.com/office/drawing/2015/9/8/chartex" xmlns:cx2="http://schemas.microsoft.com/office/drawing/2015/10/21/chartex" xmlns:cx3="http://schemas.microsoft.com/office/drawing/2016/5/9/chartex" xmlns:cx4="http://schemas.microsoft.com/office/drawing/2016/5/10/chartex" xmlns:cx5="http://schemas.microsoft.com/office/drawing/2016/5/11/chartex" xmlns:cx6="http://schemas.microsoft.com/office/drawing/2016/5/12/chartex" xmlns:cx7="http://schemas.microsoft.com/office/drawing/2016/5/13/chartex" xmlns:cx8="http://schemas.microsoft.com/office/drawing/2016/5/14/chartex" xmlns:mc="http://schemas.openxmlformats.org/markup-compatibility/2006" xmlns:aink="http://schemas.microsoft.com/office/drawing/2016/ink" xmlns:am3d="http://schemas.microsoft.com/office/drawing/2017/model3d" xmlns:o="urn:schemas-microsoft-com:office:office" xmlns:oel="http://schemas.microsoft.com/office/2019/extlst" xmlns:r="http://schemas.openxmlformats.org/officeDocument/2006/relationships" xmlns:m="http://schemas.openxmlformats.org/officeDocument/2006/math" xmlns:v="urn:schemas-microsoft-com:vml" xmlns:wp14="http://schemas.microsoft.com/office/word/2010/wordprocessingDrawing" xmlns:wp="http://schemas.openxmlformats.org/drawingml/2006/wordprocessingDrawing" xmlns:w10="urn:schemas-microsoft-com:office:word" xmlns:w="http://schemas.openxmlformats.org/wordprocessingml/2006/main" xmlns:w14="http://schemas.microsoft.com/office/word/2010/wordml" xmlns:w15="http://schemas.microsoft.com/office/word/2012/wordml" xmlns:w16cex="http://schemas.microsoft.com/office/word/2018/wordml/cex" xmlns:w16cid="http://schemas.microsoft.com/office/word/2016/wordml/cid" xmlns:w16="http://schemas.microsoft.com/office/word/2018/wordml" xmlns:w16du="http://schemas.microsoft.com/office/word/2023/wordml/word16du" xmlns:w16sdtdh="http://schemas.microsoft.com/office/word/2020/wordml/sdtdatahash" xmlns:w16sdtfl="http://schemas.microsoft.com/office/word/2024/wordml/sdtformatlock" xmlns:w16se="http://schemas.microsoft.com/office/word/2015/wordml/symex" xmlns:wpg="http://schemas.microsoft.com/office/word/2010/wordprocessingGroup" xmlns:wpi="http://schemas.microsoft.com/office/word/2010/wordprocessingInk" xmlns:wne="http://schemas.microsoft.com/office/word/2006/wordml" xmlns:wps="http://schemas.microsoft.com/office/word/2010/wordprocessingShape" mc:Ignorable="w14 w15 w16se w16cid w16 w16cex w16sdtdh w16sdtfl w16du wp14">
   <w:endnote w:type="separator" w:id="-1">
     <w:p>
       <w:pPr>
@@ -1537,229 +1366,165 @@
 </file>
 
 <file path=word/footer1.xml><?xml version="1.0" encoding="utf-8"?>
-<ns0:ftr xmlns:ns0="http://schemas.openxmlformats.org/wordprocessingml/2006/main" xmlns:ns1="http://schemas.openxmlformats.org/markup-compatibility/2006" xmlns:ns2="http://schemas.microsoft.com/office/word/2010/wordml" xmlns:ns3="urn:schemas-microsoft-com:vml" xmlns:ns4="urn:schemas-microsoft-com:office:office" ns1:Ignorable="w14 w15 w16se w16cid w16 w16cex w16sdtdh wp14">
-  <ns0:p ns2:paraId="4D6194E0" ns2:textId="331BADB6" ns0:rsidR="00307CB2" ns0:rsidRDefault="00307CB2">
-    <ns0:pPr>
-      <ns0:pStyle ns0:val="Piedepgina"/>
-    </ns0:pPr>
-    <ns0:r>
-      <ns0:rPr>
-        <ns0:noProof/>
-      </ns0:rPr>
-      <ns1:AlternateContent>
-        <ns1:Fallback>
-          <ns0:pict>
-            <ns3:shapetype ns2:anchorId="7B08AA7C" id="_x0000_t202" coordsize="21600,21600" ns4:spt="202" path="m,l,21600r21600,l21600,xe">
-              <ns3:stroke joinstyle="miter"/>
-              <ns3:path gradientshapeok="t" ns4:connecttype="rect"/>
-            </ns3:shapetype>
-            <ns3:shape id="Cuadro de texto 9" ns4:spid="_x0000_s1026" type="#_x0000_t202" style="position:absolute;margin-left:-32.7pt;margin-top:-20.6pt;width:795pt;height:57pt;z-index:251622400;visibility:visible;mso-wrap-style:square;mso-width-percent:0;mso-height-percent:0;mso-wrap-distance-left:9pt;mso-wrap-distance-top:0;mso-wrap-distance-right:9pt;mso-wrap-distance-bottom:0;mso-position-horizontal:absolute;mso-position-horizontal-relative:text;mso-position-vertical:absolute;mso-position-vertical-relative:text;mso-width-percent:0;mso-height-percent:0;mso-width-relative:margin;mso-height-relative:margin;v-text-anchor:top" ns4:gfxdata="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" fillcolor="#4f81bc" stroked="f" strokeweight=".5pt">
-              <ns3:textbox>
-                <ns0:txbxContent>
-                  <ns0:p ns2:paraId="26A3E0D7" ns2:textId="77777777" ns0:rsidR="00307CB2" ns0:rsidRPr="00706991" ns0:rsidRDefault="00307CB2" ns0:rsidP="009840D4">
-                    <ns0:pPr>
-                      <ns0:tabs>
-                        <ns0:tab ns0:val="left" ns0:pos="12900"/>
-                      </ns0:tabs>
-                      <ns0:spacing ns0:before="60" ns0:after="0"/>
-                      <ns0:rPr>
-                        <ns0:rFonts ns0:ascii="Cambria" ns0:hAnsi="Cambria"/>
-                        <ns0:color ns0:val="FFFFFF" ns0:themeColor="background1"/>
-                        <ns0:sz ns0:val="20"/>
-                        <ns0:szCs ns0:val="20"/>
-                      </ns0:rPr>
-                    </ns0:pPr>
-                    <ns0:r>
-                      <ns0:rPr>
-                        <ns0:rFonts ns0:ascii="Cambria" ns0:hAnsi="Cambria"/>
-                        <ns0:i/>
-                        <ns0:iCs/>
-                        <ns0:color ns0:val="FFFFFF" ns0:themeColor="background1"/>
-                        <ns0:sz ns0:val="20"/>
-                        <ns0:szCs ns0:val="20"/>
-                      </ns0:rPr>
-                      <ns0:t xml:space="preserve">    Agencia para el Empleo de Madrid</ns0:t>
-                    </ns0:r>
-                    <ns0:r>
-                      <ns0:rPr>
-                        <ns0:rFonts ns0:ascii="Cambria" ns0:hAnsi="Cambria"/>
-                        <ns0:i/>
-                        <ns0:iCs/>
-                        <ns0:color ns0:val="FFFFFF" ns0:themeColor="background1"/>
-                        <ns0:sz ns0:val="20"/>
-                        <ns0:szCs ns0:val="20"/>
-                      </ns0:rPr>
-                      <ns0:tab/>
-                    </ns0:r>
-                    <ns0:r ns0:rsidRPr="00706991">
-                      <ns0:rPr>
-                        <ns0:rFonts ns0:ascii="Cambria" ns0:hAnsi="Cambria"/>
-                        <ns0:color ns0:val="FFFFFF" ns0:themeColor="background1"/>
-                        <ns0:sz ns0:val="20"/>
-                        <ns0:szCs ns0:val="20"/>
-                      </ns0:rPr>
-                      <ns0:t>Formación impartida por:</ns0:t>
-                    </ns0:r>
-                  </ns0:p>
-                  <ns0:p ns2:paraId="77F564C1" ns2:textId="6B813718" ns0:rsidR="00307CB2" ns0:rsidRDefault="00307CB2" ns0:rsidP="00706991">
-                    <ns0:pPr>
-                      <ns0:tabs>
-                        <ns0:tab ns0:val="left" ns0:pos="13892"/>
-                      </ns0:tabs>
-                      <ns0:spacing ns0:after="0"/>
-                      <ns0:ind ns0:left="142"/>
-                      <ns0:rPr>
-                        <ns0:rFonts ns0:ascii="Cambria" ns0:hAnsi="Cambria"/>
-                        <ns0:i/>
-                        <ns0:iCs/>
-                        <ns0:color ns0:val="FFFFFF" ns0:themeColor="background1"/>
-                        <ns0:sz ns0:val="20"/>
-                        <ns0:szCs ns0:val="20"/>
-                      </ns0:rPr>
-                    </ns0:pPr>
-                    <ns0:proofErr ns0:type="spellStart"/>
-                    <ns0:r>
-                      <ns0:rPr>
-                        <ns0:rFonts ns0:ascii="Cambria" ns0:hAnsi="Cambria"/>
-                        <ns0:i/>
-                        <ns0:iCs/>
-                        <ns0:color ns0:val="FFFFFF" ns0:themeColor="background1"/>
-                        <ns0:sz ns0:val="20"/>
-                        <ns0:szCs ns0:val="20"/>
-                      </ns0:rPr>
-                      <ns0:t xml:space="preserve">Pº de Pontones, 10 28005 Madrid</ns0:t>
-                    </ns0:r>
-                    <ns0:proofErr ns0:type="spellEnd"/>
-                    <ns0:r>
-                      <ns0:rPr>
-                        <ns0:rFonts ns0:ascii="Cambria" ns0:hAnsi="Cambria"/>
-                        <ns0:i/>
-                        <ns0:iCs/>
-                        <ns0:color ns0:val="FFFFFF" ns0:themeColor="background1"/>
-                        <ns0:sz ns0:val="20"/>
-                        <ns0:szCs ns0:val="20"/>
-                      </ns0:rPr>
-                      <ns0:t xml:space="preserve"/>
-                    </ns0:r>
-                    <ns0:r>
-                      <ns0:rPr>
-                        <ns0:rFonts ns0:ascii="Cambria" ns0:hAnsi="Cambria"/>
-                        <ns0:i/>
-                        <ns0:iCs/>
-                        <ns0:color ns0:val="FFFFFF" ns0:themeColor="background1"/>
-                        <ns0:sz ns0:val="20"/>
-                        <ns0:szCs ns0:val="20"/>
-                      </ns0:rPr>
-                      <ns0:tab/>
-                    </ns0:r>
-                  </ns0:p>
-                </ns0:txbxContent>
-              </ns3:textbox>
-            </ns3:shape>
-          </ns0:pict>
-        </ns1:Fallback>
-      </ns1:AlternateContent>
-    </ns0:r>
-    <ns0:r ns0:rsidR="001F58E5">
-      <ns0:rPr>
-        <ns0:noProof/>
-      </ns0:rPr>
-      <ns0:t/>
-    </ns0:r>
-  </ns0:p>
-</ns0:ftr>
+<w:ftr xmlns:wpc="http://schemas.microsoft.com/office/word/2010/wordprocessingCanvas" xmlns:cx="http://schemas.microsoft.com/office/drawing/2014/chartex" xmlns:cx1="http://schemas.microsoft.com/office/drawing/2015/9/8/chartex" xmlns:cx2="http://schemas.microsoft.com/office/drawing/2015/10/21/chartex" xmlns:cx3="http://schemas.microsoft.com/office/drawing/2016/5/9/chartex" xmlns:cx4="http://schemas.microsoft.com/office/drawing/2016/5/10/chartex" xmlns:cx5="http://schemas.microsoft.com/office/drawing/2016/5/11/chartex" xmlns:cx6="http://schemas.microsoft.com/office/drawing/2016/5/12/chartex" xmlns:cx7="http://schemas.microsoft.com/office/drawing/2016/5/13/chartex" xmlns:cx8="http://schemas.microsoft.com/office/drawing/2016/5/14/chartex" xmlns:mc="http://schemas.openxmlformats.org/markup-compatibility/2006" xmlns:aink="http://schemas.microsoft.com/office/drawing/2016/ink" xmlns:am3d="http://schemas.microsoft.com/office/drawing/2017/model3d" xmlns:o="urn:schemas-microsoft-com:office:office" xmlns:oel="http://schemas.microsoft.com/office/2019/extlst" xmlns:r="http://schemas.openxmlformats.org/officeDocument/2006/relationships" xmlns:m="http://schemas.openxmlformats.org/officeDocument/2006/math" xmlns:v="urn:schemas-microsoft-com:vml" xmlns:wp14="http://schemas.microsoft.com/office/word/2010/wordprocessingDrawing" xmlns:wp="http://schemas.openxmlformats.org/drawingml/2006/wordprocessingDrawing" xmlns:w10="urn:schemas-microsoft-com:office:word" xmlns:w="http://schemas.openxmlformats.org/wordprocessingml/2006/main" xmlns:w14="http://schemas.microsoft.com/office/word/2010/wordml" xmlns:w15="http://schemas.microsoft.com/office/word/2012/wordml" xmlns:w16cex="http://schemas.microsoft.com/office/word/2018/wordml/cex" xmlns:w16cid="http://schemas.microsoft.com/office/word/2016/wordml/cid" xmlns:w16="http://schemas.microsoft.com/office/word/2018/wordml" xmlns:w16du="http://schemas.microsoft.com/office/word/2023/wordml/word16du" xmlns:w16sdtdh="http://schemas.microsoft.com/office/word/2020/wordml/sdtdatahash" xmlns:w16sdtfl="http://schemas.microsoft.com/office/word/2024/wordml/sdtformatlock" xmlns:w16se="http://schemas.microsoft.com/office/word/2015/wordml/symex" xmlns:wpg="http://schemas.microsoft.com/office/word/2010/wordprocessingGroup" xmlns:wpi="http://schemas.microsoft.com/office/word/2010/wordprocessingInk" xmlns:wne="http://schemas.microsoft.com/office/word/2006/wordml" xmlns:wps="http://schemas.microsoft.com/office/word/2010/wordprocessingShape" mc:Ignorable="w14 w15 w16se w16cid w16 w16cex w16sdtdh w16sdtfl w16du wp14">
+  <w:p>
+    <w:pPr>
+      <w:pStyle w:val="Piedepgina"/>
+    </w:pPr>
+    <w:r>
+      <w:rPr>
+        <w:noProof/>
+      </w:rPr>
+      <w:pict w14:anchorId="5FE1BD8B">
+        <v:shapetype id="_x0000_t202" coordsize="21600,21600" o:spt="202" path="m,l,21600r21600,l21600,xe">
+          <v:stroke joinstyle="miter"/>
+          <v:path gradientshapeok="t" o:connecttype="rect"/>
+        </v:shapetype>
+        <v:shape id="Cuadro de texto 9" o:spid="_x0000_s1026" type="#_x0000_t202" style="position:absolute;margin-left:-32.7pt;margin-top:-20.6pt;width:795pt;height:57pt;z-index:251622400;visibility:visible;mso-wrap-style:square;mso-width-percent:0;mso-height-percent:0;mso-wrap-distance-left:9pt;mso-wrap-distance-top:0;mso-wrap-distance-right:9pt;mso-wrap-distance-bottom:0;mso-position-horizontal:absolute;mso-position-horizontal-relative:text;mso-position-vertical:absolute;mso-position-vertical-relative:text;mso-width-percent:0;mso-height-percent:0;mso-width-relative:margin;mso-height-relative:margin;v-text-anchor:top" o:gfxdata="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" fillcolor="#4f81bc" stroked="f" strokeweight=".5pt">
+          <v:textbox>
+            <w:txbxContent>
+              <w:p>
+                <w:pPr>
+                  <w:tabs>
+                    <w:tab w:val="left" w:pos="13892"/>
+                  </w:tabs>
+                  <w:spacing w:after="0"/>
+                  <w:ind w:left="142"/>
+                  <w:rPr>
+                    <w:rFonts w:ascii="Cambria" w:hAnsi="Cambria"/>
+                    <w:color w:val="FFFFFF" w:themeColor="background1"/>
+                    <w:sz w:val="20"/>
+                    <w:szCs w:val="20"/>
+                  </w:rPr>
+                </w:pPr>
+                <w:r>
+                  <w:rPr>
+                    <w:rFonts w:ascii="Cambria" w:hAnsi="Cambria"/>
+                    <w:i/>
+                    <w:iCs/>
+                    <w:color w:val="FFFFFF" w:themeColor="background1"/>
+                    <w:sz w:val="20"/>
+                    <w:szCs w:val="20"/>
+                  </w:rPr>
+                  <w:t>Agencia para el Empleo de Madrid</w:t>
+                </w:r>
+                <w:r>
+                  <w:rPr>
+                    <w:rFonts w:ascii="Cambria" w:hAnsi="Cambria"/>
+                    <w:i/>
+                    <w:iCs/>
+                    <w:color w:val="FFFFFF" w:themeColor="background1"/>
+                    <w:sz w:val="20"/>
+                    <w:szCs w:val="20"/>
+                  </w:rPr>
+                  <w:t xml:space="preserve">                                                                                                                                                                                                                                      </w:t>
+                </w:r>
+                <w:r>
+                  <w:rPr>
+                    <w:rFonts w:ascii="Cambria" w:hAnsi="Cambria"/>
+                    <w:color w:val="FFFFFF" w:themeColor="background1"/>
+                    <w:sz w:val="20"/>
+                    <w:szCs w:val="20"/>
+                  </w:rPr>
+                  <w:t>Formación impartida por:</w:t>
+                </w:r>
+                <w:r>
+                  <w:rPr>
+                    <w:noProof/>
+                  </w:rPr>
+                  <w:t xml:space="preserve"> </w:t>
+                </w:r>
+              </w:p>
+              <w:p>
+                <w:pPr>
+                  <w:tabs>
+                    <w:tab w:val="left" w:pos="13892"/>
+                  </w:tabs>
+                  <w:spacing w:after="0"/>
+                  <w:ind w:left="142"/>
+                  <w:rPr>
+                    <w:rFonts w:ascii="Cambria" w:hAnsi="Cambria"/>
+                    <w:i/>
+                    <w:iCs/>
+                    <w:color w:val="FFFFFF" w:themeColor="background1"/>
+                    <w:sz w:val="20"/>
+                    <w:szCs w:val="20"/>
+                  </w:rPr>
+                </w:pPr>
+                <w:proofErr w:type="spellStart"/>
+                <w:r>
+                  <w:rPr>
+                    <w:rFonts w:ascii="Cambria" w:hAnsi="Cambria"/>
+                    <w:i/>
+                    <w:iCs/>
+                    <w:color w:val="FFFFFF" w:themeColor="background1"/>
+                    <w:sz w:val="20"/>
+                    <w:szCs w:val="20"/>
+                  </w:rPr>
+                  <w:t>Pº</w:t>
+                </w:r>
+                <w:proofErr w:type="spellEnd"/>
+                <w:r>
+                  <w:rPr>
+                    <w:rFonts w:ascii="Cambria" w:hAnsi="Cambria"/>
+                    <w:i/>
+                    <w:iCs/>
+                    <w:color w:val="FFFFFF" w:themeColor="background1"/>
+                    <w:sz w:val="20"/>
+                    <w:szCs w:val="20"/>
+                  </w:rPr>
+                  <w:t xml:space="preserve"> de Pontones, 10 28005 Madrid</w:t>
+                </w:r>
+                <w:r>
+                  <w:rPr>
+                    <w:rFonts w:ascii="Cambria" w:hAnsi="Cambria"/>
+                    <w:i/>
+                    <w:iCs/>
+                    <w:color w:val="FFFFFF" w:themeColor="background1"/>
+                    <w:sz w:val="20"/>
+                    <w:szCs w:val="20"/>
+                  </w:rPr>
+                  <w:t xml:space="preserve">                                                                                                                                                             </w:t>
+                </w:r>
+              </w:p>
+              <w:p>
+                <w:pPr>
+                  <w:tabs>
+                    <w:tab w:val="left" w:pos="13892"/>
+                  </w:tabs>
+                  <w:spacing w:after="0"/>
+                  <w:ind w:left="142"/>
+                  <w:rPr>
+                    <w:rFonts w:ascii="Cambria" w:hAnsi="Cambria"/>
+                    <w:i/>
+                    <w:iCs/>
+                    <w:color w:val="FFFFFF" w:themeColor="background1"/>
+                    <w:sz w:val="20"/>
+                    <w:szCs w:val="20"/>
+                  </w:rPr>
+                </w:pPr>
+              </w:p>
+            </w:txbxContent>
+          </v:textbox>
+        </v:shape>
+      </w:pict>
+    </w:r>
+  </w:p>
+</w:ftr>
 </file>
 
 <file path=word/footer2.xml><?xml version="1.0" encoding="utf-8"?>
-<ns0:ftr xmlns:ns0="http://schemas.openxmlformats.org/wordprocessingml/2006/main" xmlns:ns1="http://schemas.openxmlformats.org/markup-compatibility/2006" xmlns:ns2="http://schemas.microsoft.com/office/word/2010/wordml" xmlns:ns3="http://schemas.openxmlformats.org/drawingml/2006/wordprocessingDrawing" xmlns:ns4="http://schemas.microsoft.com/office/word/2010/wordprocessingDrawing" xmlns:ns5="http://schemas.openxmlformats.org/drawingml/2006/main" xmlns:ns6="http://schemas.openxmlformats.org/drawingml/2006/picture" xmlns:ns7="http://schemas.openxmlformats.org/officeDocument/2006/relationships" xmlns:ns8="http://schemas.microsoft.com/office/drawing/2010/main" ns1:Ignorable="w14 w15 w16se w16cid w16 w16cex w16sdtdh wp14">
-  <ns0:p ns2:paraId="038CD780" ns2:textId="1689D78C" ns0:rsidR="00846062" ns0:rsidRDefault="00846062">
-    <ns0:pPr>
-      <ns0:pStyle ns0:val="Piedepgina"/>
-    </ns0:pPr>
-    <ns0:r>
-      <ns0:rPr>
-        <ns0:noProof/>
-      </ns0:rPr>
-      <ns0:drawing>
-        <ns3:anchor distT="0" distB="0" distL="114300" distR="114300" simplePos="0" relativeHeight="251761664" behindDoc="0" locked="0" layoutInCell="1" allowOverlap="0" ns4:anchorId="4D34042B" ns4:editId="5F90C813">
-          <ns3:simplePos x="0" y="0"/>
-          <ns3:positionH relativeFrom="column">
-            <ns3:posOffset>7896225</ns3:posOffset>
-          </ns3:positionH>
-          <ns3:positionV relativeFrom="paragraph">
-            <ns3:posOffset>520000</ns3:posOffset>
-          </ns3:positionV>
-          <ns3:extent cx="1521460" cy="342900"/>
-          <ns3:effectExtent l="0" t="0" r="2540" b="0"/>
-          <ns3:wrapThrough wrapText="bothSides">
-            <ns3:wrapPolygon edited="0">
-              <ns3:start x="11088" y="0"/>
-              <ns3:lineTo x="0" y="3600"/>
-              <ns3:lineTo x="0" y="19200"/>
-              <ns3:lineTo x="9195" y="20400"/>
-              <ns3:lineTo x="19743" y="20400"/>
-              <ns3:lineTo x="21366" y="19200"/>
-              <ns3:lineTo x="21366" y="1200"/>
-              <ns3:lineTo x="14063" y="0"/>
-              <ns3:lineTo x="11088" y="0"/>
-            </ns3:wrapPolygon>
-          </ns3:wrapThrough>
-          <ns3:docPr id="1265839963" name="Imagen 11"/>
-          <ns3:cNvGraphicFramePr>
-            <ns5:graphicFrameLocks noChangeAspect="1"/>
-          </ns3:cNvGraphicFramePr>
-          <ns5:graphic>
-            <ns5:graphicData uri="http://schemas.openxmlformats.org/drawingml/2006/picture">
-              <ns6:pic>
-                <ns6:nvPicPr>
-                  <ns6:cNvPr id="1581274511" name="Imagen 11"/>
-                  <ns6:cNvPicPr>
-                    <ns5:picLocks noChangeAspect="1" noChangeArrowheads="1"/>
-                  </ns6:cNvPicPr>
-                </ns6:nvPicPr>
-                <ns6:blipFill>
-                  <ns5:blip ns7:embed="rId1">
-                    <ns5:extLst>
-                      <ns5:ext uri="{28A0092B-C50C-407E-A947-70E740481C1C}">
-                        <ns8:useLocalDpi val="0"/>
-                      </ns5:ext>
-                    </ns5:extLst>
-                  </ns5:blip>
-                  <ns5:stretch>
-                    <ns5:fillRect/>
-                  </ns5:stretch>
-                </ns6:blipFill>
-                <ns6:spPr bwMode="auto">
-                  <ns5:xfrm>
-                    <ns5:off x="0" y="0"/>
-                    <ns5:ext cx="1521460" cy="342900"/>
-                  </ns5:xfrm>
-                  <ns5:prstGeom prst="rect">
-                    <ns5:avLst/>
-                  </ns5:prstGeom>
-                  <ns5:noFill/>
-                  <ns5:ln>
-                    <ns5:noFill/>
-                  </ns5:ln>
-                </ns6:spPr>
-              </ns6:pic>
-            </ns5:graphicData>
-          </ns5:graphic>
-          <ns4:sizeRelH relativeFrom="page">
-            <ns4:pctWidth>0</ns4:pctWidth>
-          </ns4:sizeRelH>
-          <ns4:sizeRelV relativeFrom="page">
-            <ns4:pctHeight>0</ns4:pctHeight>
-          </ns4:sizeRelV>
-        </ns3:anchor>
-      </ns0:drawing>
-    </ns0:r>
-  </ns0:p>
-</ns0:ftr>
+<w:ftr xmlns:wpc="http://schemas.microsoft.com/office/word/2010/wordprocessingCanvas" xmlns:cx="http://schemas.microsoft.com/office/drawing/2014/chartex" xmlns:cx1="http://schemas.microsoft.com/office/drawing/2015/9/8/chartex" xmlns:cx2="http://schemas.microsoft.com/office/drawing/2015/10/21/chartex" xmlns:cx3="http://schemas.microsoft.com/office/drawing/2016/5/9/chartex" xmlns:cx4="http://schemas.microsoft.com/office/drawing/2016/5/10/chartex" xmlns:cx5="http://schemas.microsoft.com/office/drawing/2016/5/11/chartex" xmlns:cx6="http://schemas.microsoft.com/office/drawing/2016/5/12/chartex" xmlns:cx7="http://schemas.microsoft.com/office/drawing/2016/5/13/chartex" xmlns:cx8="http://schemas.microsoft.com/office/drawing/2016/5/14/chartex" xmlns:mc="http://schemas.openxmlformats.org/markup-compatibility/2006" xmlns:aink="http://schemas.microsoft.com/office/drawing/2016/ink" xmlns:am3d="http://schemas.microsoft.com/office/drawing/2017/model3d" xmlns:o="urn:schemas-microsoft-com:office:office" xmlns:oel="http://schemas.microsoft.com/office/2019/extlst" xmlns:r="http://schemas.openxmlformats.org/officeDocument/2006/relationships" xmlns:m="http://schemas.openxmlformats.org/officeDocument/2006/math" xmlns:v="urn:schemas-microsoft-com:vml" xmlns:wp14="http://schemas.microsoft.com/office/word/2010/wordprocessingDrawing" xmlns:wp="http://schemas.openxmlformats.org/drawingml/2006/wordprocessingDrawing" xmlns:w10="urn:schemas-microsoft-com:office:word" xmlns:w="http://schemas.openxmlformats.org/wordprocessingml/2006/main" xmlns:w14="http://schemas.microsoft.com/office/word/2010/wordml" xmlns:w15="http://schemas.microsoft.com/office/word/2012/wordml" xmlns:w16cex="http://schemas.microsoft.com/office/word/2018/wordml/cex" xmlns:w16cid="http://schemas.microsoft.com/office/word/2016/wordml/cid" xmlns:w16="http://schemas.microsoft.com/office/word/2018/wordml" xmlns:w16du="http://schemas.microsoft.com/office/word/2023/wordml/word16du" xmlns:w16sdtdh="http://schemas.microsoft.com/office/word/2020/wordml/sdtdatahash" xmlns:w16sdtfl="http://schemas.microsoft.com/office/word/2024/wordml/sdtformatlock" xmlns:w16se="http://schemas.microsoft.com/office/word/2015/wordml/symex" xmlns:wpg="http://schemas.microsoft.com/office/word/2010/wordprocessingGroup" xmlns:wpi="http://schemas.microsoft.com/office/word/2010/wordprocessingInk" xmlns:wne="http://schemas.microsoft.com/office/word/2006/wordml" xmlns:wps="http://schemas.microsoft.com/office/word/2010/wordprocessingShape" mc:Ignorable="w14 w15 w16se w16cid w16 w16cex w16sdtdh w16sdtfl w16du wp14">
+  <w:p>
+    <w:pPr>
+      <w:pStyle w:val="Piedepgina"/>
+    </w:pPr>
+  </w:p>
+</w:ftr>
 </file>
 
 <file path=word/footnotes.xml><?xml version="1.0" encoding="utf-8"?>
-<w:footnotes xmlns:wpc="http://schemas.microsoft.com/office/word/2010/wordprocessingCanvas" xmlns:cx="http://schemas.microsoft.com/office/drawing/2014/chartex" xmlns:cx1="http://schemas.microsoft.com/office/drawing/2015/9/8/chartex" xmlns:cx2="http://schemas.microsoft.com/office/drawing/2015/10/21/chartex" xmlns:cx3="http://schemas.microsoft.com/office/drawing/2016/5/9/chartex" xmlns:cx4="http://schemas.microsoft.com/office/drawing/2016/5/10/chartex" xmlns:cx5="http://schemas.microsoft.com/office/drawing/2016/5/11/chartex" xmlns:cx6="http://schemas.microsoft.com/office/drawing/2016/5/12/chartex" xmlns:cx7="http://schemas.microsoft.com/office/drawing/2016/5/13/chartex" xmlns:cx8="http://schemas.microsoft.com/office/drawing/2016/5/14/chartex" xmlns:mc="http://schemas.openxmlformats.org/markup-compatibility/2006" xmlns:aink="http://schemas.microsoft.com/office/drawing/2016/ink" xmlns:am3d="http://schemas.microsoft.com/office/drawing/2017/model3d" xmlns:o="urn:schemas-microsoft-com:office:office" xmlns:oel="http://schemas.microsoft.com/office/2019/extlst" xmlns:r="http://schemas.openxmlformats.org/officeDocument/2006/relationships" xmlns:m="http://schemas.openxmlformats.org/officeDocument/2006/math" xmlns:v="urn:schemas-microsoft-com:vml" xmlns:wp14="http://schemas.microsoft.com/office/word/2010/wordprocessingDrawing" xmlns:wp="http://schemas.openxmlformats.org/drawingml/2006/wordprocessingDrawing" xmlns:w10="urn:schemas-microsoft-com:office:word" xmlns:w="http://schemas.openxmlformats.org/wordprocessingml/2006/main" xmlns:w14="http://schemas.microsoft.com/office/word/2010/wordml" xmlns:w15="http://schemas.microsoft.com/office/word/2012/wordml" xmlns:w16cex="http://schemas.microsoft.com/office/word/2018/wordml/cex" xmlns:w16cid="http://schemas.microsoft.com/office/word/2016/wordml/cid" xmlns:w16="http://schemas.microsoft.com/office/word/2018/wordml" xmlns:w16sdtdh="http://schemas.microsoft.com/office/word/2020/wordml/sdtdatahash" xmlns:w16se="http://schemas.microsoft.com/office/word/2015/wordml/symex" xmlns:wpg="http://schemas.microsoft.com/office/word/2010/wordprocessingGroup" xmlns:wpi="http://schemas.microsoft.com/office/word/2010/wordprocessingInk" xmlns:wne="http://schemas.microsoft.com/office/word/2006/wordml" xmlns:wps="http://schemas.microsoft.com/office/word/2010/wordprocessingShape" mc:Ignorable="w14 w15 w16se w16cid w16 w16cex w16sdtdh wp14">
+<w:footnotes xmlns:wpc="http://schemas.microsoft.com/office/word/2010/wordprocessingCanvas" xmlns:cx="http://schemas.microsoft.com/office/drawing/2014/chartex" xmlns:cx1="http://schemas.microsoft.com/office/drawing/2015/9/8/chartex" xmlns:cx2="http://schemas.microsoft.com/office/drawing/2015/10/21/chartex" xmlns:cx3="http://schemas.microsoft.com/office/drawing/2016/5/9/chartex" xmlns:cx4="http://schemas.microsoft.com/office/drawing/2016/5/10/chartex" xmlns:cx5="http://schemas.microsoft.com/office/drawing/2016/5/11/chartex" xmlns:cx6="http://schemas.microsoft.com/office/drawing/2016/5/12/chartex" xmlns:cx7="http://schemas.microsoft.com/office/drawing/2016/5/13/chartex" xmlns:cx8="http://schemas.microsoft.com/office/drawing/2016/5/14/chartex" xmlns:mc="http://schemas.openxmlformats.org/markup-compatibility/2006" xmlns:aink="http://schemas.microsoft.com/office/drawing/2016/ink" xmlns:am3d="http://schemas.microsoft.com/office/drawing/2017/model3d" xmlns:o="urn:schemas-microsoft-com:office:office" xmlns:oel="http://schemas.microsoft.com/office/2019/extlst" xmlns:r="http://schemas.openxmlformats.org/officeDocument/2006/relationships" xmlns:m="http://schemas.openxmlformats.org/officeDocument/2006/math" xmlns:v="urn:schemas-microsoft-com:vml" xmlns:wp14="http://schemas.microsoft.com/office/word/2010/wordprocessingDrawing" xmlns:wp="http://schemas.openxmlformats.org/drawingml/2006/wordprocessingDrawing" xmlns:w10="urn:schemas-microsoft-com:office:word" xmlns:w="http://schemas.openxmlformats.org/wordprocessingml/2006/main" xmlns:w14="http://schemas.microsoft.com/office/word/2010/wordml" xmlns:w15="http://schemas.microsoft.com/office/word/2012/wordml" xmlns:w16cex="http://schemas.microsoft.com/office/word/2018/wordml/cex" xmlns:w16cid="http://schemas.microsoft.com/office/word/2016/wordml/cid" xmlns:w16="http://schemas.microsoft.com/office/word/2018/wordml" xmlns:w16du="http://schemas.microsoft.com/office/word/2023/wordml/word16du" xmlns:w16sdtdh="http://schemas.microsoft.com/office/word/2020/wordml/sdtdatahash" xmlns:w16sdtfl="http://schemas.microsoft.com/office/word/2024/wordml/sdtformatlock" xmlns:w16se="http://schemas.microsoft.com/office/word/2015/wordml/symex" xmlns:wpg="http://schemas.microsoft.com/office/word/2010/wordprocessingGroup" xmlns:wpi="http://schemas.microsoft.com/office/word/2010/wordprocessingInk" xmlns:wne="http://schemas.microsoft.com/office/word/2006/wordml" xmlns:wps="http://schemas.microsoft.com/office/word/2010/wordprocessingShape" mc:Ignorable="w14 w15 w16se w16cid w16 w16cex w16sdtdh w16sdtfl w16du wp14">
   <w:footnote w:type="separator" w:id="-1">
     <w:p>
       <w:pPr>
@@ -1784,7 +1549,7 @@
 </file>
 
 <file path=word/header1.xml><?xml version="1.0" encoding="utf-8"?>
-<w:hdr xmlns:wpc="http://schemas.microsoft.com/office/word/2010/wordprocessingCanvas" xmlns:cx="http://schemas.microsoft.com/office/drawing/2014/chartex" xmlns:cx1="http://schemas.microsoft.com/office/drawing/2015/9/8/chartex" xmlns:cx2="http://schemas.microsoft.com/office/drawing/2015/10/21/chartex" xmlns:cx3="http://schemas.microsoft.com/office/drawing/2016/5/9/chartex" xmlns:cx4="http://schemas.microsoft.com/office/drawing/2016/5/10/chartex" xmlns:cx5="http://schemas.microsoft.com/office/drawing/2016/5/11/chartex" xmlns:cx6="http://schemas.microsoft.com/office/drawing/2016/5/12/chartex" xmlns:cx7="http://schemas.microsoft.com/office/drawing/2016/5/13/chartex" xmlns:cx8="http://schemas.microsoft.com/office/drawing/2016/5/14/chartex" xmlns:mc="http://schemas.openxmlformats.org/markup-compatibility/2006" xmlns:aink="http://schemas.microsoft.com/office/drawing/2016/ink" xmlns:am3d="http://schemas.microsoft.com/office/drawing/2017/model3d" xmlns:o="urn:schemas-microsoft-com:office:office" xmlns:oel="http://schemas.microsoft.com/office/2019/extlst" xmlns:r="http://schemas.openxmlformats.org/officeDocument/2006/relationships" xmlns:m="http://schemas.openxmlformats.org/officeDocument/2006/math" xmlns:v="urn:schemas-microsoft-com:vml" xmlns:wp14="http://schemas.microsoft.com/office/word/2010/wordprocessingDrawing" xmlns:wp="http://schemas.openxmlformats.org/drawingml/2006/wordprocessingDrawing" xmlns:w10="urn:schemas-microsoft-com:office:word" xmlns:w="http://schemas.openxmlformats.org/wordprocessingml/2006/main" xmlns:w14="http://schemas.microsoft.com/office/word/2010/wordml" xmlns:w15="http://schemas.microsoft.com/office/word/2012/wordml" xmlns:w16cex="http://schemas.microsoft.com/office/word/2018/wordml/cex" xmlns:w16cid="http://schemas.microsoft.com/office/word/2016/wordml/cid" xmlns:w16="http://schemas.microsoft.com/office/word/2018/wordml" xmlns:w16sdtdh="http://schemas.microsoft.com/office/word/2020/wordml/sdtdatahash" xmlns:w16se="http://schemas.microsoft.com/office/word/2015/wordml/symex" xmlns:wpg="http://schemas.microsoft.com/office/word/2010/wordprocessingGroup" xmlns:wpi="http://schemas.microsoft.com/office/word/2010/wordprocessingInk" xmlns:wne="http://schemas.microsoft.com/office/word/2006/wordml" xmlns:wps="http://schemas.microsoft.com/office/word/2010/wordprocessingShape" mc:Ignorable="w14 w15 w16se w16cid w16 w16cex w16sdtdh wp14">
+<w:hdr xmlns:wpc="http://schemas.microsoft.com/office/word/2010/wordprocessingCanvas" xmlns:cx="http://schemas.microsoft.com/office/drawing/2014/chartex" xmlns:cx1="http://schemas.microsoft.com/office/drawing/2015/9/8/chartex" xmlns:cx2="http://schemas.microsoft.com/office/drawing/2015/10/21/chartex" xmlns:cx3="http://schemas.microsoft.com/office/drawing/2016/5/9/chartex" xmlns:cx4="http://schemas.microsoft.com/office/drawing/2016/5/10/chartex" xmlns:cx5="http://schemas.microsoft.com/office/drawing/2016/5/11/chartex" xmlns:cx6="http://schemas.microsoft.com/office/drawing/2016/5/12/chartex" xmlns:cx7="http://schemas.microsoft.com/office/drawing/2016/5/13/chartex" xmlns:cx8="http://schemas.microsoft.com/office/drawing/2016/5/14/chartex" xmlns:mc="http://schemas.openxmlformats.org/markup-compatibility/2006" xmlns:aink="http://schemas.microsoft.com/office/drawing/2016/ink" xmlns:am3d="http://schemas.microsoft.com/office/drawing/2017/model3d" xmlns:o="urn:schemas-microsoft-com:office:office" xmlns:oel="http://schemas.microsoft.com/office/2019/extlst" xmlns:r="http://schemas.openxmlformats.org/officeDocument/2006/relationships" xmlns:m="http://schemas.openxmlformats.org/officeDocument/2006/math" xmlns:v="urn:schemas-microsoft-com:vml" xmlns:wp14="http://schemas.microsoft.com/office/word/2010/wordprocessingDrawing" xmlns:wp="http://schemas.openxmlformats.org/drawingml/2006/wordprocessingDrawing" xmlns:w10="urn:schemas-microsoft-com:office:word" xmlns:w="http://schemas.openxmlformats.org/wordprocessingml/2006/main" xmlns:w14="http://schemas.microsoft.com/office/word/2010/wordml" xmlns:w15="http://schemas.microsoft.com/office/word/2012/wordml" xmlns:w16cex="http://schemas.microsoft.com/office/word/2018/wordml/cex" xmlns:w16cid="http://schemas.microsoft.com/office/word/2016/wordml/cid" xmlns:w16="http://schemas.microsoft.com/office/word/2018/wordml" xmlns:w16du="http://schemas.microsoft.com/office/word/2023/wordml/word16du" xmlns:w16sdtdh="http://schemas.microsoft.com/office/word/2020/wordml/sdtdatahash" xmlns:w16sdtfl="http://schemas.microsoft.com/office/word/2024/wordml/sdtformatlock" xmlns:w16se="http://schemas.microsoft.com/office/word/2015/wordml/symex" xmlns:wpg="http://schemas.microsoft.com/office/word/2010/wordprocessingGroup" xmlns:wpi="http://schemas.microsoft.com/office/word/2010/wordprocessingInk" xmlns:wne="http://schemas.microsoft.com/office/word/2006/wordml" xmlns:wps="http://schemas.microsoft.com/office/word/2010/wordprocessingShape" mc:Ignorable="w14 w15 w16se w16cid w16 w16cex w16sdtdh w16sdtfl w16du wp14">
   <w:p>
     <w:pPr>
       <w:pStyle w:val="Encabezado"/>
@@ -1824,7 +1589,7 @@
 </file>
 
 <file path=word/header2.xml><?xml version="1.0" encoding="utf-8"?>
-<w:hdr xmlns:wpc="http://schemas.microsoft.com/office/word/2010/wordprocessingCanvas" xmlns:cx="http://schemas.microsoft.com/office/drawing/2014/chartex" xmlns:cx1="http://schemas.microsoft.com/office/drawing/2015/9/8/chartex" xmlns:cx2="http://schemas.microsoft.com/office/drawing/2015/10/21/chartex" xmlns:cx3="http://schemas.microsoft.com/office/drawing/2016/5/9/chartex" xmlns:cx4="http://schemas.microsoft.com/office/drawing/2016/5/10/chartex" xmlns:cx5="http://schemas.microsoft.com/office/drawing/2016/5/11/chartex" xmlns:cx6="http://schemas.microsoft.com/office/drawing/2016/5/12/chartex" xmlns:cx7="http://schemas.microsoft.com/office/drawing/2016/5/13/chartex" xmlns:cx8="http://schemas.microsoft.com/office/drawing/2016/5/14/chartex" xmlns:mc="http://schemas.openxmlformats.org/markup-compatibility/2006" xmlns:aink="http://schemas.microsoft.com/office/drawing/2016/ink" xmlns:am3d="http://schemas.microsoft.com/office/drawing/2017/model3d" xmlns:o="urn:schemas-microsoft-com:office:office" xmlns:oel="http://schemas.microsoft.com/office/2019/extlst" xmlns:r="http://schemas.openxmlformats.org/officeDocument/2006/relationships" xmlns:m="http://schemas.openxmlformats.org/officeDocument/2006/math" xmlns:v="urn:schemas-microsoft-com:vml" xmlns:wp14="http://schemas.microsoft.com/office/word/2010/wordprocessingDrawing" xmlns:wp="http://schemas.openxmlformats.org/drawingml/2006/wordprocessingDrawing" xmlns:w10="urn:schemas-microsoft-com:office:word" xmlns:w="http://schemas.openxmlformats.org/wordprocessingml/2006/main" xmlns:w14="http://schemas.microsoft.com/office/word/2010/wordml" xmlns:w15="http://schemas.microsoft.com/office/word/2012/wordml" xmlns:w16cex="http://schemas.microsoft.com/office/word/2018/wordml/cex" xmlns:w16cid="http://schemas.microsoft.com/office/word/2016/wordml/cid" xmlns:w16="http://schemas.microsoft.com/office/word/2018/wordml" xmlns:w16sdtdh="http://schemas.microsoft.com/office/word/2020/wordml/sdtdatahash" xmlns:w16se="http://schemas.microsoft.com/office/word/2015/wordml/symex" xmlns:wpg="http://schemas.microsoft.com/office/word/2010/wordprocessingGroup" xmlns:wpi="http://schemas.microsoft.com/office/word/2010/wordprocessingInk" xmlns:wne="http://schemas.microsoft.com/office/word/2006/wordml" xmlns:wps="http://schemas.microsoft.com/office/word/2010/wordprocessingShape" mc:Ignorable="w14 w15 w16se w16cid w16 w16cex w16sdtdh wp14">
+<w:hdr xmlns:wpc="http://schemas.microsoft.com/office/word/2010/wordprocessingCanvas" xmlns:cx="http://schemas.microsoft.com/office/drawing/2014/chartex" xmlns:cx1="http://schemas.microsoft.com/office/drawing/2015/9/8/chartex" xmlns:cx2="http://schemas.microsoft.com/office/drawing/2015/10/21/chartex" xmlns:cx3="http://schemas.microsoft.com/office/drawing/2016/5/9/chartex" xmlns:cx4="http://schemas.microsoft.com/office/drawing/2016/5/10/chartex" xmlns:cx5="http://schemas.microsoft.com/office/drawing/2016/5/11/chartex" xmlns:cx6="http://schemas.microsoft.com/office/drawing/2016/5/12/chartex" xmlns:cx7="http://schemas.microsoft.com/office/drawing/2016/5/13/chartex" xmlns:cx8="http://schemas.microsoft.com/office/drawing/2016/5/14/chartex" xmlns:mc="http://schemas.openxmlformats.org/markup-compatibility/2006" xmlns:aink="http://schemas.microsoft.com/office/drawing/2016/ink" xmlns:am3d="http://schemas.microsoft.com/office/drawing/2017/model3d" xmlns:o="urn:schemas-microsoft-com:office:office" xmlns:oel="http://schemas.microsoft.com/office/2019/extlst" xmlns:r="http://schemas.openxmlformats.org/officeDocument/2006/relationships" xmlns:m="http://schemas.openxmlformats.org/officeDocument/2006/math" xmlns:v="urn:schemas-microsoft-com:vml" xmlns:wp14="http://schemas.microsoft.com/office/word/2010/wordprocessingDrawing" xmlns:wp="http://schemas.openxmlformats.org/drawingml/2006/wordprocessingDrawing" xmlns:w10="urn:schemas-microsoft-com:office:word" xmlns:w="http://schemas.openxmlformats.org/wordprocessingml/2006/main" xmlns:w14="http://schemas.microsoft.com/office/word/2010/wordml" xmlns:w15="http://schemas.microsoft.com/office/word/2012/wordml" xmlns:w16cex="http://schemas.microsoft.com/office/word/2018/wordml/cex" xmlns:w16cid="http://schemas.microsoft.com/office/word/2016/wordml/cid" xmlns:w16="http://schemas.microsoft.com/office/word/2018/wordml" xmlns:w16du="http://schemas.microsoft.com/office/word/2023/wordml/word16du" xmlns:w16sdtdh="http://schemas.microsoft.com/office/word/2020/wordml/sdtdatahash" xmlns:w16sdtfl="http://schemas.microsoft.com/office/word/2024/wordml/sdtformatlock" xmlns:w16se="http://schemas.microsoft.com/office/word/2015/wordml/symex" xmlns:wpg="http://schemas.microsoft.com/office/word/2010/wordprocessingGroup" xmlns:wpi="http://schemas.microsoft.com/office/word/2010/wordprocessingInk" xmlns:wne="http://schemas.microsoft.com/office/word/2006/wordml" xmlns:wps="http://schemas.microsoft.com/office/word/2010/wordprocessingShape" mc:Ignorable="w14 w15 w16se w16cid w16 w16cex w16sdtdh w16sdtfl w16du wp14">
   <w:p>
     <w:pPr>
       <w:pStyle w:val="Encabezado"/>
@@ -1940,7 +1705,7 @@
 </file>
 
 <file path=word/header3.xml><?xml version="1.0" encoding="utf-8"?>
-<w:hdr xmlns:wpc="http://schemas.microsoft.com/office/word/2010/wordprocessingCanvas" xmlns:cx="http://schemas.microsoft.com/office/drawing/2014/chartex" xmlns:cx1="http://schemas.microsoft.com/office/drawing/2015/9/8/chartex" xmlns:cx2="http://schemas.microsoft.com/office/drawing/2015/10/21/chartex" xmlns:cx3="http://schemas.microsoft.com/office/drawing/2016/5/9/chartex" xmlns:cx4="http://schemas.microsoft.com/office/drawing/2016/5/10/chartex" xmlns:cx5="http://schemas.microsoft.com/office/drawing/2016/5/11/chartex" xmlns:cx6="http://schemas.microsoft.com/office/drawing/2016/5/12/chartex" xmlns:cx7="http://schemas.microsoft.com/office/drawing/2016/5/13/chartex" xmlns:cx8="http://schemas.microsoft.com/office/drawing/2016/5/14/chartex" xmlns:mc="http://schemas.openxmlformats.org/markup-compatibility/2006" xmlns:aink="http://schemas.microsoft.com/office/drawing/2016/ink" xmlns:am3d="http://schemas.microsoft.com/office/drawing/2017/model3d" xmlns:o="urn:schemas-microsoft-com:office:office" xmlns:oel="http://schemas.microsoft.com/office/2019/extlst" xmlns:r="http://schemas.openxmlformats.org/officeDocument/2006/relationships" xmlns:m="http://schemas.openxmlformats.org/officeDocument/2006/math" xmlns:v="urn:schemas-microsoft-com:vml" xmlns:wp14="http://schemas.microsoft.com/office/word/2010/wordprocessingDrawing" xmlns:wp="http://schemas.openxmlformats.org/drawingml/2006/wordprocessingDrawing" xmlns:w10="urn:schemas-microsoft-com:office:word" xmlns:w="http://schemas.openxmlformats.org/wordprocessingml/2006/main" xmlns:w14="http://schemas.microsoft.com/office/word/2010/wordml" xmlns:w15="http://schemas.microsoft.com/office/word/2012/wordml" xmlns:w16cex="http://schemas.microsoft.com/office/word/2018/wordml/cex" xmlns:w16cid="http://schemas.microsoft.com/office/word/2016/wordml/cid" xmlns:w16="http://schemas.microsoft.com/office/word/2018/wordml" xmlns:w16sdtdh="http://schemas.microsoft.com/office/word/2020/wordml/sdtdatahash" xmlns:w16se="http://schemas.microsoft.com/office/word/2015/wordml/symex" xmlns:wpg="http://schemas.microsoft.com/office/word/2010/wordprocessingGroup" xmlns:wpi="http://schemas.microsoft.com/office/word/2010/wordprocessingInk" xmlns:wne="http://schemas.microsoft.com/office/word/2006/wordml" xmlns:wps="http://schemas.microsoft.com/office/word/2010/wordprocessingShape" mc:Ignorable="w14 w15 w16se w16cid w16 w16cex w16sdtdh wp14">
+<w:hdr xmlns:wpc="http://schemas.microsoft.com/office/word/2010/wordprocessingCanvas" xmlns:cx="http://schemas.microsoft.com/office/drawing/2014/chartex" xmlns:cx1="http://schemas.microsoft.com/office/drawing/2015/9/8/chartex" xmlns:cx2="http://schemas.microsoft.com/office/drawing/2015/10/21/chartex" xmlns:cx3="http://schemas.microsoft.com/office/drawing/2016/5/9/chartex" xmlns:cx4="http://schemas.microsoft.com/office/drawing/2016/5/10/chartex" xmlns:cx5="http://schemas.microsoft.com/office/drawing/2016/5/11/chartex" xmlns:cx6="http://schemas.microsoft.com/office/drawing/2016/5/12/chartex" xmlns:cx7="http://schemas.microsoft.com/office/drawing/2016/5/13/chartex" xmlns:cx8="http://schemas.microsoft.com/office/drawing/2016/5/14/chartex" xmlns:mc="http://schemas.openxmlformats.org/markup-compatibility/2006" xmlns:aink="http://schemas.microsoft.com/office/drawing/2016/ink" xmlns:am3d="http://schemas.microsoft.com/office/drawing/2017/model3d" xmlns:o="urn:schemas-microsoft-com:office:office" xmlns:oel="http://schemas.microsoft.com/office/2019/extlst" xmlns:r="http://schemas.openxmlformats.org/officeDocument/2006/relationships" xmlns:m="http://schemas.openxmlformats.org/officeDocument/2006/math" xmlns:v="urn:schemas-microsoft-com:vml" xmlns:wp14="http://schemas.microsoft.com/office/word/2010/wordprocessingDrawing" xmlns:wp="http://schemas.openxmlformats.org/drawingml/2006/wordprocessingDrawing" xmlns:w10="urn:schemas-microsoft-com:office:word" xmlns:w="http://schemas.openxmlformats.org/wordprocessingml/2006/main" xmlns:w14="http://schemas.microsoft.com/office/word/2010/wordml" xmlns:w15="http://schemas.microsoft.com/office/word/2012/wordml" xmlns:w16cex="http://schemas.microsoft.com/office/word/2018/wordml/cex" xmlns:w16cid="http://schemas.microsoft.com/office/word/2016/wordml/cid" xmlns:w16="http://schemas.microsoft.com/office/word/2018/wordml" xmlns:w16du="http://schemas.microsoft.com/office/word/2023/wordml/word16du" xmlns:w16sdtdh="http://schemas.microsoft.com/office/word/2020/wordml/sdtdatahash" xmlns:w16sdtfl="http://schemas.microsoft.com/office/word/2024/wordml/sdtformatlock" xmlns:w16se="http://schemas.microsoft.com/office/word/2015/wordml/symex" xmlns:wpg="http://schemas.microsoft.com/office/word/2010/wordprocessingGroup" xmlns:wpi="http://schemas.microsoft.com/office/word/2010/wordprocessingInk" xmlns:wne="http://schemas.microsoft.com/office/word/2006/wordml" xmlns:wps="http://schemas.microsoft.com/office/word/2010/wordprocessingShape" mc:Ignorable="w14 w15 w16se w16cid w16 w16cex w16sdtdh w16sdtfl w16du wp14">
   <w:p>
     <w:pPr>
       <w:pStyle w:val="Encabezado"/>
@@ -1980,7 +1745,7 @@
 </file>
 
 <file path=word/header4.xml><?xml version="1.0" encoding="utf-8"?>
-<w:hdr xmlns:wpc="http://schemas.microsoft.com/office/word/2010/wordprocessingCanvas" xmlns:cx="http://schemas.microsoft.com/office/drawing/2014/chartex" xmlns:cx1="http://schemas.microsoft.com/office/drawing/2015/9/8/chartex" xmlns:cx2="http://schemas.microsoft.com/office/drawing/2015/10/21/chartex" xmlns:cx3="http://schemas.microsoft.com/office/drawing/2016/5/9/chartex" xmlns:cx4="http://schemas.microsoft.com/office/drawing/2016/5/10/chartex" xmlns:cx5="http://schemas.microsoft.com/office/drawing/2016/5/11/chartex" xmlns:cx6="http://schemas.microsoft.com/office/drawing/2016/5/12/chartex" xmlns:cx7="http://schemas.microsoft.com/office/drawing/2016/5/13/chartex" xmlns:cx8="http://schemas.microsoft.com/office/drawing/2016/5/14/chartex" xmlns:mc="http://schemas.openxmlformats.org/markup-compatibility/2006" xmlns:aink="http://schemas.microsoft.com/office/drawing/2016/ink" xmlns:am3d="http://schemas.microsoft.com/office/drawing/2017/model3d" xmlns:o="urn:schemas-microsoft-com:office:office" xmlns:oel="http://schemas.microsoft.com/office/2019/extlst" xmlns:r="http://schemas.openxmlformats.org/officeDocument/2006/relationships" xmlns:m="http://schemas.openxmlformats.org/officeDocument/2006/math" xmlns:v="urn:schemas-microsoft-com:vml" xmlns:wp14="http://schemas.microsoft.com/office/word/2010/wordprocessingDrawing" xmlns:wp="http://schemas.openxmlformats.org/drawingml/2006/wordprocessingDrawing" xmlns:w10="urn:schemas-microsoft-com:office:word" xmlns:w="http://schemas.openxmlformats.org/wordprocessingml/2006/main" xmlns:w14="http://schemas.microsoft.com/office/word/2010/wordml" xmlns:w15="http://schemas.microsoft.com/office/word/2012/wordml" xmlns:w16cex="http://schemas.microsoft.com/office/word/2018/wordml/cex" xmlns:w16cid="http://schemas.microsoft.com/office/word/2016/wordml/cid" xmlns:w16="http://schemas.microsoft.com/office/word/2018/wordml" xmlns:w16sdtdh="http://schemas.microsoft.com/office/word/2020/wordml/sdtdatahash" xmlns:w16se="http://schemas.microsoft.com/office/word/2015/wordml/symex" xmlns:wpg="http://schemas.microsoft.com/office/word/2010/wordprocessingGroup" xmlns:wpi="http://schemas.microsoft.com/office/word/2010/wordprocessingInk" xmlns:wne="http://schemas.microsoft.com/office/word/2006/wordml" xmlns:wps="http://schemas.microsoft.com/office/word/2010/wordprocessingShape" mc:Ignorable="w14 w15 w16se w16cid w16 w16cex w16sdtdh wp14">
+<w:hdr xmlns:wpc="http://schemas.microsoft.com/office/word/2010/wordprocessingCanvas" xmlns:cx="http://schemas.microsoft.com/office/drawing/2014/chartex" xmlns:cx1="http://schemas.microsoft.com/office/drawing/2015/9/8/chartex" xmlns:cx2="http://schemas.microsoft.com/office/drawing/2015/10/21/chartex" xmlns:cx3="http://schemas.microsoft.com/office/drawing/2016/5/9/chartex" xmlns:cx4="http://schemas.microsoft.com/office/drawing/2016/5/10/chartex" xmlns:cx5="http://schemas.microsoft.com/office/drawing/2016/5/11/chartex" xmlns:cx6="http://schemas.microsoft.com/office/drawing/2016/5/12/chartex" xmlns:cx7="http://schemas.microsoft.com/office/drawing/2016/5/13/chartex" xmlns:cx8="http://schemas.microsoft.com/office/drawing/2016/5/14/chartex" xmlns:mc="http://schemas.openxmlformats.org/markup-compatibility/2006" xmlns:aink="http://schemas.microsoft.com/office/drawing/2016/ink" xmlns:am3d="http://schemas.microsoft.com/office/drawing/2017/model3d" xmlns:o="urn:schemas-microsoft-com:office:office" xmlns:oel="http://schemas.microsoft.com/office/2019/extlst" xmlns:r="http://schemas.openxmlformats.org/officeDocument/2006/relationships" xmlns:m="http://schemas.openxmlformats.org/officeDocument/2006/math" xmlns:v="urn:schemas-microsoft-com:vml" xmlns:wp14="http://schemas.microsoft.com/office/word/2010/wordprocessingDrawing" xmlns:wp="http://schemas.openxmlformats.org/drawingml/2006/wordprocessingDrawing" xmlns:w10="urn:schemas-microsoft-com:office:word" xmlns:w="http://schemas.openxmlformats.org/wordprocessingml/2006/main" xmlns:w14="http://schemas.microsoft.com/office/word/2010/wordml" xmlns:w15="http://schemas.microsoft.com/office/word/2012/wordml" xmlns:w16cex="http://schemas.microsoft.com/office/word/2018/wordml/cex" xmlns:w16cid="http://schemas.microsoft.com/office/word/2016/wordml/cid" xmlns:w16="http://schemas.microsoft.com/office/word/2018/wordml" xmlns:w16du="http://schemas.microsoft.com/office/word/2023/wordml/word16du" xmlns:w16sdtdh="http://schemas.microsoft.com/office/word/2020/wordml/sdtdatahash" xmlns:w16sdtfl="http://schemas.microsoft.com/office/word/2024/wordml/sdtformatlock" xmlns:w16se="http://schemas.microsoft.com/office/word/2015/wordml/symex" xmlns:wpg="http://schemas.microsoft.com/office/word/2010/wordprocessingGroup" xmlns:wpi="http://schemas.microsoft.com/office/word/2010/wordprocessingInk" xmlns:wne="http://schemas.microsoft.com/office/word/2006/wordml" xmlns:wps="http://schemas.microsoft.com/office/word/2010/wordprocessingShape" mc:Ignorable="w14 w15 w16se w16cid w16 w16cex w16sdtdh w16sdtfl w16du wp14">
   <w:p>
     <w:pPr>
       <w:pStyle w:val="Encabezado"/>
@@ -2020,7 +1785,7 @@
 </file>
 
 <file path=word/numbering.xml><?xml version="1.0" encoding="utf-8"?>
-<w:numbering xmlns:wpc="http://schemas.microsoft.com/office/word/2010/wordprocessingCanvas" xmlns:cx="http://schemas.microsoft.com/office/drawing/2014/chartex" xmlns:cx1="http://schemas.microsoft.com/office/drawing/2015/9/8/chartex" xmlns:cx2="http://schemas.microsoft.com/office/drawing/2015/10/21/chartex" xmlns:cx3="http://schemas.microsoft.com/office/drawing/2016/5/9/chartex" xmlns:cx4="http://schemas.microsoft.com/office/drawing/2016/5/10/chartex" xmlns:cx5="http://schemas.microsoft.com/office/drawing/2016/5/11/chartex" xmlns:cx6="http://schemas.microsoft.com/office/drawing/2016/5/12/chartex" xmlns:cx7="http://schemas.microsoft.com/office/drawing/2016/5/13/chartex" xmlns:cx8="http://schemas.microsoft.com/office/drawing/2016/5/14/chartex" xmlns:mc="http://schemas.openxmlformats.org/markup-compatibility/2006" xmlns:aink="http://schemas.microsoft.com/office/drawing/2016/ink" xmlns:am3d="http://schemas.microsoft.com/office/drawing/2017/model3d" xmlns:o="urn:schemas-microsoft-com:office:office" xmlns:oel="http://schemas.microsoft.com/office/2019/extlst" xmlns:r="http://schemas.openxmlformats.org/officeDocument/2006/relationships" xmlns:m="http://schemas.openxmlformats.org/officeDocument/2006/math" xmlns:v="urn:schemas-microsoft-com:vml" xmlns:wp14="http://schemas.microsoft.com/office/word/2010/wordprocessingDrawing" xmlns:wp="http://schemas.openxmlformats.org/drawingml/2006/wordprocessingDrawing" xmlns:w10="urn:schemas-microsoft-com:office:word" xmlns:w="http://schemas.openxmlformats.org/wordprocessingml/2006/main" xmlns:w14="http://schemas.microsoft.com/office/word/2010/wordml" xmlns:w15="http://schemas.microsoft.com/office/word/2012/wordml" xmlns:w16cex="http://schemas.microsoft.com/office/word/2018/wordml/cex" xmlns:w16cid="http://schemas.microsoft.com/office/word/2016/wordml/cid" xmlns:w16="http://schemas.microsoft.com/office/word/2018/wordml" xmlns:w16sdtdh="http://schemas.microsoft.com/office/word/2020/wordml/sdtdatahash" xmlns:w16se="http://schemas.microsoft.com/office/word/2015/wordml/symex" xmlns:wpg="http://schemas.microsoft.com/office/word/2010/wordprocessingGroup" xmlns:wpi="http://schemas.microsoft.com/office/word/2010/wordprocessingInk" xmlns:wne="http://schemas.microsoft.com/office/word/2006/wordml" xmlns:wps="http://schemas.microsoft.com/office/word/2010/wordprocessingShape" mc:Ignorable="w14 w15 w16se w16cid w16 w16cex w16sdtdh wp14">
+<w:numbering xmlns:wpc="http://schemas.microsoft.com/office/word/2010/wordprocessingCanvas" xmlns:cx="http://schemas.microsoft.com/office/drawing/2014/chartex" xmlns:cx1="http://schemas.microsoft.com/office/drawing/2015/9/8/chartex" xmlns:cx2="http://schemas.microsoft.com/office/drawing/2015/10/21/chartex" xmlns:cx3="http://schemas.microsoft.com/office/drawing/2016/5/9/chartex" xmlns:cx4="http://schemas.microsoft.com/office/drawing/2016/5/10/chartex" xmlns:cx5="http://schemas.microsoft.com/office/drawing/2016/5/11/chartex" xmlns:cx6="http://schemas.microsoft.com/office/drawing/2016/5/12/chartex" xmlns:cx7="http://schemas.microsoft.com/office/drawing/2016/5/13/chartex" xmlns:cx8="http://schemas.microsoft.com/office/drawing/2016/5/14/chartex" xmlns:mc="http://schemas.openxmlformats.org/markup-compatibility/2006" xmlns:aink="http://schemas.microsoft.com/office/drawing/2016/ink" xmlns:am3d="http://schemas.microsoft.com/office/drawing/2017/model3d" xmlns:o="urn:schemas-microsoft-com:office:office" xmlns:oel="http://schemas.microsoft.com/office/2019/extlst" xmlns:r="http://schemas.openxmlformats.org/officeDocument/2006/relationships" xmlns:m="http://schemas.openxmlformats.org/officeDocument/2006/math" xmlns:v="urn:schemas-microsoft-com:vml" xmlns:wp14="http://schemas.microsoft.com/office/word/2010/wordprocessingDrawing" xmlns:wp="http://schemas.openxmlformats.org/drawingml/2006/wordprocessingDrawing" xmlns:w10="urn:schemas-microsoft-com:office:word" xmlns:w="http://schemas.openxmlformats.org/wordprocessingml/2006/main" xmlns:w14="http://schemas.microsoft.com/office/word/2010/wordml" xmlns:w15="http://schemas.microsoft.com/office/word/2012/wordml" xmlns:w16cex="http://schemas.microsoft.com/office/word/2018/wordml/cex" xmlns:w16cid="http://schemas.microsoft.com/office/word/2016/wordml/cid" xmlns:w16="http://schemas.microsoft.com/office/word/2018/wordml" xmlns:w16du="http://schemas.microsoft.com/office/word/2023/wordml/word16du" xmlns:w16sdtdh="http://schemas.microsoft.com/office/word/2020/wordml/sdtdatahash" xmlns:w16sdtfl="http://schemas.microsoft.com/office/word/2024/wordml/sdtformatlock" xmlns:w16se="http://schemas.microsoft.com/office/word/2015/wordml/symex" xmlns:wpg="http://schemas.microsoft.com/office/word/2010/wordprocessingGroup" xmlns:wpi="http://schemas.microsoft.com/office/word/2010/wordprocessingInk" xmlns:wne="http://schemas.microsoft.com/office/word/2006/wordml" xmlns:wps="http://schemas.microsoft.com/office/word/2010/wordprocessingShape" mc:Ignorable="w14 w15 w16se w16cid w16 w16cex w16sdtdh w16sdtfl w16du wp14">
   <w:abstractNum w:abstractNumId="0" w15:restartNumberingAfterBreak="1">
     <w:nsid w:val="3FB134C0"/>
     <w:multiLevelType w:val="hybridMultilevel"/>
@@ -2232,7 +1997,7 @@
 </file>
 
 <file path=word/styles.xml><?xml version="1.0" encoding="utf-8"?>
-<w:styles xmlns:mc="http://schemas.openxmlformats.org/markup-compatibility/2006" xmlns:r="http://schemas.openxmlformats.org/officeDocument/2006/relationships" xmlns:w="http://schemas.openxmlformats.org/wordprocessingml/2006/main" xmlns:w14="http://schemas.microsoft.com/office/word/2010/wordml" xmlns:w15="http://schemas.microsoft.com/office/word/2012/wordml" xmlns:w16cex="http://schemas.microsoft.com/office/word/2018/wordml/cex" xmlns:w16cid="http://schemas.microsoft.com/office/word/2016/wordml/cid" xmlns:w16="http://schemas.microsoft.com/office/word/2018/wordml" xmlns:w16sdtdh="http://schemas.microsoft.com/office/word/2020/wordml/sdtdatahash" xmlns:w16se="http://schemas.microsoft.com/office/word/2015/wordml/symex" mc:Ignorable="w14 w15 w16se w16cid w16 w16cex w16sdtdh">
+<w:styles xmlns:mc="http://schemas.openxmlformats.org/markup-compatibility/2006" xmlns:r="http://schemas.openxmlformats.org/officeDocument/2006/relationships" xmlns:w="http://schemas.openxmlformats.org/wordprocessingml/2006/main" xmlns:w14="http://schemas.microsoft.com/office/word/2010/wordml" xmlns:w15="http://schemas.microsoft.com/office/word/2012/wordml" xmlns:w16cex="http://schemas.microsoft.com/office/word/2018/wordml/cex" xmlns:w16cid="http://schemas.microsoft.com/office/word/2016/wordml/cid" xmlns:w16="http://schemas.microsoft.com/office/word/2018/wordml" xmlns:w16du="http://schemas.microsoft.com/office/word/2023/wordml/word16du" xmlns:w16sdtdh="http://schemas.microsoft.com/office/word/2020/wordml/sdtdatahash" xmlns:w16sdtfl="http://schemas.microsoft.com/office/word/2024/wordml/sdtformatlock" xmlns:w16se="http://schemas.microsoft.com/office/word/2015/wordml/symex" mc:Ignorable="w14 w15 w16se w16cid w16 w16cex w16sdtdh w16sdtfl w16du">
   <w:docDefaults>
     <w:rPrDefault>
       <w:rPr>
@@ -3582,26 +3347,6 @@
 </file>
 
 <file path=customXml/item2.xml><?xml version="1.0" encoding="utf-8"?>
-<p:properties xmlns:p="http://schemas.microsoft.com/office/2006/metadata/properties" xmlns:xsi="http://www.w3.org/2001/XMLSchema-instance" xmlns:pc="http://schemas.microsoft.com/office/infopath/2007/PartnerControls">
-  <documentManagement>
-    <TaxCatchAll xmlns="f19a0660-eff8-4a0a-88b1-148171e5888f" xsi:nil="true"/>
-    <lcf76f155ced4ddcb4097134ff3c332f xmlns="77fa2e6a-c890-473c-9cd3-0e2c771a01fe">
-      <Terms xmlns="http://schemas.microsoft.com/office/infopath/2007/PartnerControls"/>
-    </lcf76f155ced4ddcb4097134ff3c332f>
-  </documentManagement>
-</p:properties>
-</file>
-
-<file path=customXml/item3.xml><?xml version="1.0" encoding="utf-8"?>
-<?mso-contentType ?>
-<FormTemplates xmlns="http://schemas.microsoft.com/sharepoint/v3/contenttype/forms">
-  <Display>DocumentLibraryForm</Display>
-  <Edit>DocumentLibraryForm</Edit>
-  <New>DocumentLibraryForm</New>
-</FormTemplates>
-</file>
-
-<file path=customXml/item4.xml><?xml version="1.0" encoding="utf-8"?>
 <ct:contentTypeSchema xmlns:ct="http://schemas.microsoft.com/office/2006/metadata/contentType" xmlns:ma="http://schemas.microsoft.com/office/2006/metadata/properties/metaAttributes" ct:_="" ma:_="" ma:contentTypeName="Documento" ma:contentTypeID="0x0101004270123DC90C94428E8E1882D1F55CE1" ma:contentTypeVersion="10" ma:contentTypeDescription="Crear nuevo documento." ma:contentTypeScope="" ma:versionID="08bcae22dceca39cbd01897d6b145d8d">
   <xsd:schema xmlns:xsd="http://www.w3.org/2001/XMLSchema" xmlns:xs="http://www.w3.org/2001/XMLSchema" xmlns:p="http://schemas.microsoft.com/office/2006/metadata/properties" xmlns:ns2="77fa2e6a-c890-473c-9cd3-0e2c771a01fe" xmlns:ns3="f19a0660-eff8-4a0a-88b1-148171e5888f" targetNamespace="http://schemas.microsoft.com/office/2006/metadata/properties" ma:root="true" ma:fieldsID="a50b932072646082de8f36acaaf5f67c" ns2:_="" ns3:_="">
     <xsd:import namespace="77fa2e6a-c890-473c-9cd3-0e2c771a01fe"/>
@@ -3790,6 +3535,26 @@
 </ct:contentTypeSchema>
 </file>
 
+<file path=customXml/item3.xml><?xml version="1.0" encoding="utf-8"?>
+<?mso-contentType ?>
+<FormTemplates xmlns="http://schemas.microsoft.com/sharepoint/v3/contenttype/forms">
+  <Display>DocumentLibraryForm</Display>
+  <Edit>DocumentLibraryForm</Edit>
+  <New>DocumentLibraryForm</New>
+</FormTemplates>
+</file>
+
+<file path=customXml/item4.xml><?xml version="1.0" encoding="utf-8"?>
+<p:properties xmlns:p="http://schemas.microsoft.com/office/2006/metadata/properties" xmlns:xsi="http://www.w3.org/2001/XMLSchema-instance" xmlns:pc="http://schemas.microsoft.com/office/infopath/2007/PartnerControls">
+  <documentManagement>
+    <TaxCatchAll xmlns="f19a0660-eff8-4a0a-88b1-148171e5888f" xsi:nil="true"/>
+    <lcf76f155ced4ddcb4097134ff3c332f xmlns="77fa2e6a-c890-473c-9cd3-0e2c771a01fe">
+      <Terms xmlns="http://schemas.microsoft.com/office/infopath/2007/PartnerControls"/>
+    </lcf76f155ced4ddcb4097134ff3c332f>
+  </documentManagement>
+</p:properties>
+</file>
+
 <file path=customXml/itemProps1.xml><?xml version="1.0" encoding="utf-8"?>
 <ds:datastoreItem xmlns:ds="http://schemas.openxmlformats.org/officeDocument/2006/customXml" ds:itemID="{6BB3F6BF-77F4-4147-A24C-445612012F39}">
   <ds:schemaRefs>
@@ -3799,25 +3564,6 @@
 </file>
 
 <file path=customXml/itemProps2.xml><?xml version="1.0" encoding="utf-8"?>
-<ds:datastoreItem xmlns:ds="http://schemas.openxmlformats.org/officeDocument/2006/customXml" ds:itemID="{553E5737-D331-4DD1-82CE-5E848C88615F}">
-  <ds:schemaRefs>
-    <ds:schemaRef ds:uri="http://schemas.microsoft.com/office/2006/metadata/properties"/>
-    <ds:schemaRef ds:uri="http://schemas.microsoft.com/office/infopath/2007/PartnerControls"/>
-    <ds:schemaRef ds:uri="f19a0660-eff8-4a0a-88b1-148171e5888f"/>
-    <ds:schemaRef ds:uri="77fa2e6a-c890-473c-9cd3-0e2c771a01fe"/>
-  </ds:schemaRefs>
-</ds:datastoreItem>
-</file>
-
-<file path=customXml/itemProps3.xml><?xml version="1.0" encoding="utf-8"?>
-<ds:datastoreItem xmlns:ds="http://schemas.openxmlformats.org/officeDocument/2006/customXml" ds:itemID="{CC443A29-BE70-4F25-AC8D-523C5A6067A7}">
-  <ds:schemaRefs>
-    <ds:schemaRef ds:uri="http://schemas.microsoft.com/sharepoint/v3/contenttype/forms"/>
-  </ds:schemaRefs>
-</ds:datastoreItem>
-</file>
-
-<file path=customXml/itemProps4.xml><?xml version="1.0" encoding="utf-8"?>
 <ds:datastoreItem xmlns:ds="http://schemas.openxmlformats.org/officeDocument/2006/customXml" ds:itemID="{7A963FBB-8985-4988-9C51-FF8E70FE3DA9}">
   <ds:schemaRefs>
     <ds:schemaRef ds:uri="http://schemas.microsoft.com/office/2006/metadata/contentType"/>
@@ -3834,4 +3580,23 @@
     <ds:schemaRef ds:uri="http://schemas.microsoft.com/internal/obd"/>
   </ds:schemaRefs>
 </ds:datastoreItem>
+</file>
+
+<file path=customXml/itemProps3.xml><?xml version="1.0" encoding="utf-8"?>
+<ds:datastoreItem xmlns:ds="http://schemas.openxmlformats.org/officeDocument/2006/customXml" ds:itemID="{CC443A29-BE70-4F25-AC8D-523C5A6067A7}">
+  <ds:schemaRefs>
+    <ds:schemaRef ds:uri="http://schemas.microsoft.com/sharepoint/v3/contenttype/forms"/>
+  </ds:schemaRefs>
+</ds:datastoreItem>
+</file>
+
+<file path=customXml/itemProps4.xml><?xml version="1.0" encoding="utf-8"?>
+<ds:datastoreItem xmlns:ds="http://schemas.openxmlformats.org/officeDocument/2006/customXml" ds:itemID="{553E5737-D331-4DD1-82CE-5E848C88615F}">
+  <ds:schemaRefs>
+    <ds:schemaRef ds:uri="http://schemas.microsoft.com/office/2006/metadata/properties"/>
+    <ds:schemaRef ds:uri="http://schemas.microsoft.com/office/infopath/2007/PartnerControls"/>
+    <ds:schemaRef ds:uri="f19a0660-eff8-4a0a-88b1-148171e5888f"/>
+    <ds:schemaRef ds:uri="77fa2e6a-c890-473c-9cd3-0e2c771a01fe"/>
+  </ds:schemaRefs>
+</ds:datastoreItem>
 </file>